--- a/Diplom_Reyting_postavschikov_Rech_k_zaschite.docx
+++ b/Diplom_Reyting_postavschikov_Rech_k_zaschite.docx
@@ -29,15 +29,7 @@
       </w:pPr>
       <w:r>
         <w:rPr/>
-        <w:t>Здравствуйте, уважаемые члены государственной аттестационной комиссии. Меня зовут _____. Я являюсь студент</w:t>
-      </w:r>
-      <w:r>
-        <w:rPr/>
-        <w:t>ом</w:t>
-      </w:r>
-      <w:r>
-        <w:rPr/>
-        <w:t xml:space="preserve"> 4 курса направления «Информационные системы и технологии». На Ваше рассмотрение я представляю свою выпускную квалификационную работу на тему «Информационная система комплексной оценки надежности поставщиков»</w:t>
+        <w:t>Здравствуйте, уважаемые члены государственной аттестационной комиссии. Меня зовут _____. Я являюсь студентом 4 курса направления «Информационные системы и технологии». На Ваше рассмотрение я представляю свою выпускную квалификационную работу на тему «Информационная система комплексной оценки надежности поставщиков»</w:t>
       </w:r>
     </w:p>
     <w:p>
@@ -52,13 +44,7 @@
         <w:rPr>
           <w:b/>
         </w:rPr>
-        <w:t xml:space="preserve">Слайд </w:t>
-      </w:r>
-      <w:r>
-        <w:rPr>
-          <w:b/>
-        </w:rPr>
-        <w:t>3</w:t>
+        <w:t>Слайд 3</w:t>
       </w:r>
     </w:p>
     <w:p>
@@ -71,23 +57,7 @@
       </w:pPr>
       <w:r>
         <w:rPr/>
-        <w:t xml:space="preserve">Целью выпускной квалификационной работы является разработка информационной системы оценки благонадежности поставщика товаров для повышения качества и эффективности труда сотрудников организации </w:t>
-      </w:r>
-      <w:r>
-        <w:rPr/>
-        <w:t>А</w:t>
-      </w:r>
-      <w:r>
-        <w:rPr/>
-        <w:t>О «</w:t>
-      </w:r>
-      <w:r>
-        <w:rPr/>
-        <w:t>РТК</w:t>
-      </w:r>
-      <w:r>
-        <w:rPr/>
-        <w:t>».</w:t>
+        <w:t>Целью выпускной квалификационной работы является разработка информационной системы оценки благонадежности поставщика товаров для повышения качества и эффективности труда сотрудников организации АО «РТК».</w:t>
       </w:r>
     </w:p>
     <w:p>
@@ -100,23 +70,7 @@
       </w:pPr>
       <w:r>
         <w:rPr/>
-        <w:t xml:space="preserve">Объектом исследования в выпускной квалификационной работе является торговая организация </w:t>
-      </w:r>
-      <w:r>
-        <w:rPr/>
-        <w:t>А</w:t>
-      </w:r>
-      <w:r>
-        <w:rPr/>
-        <w:t>О «</w:t>
-      </w:r>
-      <w:r>
-        <w:rPr/>
-        <w:t>РТК</w:t>
-      </w:r>
-      <w:r>
-        <w:rPr/>
-        <w:t>»</w:t>
+        <w:t>Объектом исследования в выпускной квалификационной работе является торговая организация АО «РТК»</w:t>
       </w:r>
     </w:p>
     <w:p>
@@ -146,13 +100,7 @@
         <w:rPr>
           <w:b/>
         </w:rPr>
-        <w:t xml:space="preserve">Слайд </w:t>
-      </w:r>
-      <w:r>
-        <w:rPr>
-          <w:b/>
-        </w:rPr>
-        <w:t>4</w:t>
+        <w:t>Слайд 4</w:t>
       </w:r>
     </w:p>
     <w:p>
@@ -165,23 +113,7 @@
       </w:pPr>
       <w:r>
         <w:rPr/>
-        <w:t xml:space="preserve">Основной функцией отдела закупок является деятельность, направленная на хорошо налаженное и постоянное обеспечение товарами. Именно поэтому процесс выбора и оценки благонадёжности поставщика является одной из наиболее важных задач отдела. Рассмотрим более подробно процесс закупки товаров в </w:t>
-      </w:r>
-      <w:r>
-        <w:rPr/>
-        <w:t>А</w:t>
-      </w:r>
-      <w:r>
-        <w:rPr/>
-        <w:t>О «</w:t>
-      </w:r>
-      <w:r>
-        <w:rPr/>
-        <w:t>РТК</w:t>
-      </w:r>
-      <w:r>
-        <w:rPr/>
-        <w:t>» с помощью Методология функционального моделирования IDEF0, являющейся составной частью SADT, которая позволяет наглядно и эффективно отобразить весь механизм деятельности предприятия в виде иерархической системы взаимосвязанных функций. Она позволит понять, какой результат последует из проводимой работы, какие объекты или информация служат необходимым набором для реализации процессов, что является управляющими факторами. Так же по средствам нотации IDEF0 можно выявить и недостатки бизнес-процессов, что является весьма ощутимой помощью входе анализа деятельности организации.</w:t>
+        <w:t>Основной функцией отдела закупок является деятельность, направленная на хорошо налаженное и постоянное обеспечение товарами. Именно поэтому процесс выбора и оценки благонадёжности поставщика является одной из наиболее важных задач отдела. Рассмотрим более подробно процесс закупки товаров в АО «РТК» с помощью Методология функционального моделирования IDEF0, являющейся составной частью SADT, которая позволяет наглядно и эффективно отобразить весь механизм деятельности предприятия в виде иерархической системы взаимосвязанных функций. Она позволит понять, какой результат последует из проводимой работы, какие объекты или информация служат необходимым набором для реализации процессов, что является управляющими факторами. Так же по средствам нотации IDEF0 можно выявить и недостатки бизнес-процессов, что является весьма ощутимой помощью входе анализа деятельности организации.</w:t>
       </w:r>
     </w:p>
     <w:p>
@@ -198,13 +130,7 @@
         <w:rPr>
           <w:b/>
         </w:rPr>
-        <w:t xml:space="preserve">Слайд </w:t>
-      </w:r>
-      <w:r>
-        <w:rPr>
-          <w:b/>
-        </w:rPr>
-        <w:t>5</w:t>
+        <w:t>Слайд 5</w:t>
       </w:r>
     </w:p>
     <w:p>
@@ -247,13 +173,7 @@
         <w:rPr>
           <w:b/>
         </w:rPr>
-        <w:t xml:space="preserve">Слайд </w:t>
-      </w:r>
-      <w:r>
-        <w:rPr>
-          <w:b/>
-        </w:rPr>
-        <w:t>6</w:t>
+        <w:t>Слайд 6</w:t>
       </w:r>
     </w:p>
     <w:p>
@@ -296,13 +216,7 @@
         <w:rPr>
           <w:b/>
         </w:rPr>
-        <w:t xml:space="preserve">Слайд </w:t>
-      </w:r>
-      <w:r>
-        <w:rPr>
-          <w:b/>
-        </w:rPr>
-        <w:t>7-8-9</w:t>
+        <w:t>Слайд 7-8-9</w:t>
       </w:r>
     </w:p>
     <w:p>
@@ -1290,9 +1204,7 @@
       </w:pPr>
       <w:r>
         <w:rPr>
-          <w:b w:val="false"/>
-          <w:bCs w:val="false"/>
-          <w:lang w:val="en-US"/>
+          <w:lang w:val="ru-RU"/>
         </w:rPr>
       </w:r>
     </w:p>
@@ -1457,9 +1369,7 @@
       </w:pPr>
       <w:r>
         <w:rPr>
-          <w:b w:val="false"/>
-          <w:bCs w:val="false"/>
-          <w:lang w:val="en-US"/>
+          <w:lang w:val="ru-RU"/>
         </w:rPr>
       </w:r>
     </w:p>
@@ -1874,7 +1784,9 @@
       </w:pPr>
       <w:r>
         <w:rPr>
-          <w:lang w:val="en-US"/>
+          <w:b w:val="false"/>
+          <w:bCs w:val="false"/>
+          <w:lang w:val="ru-RU"/>
         </w:rPr>
       </w:r>
     </w:p>
@@ -1924,7 +1836,9 @@
         </w:rPr>
       </w:pPr>
       <w:r>
-        <w:rPr/>
+        <w:rPr>
+          <w:b/>
+        </w:rPr>
       </w:r>
     </w:p>
     <w:p>
@@ -1941,13 +1855,7 @@
         <w:rPr>
           <w:b/>
         </w:rPr>
-        <w:t xml:space="preserve">Слайд </w:t>
-      </w:r>
-      <w:r>
-        <w:rPr>
-          <w:b/>
-        </w:rPr>
-        <w:t>12</w:t>
+        <w:t>Слайд 12</w:t>
       </w:r>
     </w:p>
     <w:p>
@@ -2000,10 +1908,403 @@
         <w:jc w:val="both"/>
         <w:rPr>
           <w:b/>
+          <w:bCs/>
         </w:rPr>
       </w:pPr>
       <w:r>
+        <w:rPr>
+          <w:b/>
+          <w:bCs/>
+        </w:rPr>
+        <w:t>Слайд 13</w:t>
+      </w:r>
+    </w:p>
+    <w:p>
+      <w:pPr>
+        <w:pStyle w:val="Normal"/>
+        <w:spacing w:lineRule="auto" w:line="240" w:before="0" w:after="0"/>
+        <w:ind w:firstLine="709"/>
+        <w:jc w:val="both"/>
+        <w:rPr>
+          <w:b/>
+          <w:bCs/>
+          <w:lang w:val="en-US"/>
+        </w:rPr>
+      </w:pPr>
+      <w:r>
+        <w:rPr>
+          <w:b/>
+          <w:bCs/>
+          <w:lang w:val="en-US"/>
+        </w:rPr>
+        <w:t>RandomForest  (300 деревьев)</w:t>
+      </w:r>
+    </w:p>
+    <w:p>
+      <w:pPr>
+        <w:pStyle w:val="Normal"/>
+        <w:spacing w:lineRule="auto" w:line="240" w:before="0" w:after="0"/>
+        <w:ind w:firstLine="709"/>
+        <w:jc w:val="both"/>
+        <w:rPr>
+          <w:b w:val="false"/>
+          <w:bCs w:val="false"/>
+          <w:lang w:val="en-US"/>
+        </w:rPr>
+      </w:pPr>
+      <w:r>
+        <w:rPr>
+          <w:b w:val="false"/>
+          <w:bCs w:val="false"/>
+          <w:lang w:val="en-US"/>
+        </w:rPr>
+        <w:t>Каждое дерево голосует за класс риска, побеждает большинство</w:t>
+      </w:r>
+    </w:p>
+    <w:p>
+      <w:pPr>
+        <w:pStyle w:val="Normal"/>
+        <w:spacing w:lineRule="auto" w:line="240" w:before="0" w:after="0"/>
+        <w:ind w:firstLine="709"/>
+        <w:jc w:val="both"/>
         <w:rPr/>
+      </w:pPr>
+      <w:r>
+        <w:rPr/>
+        <w:t>Устойчив к переобучению, хорошо работает с табличными данными</w:t>
+      </w:r>
+    </w:p>
+    <w:p>
+      <w:pPr>
+        <w:pStyle w:val="Normal"/>
+        <w:spacing w:lineRule="auto" w:line="240" w:before="0" w:after="0"/>
+        <w:ind w:firstLine="709"/>
+        <w:jc w:val="both"/>
+        <w:rPr/>
+      </w:pPr>
+      <w:r>
+        <w:rPr/>
+      </w:r>
+    </w:p>
+    <w:p>
+      <w:pPr>
+        <w:pStyle w:val="Normal"/>
+        <w:spacing w:lineRule="auto" w:line="240" w:before="0" w:after="0"/>
+        <w:ind w:firstLine="709"/>
+        <w:jc w:val="both"/>
+        <w:rPr>
+          <w:b/>
+          <w:bCs/>
+        </w:rPr>
+      </w:pPr>
+      <w:r>
+        <w:rPr>
+          <w:b/>
+          <w:bCs/>
+        </w:rPr>
+        <w:t>BalancedRandomForest (200 деревьев)</w:t>
+      </w:r>
+    </w:p>
+    <w:p>
+      <w:pPr>
+        <w:pStyle w:val="Normal"/>
+        <w:spacing w:lineRule="auto" w:line="240" w:before="0" w:after="0"/>
+        <w:ind w:firstLine="709"/>
+        <w:jc w:val="both"/>
+        <w:rPr>
+          <w:b w:val="false"/>
+          <w:bCs w:val="false"/>
+        </w:rPr>
+      </w:pPr>
+      <w:r>
+        <w:rPr>
+          <w:b w:val="false"/>
+          <w:bCs w:val="false"/>
+        </w:rPr>
+        <w:t xml:space="preserve">Сбалансированный случайный лес </w:t>
+      </w:r>
+      <w:r>
+        <w:rPr>
+          <w:b w:val="false"/>
+          <w:bCs w:val="false"/>
+        </w:rPr>
+        <w:t>(Количество всех случаев примерно одинаково, чтобы не упустить высокорисковые компании)</w:t>
+      </w:r>
+    </w:p>
+    <w:p>
+      <w:pPr>
+        <w:pStyle w:val="Normal"/>
+        <w:spacing w:lineRule="auto" w:line="240" w:before="0" w:after="0"/>
+        <w:ind w:firstLine="709"/>
+        <w:jc w:val="both"/>
+        <w:rPr>
+          <w:b w:val="false"/>
+          <w:bCs w:val="false"/>
+        </w:rPr>
+      </w:pPr>
+      <w:r>
+        <w:rPr>
+          <w:b w:val="false"/>
+          <w:bCs w:val="false"/>
+        </w:rPr>
+        <w:t>В реальных данных надежных поставщиков больше, чем ненадёжных. Эта модель умеет это компенсировать</w:t>
+      </w:r>
+    </w:p>
+    <w:p>
+      <w:pPr>
+        <w:pStyle w:val="Normal"/>
+        <w:spacing w:lineRule="auto" w:line="240" w:before="0" w:after="0"/>
+        <w:ind w:firstLine="709"/>
+        <w:jc w:val="both"/>
+        <w:rPr>
+          <w:b w:val="false"/>
+          <w:bCs w:val="false"/>
+        </w:rPr>
+      </w:pPr>
+      <w:r>
+        <w:rPr>
+          <w:b w:val="false"/>
+          <w:bCs w:val="false"/>
+        </w:rPr>
+      </w:r>
+    </w:p>
+    <w:p>
+      <w:pPr>
+        <w:pStyle w:val="Normal"/>
+        <w:spacing w:lineRule="auto" w:line="240" w:before="0" w:after="0"/>
+        <w:ind w:firstLine="709"/>
+        <w:jc w:val="both"/>
+        <w:rPr>
+          <w:b/>
+          <w:bCs/>
+        </w:rPr>
+      </w:pPr>
+      <w:r>
+        <w:rPr>
+          <w:b/>
+          <w:bCs/>
+        </w:rPr>
+        <w:t>Градиентный бустинг (XGBoost)</w:t>
+      </w:r>
+    </w:p>
+    <w:p>
+      <w:pPr>
+        <w:pStyle w:val="Normal"/>
+        <w:spacing w:lineRule="auto" w:line="240" w:before="0" w:after="0"/>
+        <w:ind w:firstLine="709"/>
+        <w:jc w:val="both"/>
+        <w:rPr>
+          <w:b w:val="false"/>
+          <w:bCs w:val="false"/>
+        </w:rPr>
+      </w:pPr>
+      <w:r>
+        <w:rPr>
+          <w:b w:val="false"/>
+          <w:bCs w:val="false"/>
+        </w:rPr>
+        <w:t>Каждое следующее дерево исправляет ошибки предыдущих</w:t>
+      </w:r>
+    </w:p>
+    <w:p>
+      <w:pPr>
+        <w:pStyle w:val="Normal"/>
+        <w:spacing w:lineRule="auto" w:line="240" w:before="0" w:after="0"/>
+        <w:ind w:firstLine="709"/>
+        <w:jc w:val="both"/>
+        <w:rPr>
+          <w:b w:val="false"/>
+          <w:bCs w:val="false"/>
+        </w:rPr>
+      </w:pPr>
+      <w:r>
+        <w:rPr>
+          <w:b w:val="false"/>
+          <w:bCs w:val="false"/>
+        </w:rPr>
+        <w:t>Один из лучших алгоритмов для табличных данных, высокая точность</w:t>
+      </w:r>
+    </w:p>
+    <w:p>
+      <w:pPr>
+        <w:pStyle w:val="Normal"/>
+        <w:spacing w:lineRule="auto" w:line="240" w:before="0" w:after="0"/>
+        <w:ind w:firstLine="709"/>
+        <w:jc w:val="both"/>
+        <w:rPr>
+          <w:b w:val="false"/>
+          <w:bCs w:val="false"/>
+        </w:rPr>
+      </w:pPr>
+      <w:r>
+        <w:rPr>
+          <w:b w:val="false"/>
+          <w:bCs w:val="false"/>
+        </w:rPr>
+      </w:r>
+    </w:p>
+    <w:p>
+      <w:pPr>
+        <w:pStyle w:val="Normal"/>
+        <w:spacing w:lineRule="auto" w:line="240" w:before="0" w:after="0"/>
+        <w:ind w:firstLine="709"/>
+        <w:jc w:val="both"/>
+        <w:rPr>
+          <w:b/>
+          <w:bCs/>
+        </w:rPr>
+      </w:pPr>
+      <w:r>
+        <w:rPr>
+          <w:b/>
+          <w:bCs/>
+        </w:rPr>
+        <w:t>GradientBoosting (300 итераций)</w:t>
+      </w:r>
+    </w:p>
+    <w:p>
+      <w:pPr>
+        <w:pStyle w:val="Normal"/>
+        <w:spacing w:lineRule="auto" w:line="240" w:before="0" w:after="0"/>
+        <w:ind w:firstLine="709"/>
+        <w:jc w:val="both"/>
+        <w:rPr>
+          <w:b w:val="false"/>
+          <w:bCs w:val="false"/>
+        </w:rPr>
+      </w:pPr>
+      <w:r>
+        <w:rPr>
+          <w:b w:val="false"/>
+          <w:bCs w:val="false"/>
+        </w:rPr>
+        <w:t>Классический градиентный бустинг</w:t>
+      </w:r>
+    </w:p>
+    <w:p>
+      <w:pPr>
+        <w:pStyle w:val="Normal"/>
+        <w:spacing w:lineRule="auto" w:line="240" w:before="0" w:after="0"/>
+        <w:ind w:firstLine="709"/>
+        <w:jc w:val="both"/>
+        <w:rPr/>
+      </w:pPr>
+      <w:r>
+        <w:rPr/>
+        <w:t>Медленнее, но иногда даёт лучший результат на сложных зависимостях</w:t>
+      </w:r>
+    </w:p>
+    <w:p>
+      <w:pPr>
+        <w:pStyle w:val="Normal"/>
+        <w:spacing w:lineRule="auto" w:line="240" w:before="0" w:after="0"/>
+        <w:ind w:firstLine="709"/>
+        <w:jc w:val="both"/>
+        <w:rPr/>
+      </w:pPr>
+      <w:r>
+        <w:rPr/>
+      </w:r>
+    </w:p>
+    <w:p>
+      <w:pPr>
+        <w:pStyle w:val="Normal"/>
+        <w:spacing w:lineRule="auto" w:line="240" w:before="0" w:after="0"/>
+        <w:ind w:firstLine="709"/>
+        <w:jc w:val="both"/>
+        <w:rPr>
+          <w:b/>
+          <w:bCs/>
+          <w:position w:val="0"/>
+          <w:sz w:val="22"/>
+          <w:vertAlign w:val="baseline"/>
+        </w:rPr>
+      </w:pPr>
+      <w:r>
+        <w:rPr>
+          <w:b/>
+          <w:bCs/>
+          <w:position w:val="0"/>
+          <w:sz w:val="22"/>
+          <w:vertAlign w:val="baseline"/>
+        </w:rPr>
+        <w:t>LogisticRegression</w:t>
+      </w:r>
+    </w:p>
+    <w:p>
+      <w:pPr>
+        <w:pStyle w:val="Normal"/>
+        <w:spacing w:lineRule="auto" w:line="240" w:before="0" w:after="0"/>
+        <w:ind w:firstLine="709"/>
+        <w:jc w:val="both"/>
+        <w:rPr/>
+      </w:pPr>
+      <w:r>
+        <w:rPr/>
+        <w:t>Логистическая регрессия</w:t>
+      </w:r>
+    </w:p>
+    <w:p>
+      <w:pPr>
+        <w:pStyle w:val="Normal"/>
+        <w:spacing w:lineRule="auto" w:line="240" w:before="0" w:after="0"/>
+        <w:ind w:firstLine="709"/>
+        <w:jc w:val="both"/>
+        <w:rPr/>
+      </w:pPr>
+      <w:r>
+        <w:rPr/>
+        <w:t>Назначение</w:t>
+        <w:tab/>
+        <w:t>Учится правильно комбинировать ответы 4 базовых моделей</w:t>
+      </w:r>
+    </w:p>
+    <w:p>
+      <w:pPr>
+        <w:pStyle w:val="Normal"/>
+        <w:spacing w:lineRule="auto" w:line="240" w:before="0" w:after="0"/>
+        <w:ind w:firstLine="709"/>
+        <w:jc w:val="both"/>
+        <w:rPr/>
+      </w:pPr>
+      <w:r>
+        <w:rPr/>
+        <w:t>Что на входе</w:t>
+        <w:tab/>
+        <w:t>Предсказания всех 4 базовых моделей + исходные признаки (passthrough=True)</w:t>
+      </w:r>
+    </w:p>
+    <w:p>
+      <w:pPr>
+        <w:pStyle w:val="Normal"/>
+        <w:spacing w:lineRule="auto" w:line="240" w:before="0" w:after="0"/>
+        <w:ind w:firstLine="709"/>
+        <w:jc w:val="both"/>
+        <w:rPr/>
+      </w:pPr>
+      <w:r>
+        <w:rPr/>
+        <w:t>Как работает</w:t>
+        <w:tab/>
+        <w:t>Методом многоклассовой регрессии (multinomial)</w:t>
+      </w:r>
+    </w:p>
+    <w:p>
+      <w:pPr>
+        <w:pStyle w:val="Normal"/>
+        <w:spacing w:lineRule="auto" w:line="240" w:before="0" w:after="0"/>
+        <w:ind w:firstLine="709"/>
+        <w:jc w:val="both"/>
+        <w:rPr>
+          <w:b/>
+          <w:vertAlign w:val="subscript"/>
+        </w:rPr>
+      </w:pPr>
+      <w:r>
+        <w:rPr>
+          <w:b/>
+          <w:vertAlign w:val="subscript"/>
+        </w:rPr>
       </w:r>
     </w:p>
     <w:p>
@@ -2020,13 +2321,23 @@
         <w:rPr>
           <w:b/>
         </w:rPr>
-        <w:t>Слайд 1</w:t>
       </w:r>
+    </w:p>
+    <w:p>
+      <w:pPr>
+        <w:pStyle w:val="Normal"/>
+        <w:spacing w:lineRule="auto" w:line="240" w:before="0" w:after="0"/>
+        <w:ind w:firstLine="709"/>
+        <w:jc w:val="both"/>
+        <w:rPr>
+          <w:b/>
+        </w:rPr>
+      </w:pPr>
       <w:r>
         <w:rPr>
           <w:b/>
         </w:rPr>
-        <w:t>8</w:t>
+        <w:t>Слайд 18</w:t>
       </w:r>
     </w:p>
     <w:p>
@@ -3582,6 +3893,7 @@
     <w:qFormat/>
     <w:pPr>
       <w:widowControl/>
+      <w:suppressAutoHyphens w:val="true"/>
       <w:bidi w:val="0"/>
       <w:spacing w:lineRule="auto" w:line="259" w:before="0" w:after="160"/>
       <w:jc w:val="left"/>
@@ -3614,6 +3926,14 @@
     <w:qFormat/>
     <w:rPr/>
   </w:style>
+  <w:style w:type="character" w:styleId="Strong">
+    <w:name w:val="Strong"/>
+    <w:qFormat/>
+    <w:rPr>
+      <w:b/>
+      <w:bCs/>
+    </w:rPr>
+  </w:style>
   <w:style w:type="paragraph" w:styleId="Style16">
     <w:name w:val="Заголовок"/>
     <w:basedOn w:val="Normal"/>
@@ -3825,6 +4145,7 @@
     <w:qFormat/>
     <w:pPr>
       <w:widowControl/>
+      <w:suppressAutoHyphens w:val="true"/>
       <w:bidi w:val="0"/>
       <w:spacing w:lineRule="auto" w:line="259" w:before="0" w:after="160"/>
       <w:jc w:val="left"/>
@@ -4002,8 +4323,9 @@
     <w:qFormat/>
     <w:pPr>
       <w:widowControl/>
-      <w:bidi w:val="0"/>
-      <w:spacing w:before="283" w:after="0" w:lineRule="auto" w:line="259"/>
+      <w:suppressAutoHyphens w:val="true"/>
+      <w:bidi w:val="0"/>
+      <w:spacing w:lineRule="auto" w:line="259" w:before="283" w:after="0"/>
       <w:jc w:val="left"/>
     </w:pPr>
     <w:rPr>
@@ -4231,6 +4553,7 @@
     <w:qFormat/>
     <w:pPr>
       <w:widowControl/>
+      <w:suppressAutoHyphens w:val="true"/>
       <w:bidi w:val="0"/>
       <w:spacing w:lineRule="auto" w:line="259" w:before="0" w:after="160"/>
       <w:jc w:val="center"/>
@@ -4260,6 +4583,7 @@
     <w:qFormat/>
     <w:pPr>
       <w:widowControl/>
+      <w:suppressAutoHyphens w:val="true"/>
       <w:bidi w:val="0"/>
       <w:spacing w:lineRule="auto" w:line="259" w:before="0" w:after="160"/>
       <w:jc w:val="center"/>
@@ -4288,6 +4612,7 @@
     <w:qFormat/>
     <w:pPr>
       <w:widowControl/>
+      <w:suppressAutoHyphens w:val="true"/>
       <w:bidi w:val="0"/>
       <w:spacing w:lineRule="auto" w:line="259" w:before="0" w:after="160"/>
       <w:ind w:hanging="340" w:left="340"/>
@@ -4317,6 +4642,7 @@
     <w:qFormat/>
     <w:pPr>
       <w:widowControl/>
+      <w:suppressAutoHyphens w:val="true"/>
       <w:bidi w:val="0"/>
       <w:spacing w:lineRule="auto" w:line="259" w:before="0" w:after="160"/>
       <w:jc w:val="left"/>
@@ -4335,6 +4661,7 @@
     <w:qFormat/>
     <w:pPr>
       <w:widowControl/>
+      <w:suppressAutoHyphens w:val="true"/>
       <w:bidi w:val="0"/>
       <w:spacing w:lineRule="auto" w:line="259" w:before="0" w:after="160"/>
       <w:jc w:val="left"/>
@@ -4353,6 +4680,7 @@
     <w:qFormat/>
     <w:pPr>
       <w:widowControl/>
+      <w:suppressAutoHyphens w:val="true"/>
       <w:bidi w:val="0"/>
       <w:spacing w:lineRule="auto" w:line="259" w:before="0" w:after="160"/>
       <w:jc w:val="left"/>
@@ -4659,6 +4987,7 @@
     <w:qFormat/>
     <w:pPr>
       <w:widowControl/>
+      <w:suppressAutoHyphens w:val="true"/>
       <w:bidi w:val="0"/>
       <w:spacing w:lineRule="auto" w:line="259" w:before="0" w:after="160"/>
       <w:jc w:val="left"/>
@@ -4677,6 +5006,7 @@
     <w:qFormat/>
     <w:pPr>
       <w:widowControl/>
+      <w:suppressAutoHyphens w:val="true"/>
       <w:bidi w:val="0"/>
       <w:spacing w:lineRule="auto" w:line="259" w:before="0" w:after="160"/>
       <w:jc w:val="left"/>
@@ -4695,6 +5025,7 @@
     <w:qFormat/>
     <w:pPr>
       <w:widowControl/>
+      <w:suppressAutoHyphens w:val="true"/>
       <w:bidi w:val="0"/>
       <w:spacing w:lineRule="auto" w:line="259" w:before="0" w:after="160"/>
       <w:ind w:hanging="340" w:left="340"/>
@@ -4724,8 +5055,9 @@
     <w:qFormat/>
     <w:pPr>
       <w:widowControl/>
-      <w:bidi w:val="0"/>
-      <w:spacing w:before="283" w:after="0" w:lineRule="auto" w:line="259"/>
+      <w:suppressAutoHyphens w:val="true"/>
+      <w:bidi w:val="0"/>
+      <w:spacing w:lineRule="auto" w:line="259" w:before="283" w:after="0"/>
       <w:jc w:val="left"/>
     </w:pPr>
     <w:rPr>
@@ -4953,8 +5285,9 @@
     <w:qFormat/>
     <w:pPr>
       <w:widowControl/>
-      <w:bidi w:val="0"/>
-      <w:spacing w:before="283" w:after="0" w:lineRule="auto" w:line="259"/>
+      <w:suppressAutoHyphens w:val="true"/>
+      <w:bidi w:val="0"/>
+      <w:spacing w:lineRule="auto" w:line="259" w:before="283" w:after="0"/>
       <w:jc w:val="left"/>
     </w:pPr>
     <w:rPr>
@@ -5182,6 +5515,7 @@
     <w:qFormat/>
     <w:pPr>
       <w:widowControl/>
+      <w:suppressAutoHyphens w:val="true"/>
       <w:bidi w:val="0"/>
       <w:spacing w:lineRule="auto" w:line="259" w:before="0" w:after="160"/>
       <w:jc w:val="center"/>
@@ -5211,6 +5545,7 @@
     <w:qFormat/>
     <w:pPr>
       <w:widowControl/>
+      <w:suppressAutoHyphens w:val="true"/>
       <w:bidi w:val="0"/>
       <w:spacing w:lineRule="auto" w:line="259" w:before="0" w:after="160"/>
       <w:jc w:val="center"/>
@@ -5239,6 +5574,7 @@
     <w:qFormat/>
     <w:pPr>
       <w:widowControl/>
+      <w:suppressAutoHyphens w:val="true"/>
       <w:bidi w:val="0"/>
       <w:spacing w:lineRule="auto" w:line="259" w:before="0" w:after="160"/>
       <w:ind w:hanging="340" w:left="340"/>
@@ -5268,6 +5604,7 @@
     <w:qFormat/>
     <w:pPr>
       <w:widowControl/>
+      <w:suppressAutoHyphens w:val="true"/>
       <w:bidi w:val="0"/>
       <w:spacing w:lineRule="auto" w:line="259" w:before="0" w:after="160"/>
       <w:jc w:val="left"/>
@@ -5286,6 +5623,7 @@
     <w:qFormat/>
     <w:pPr>
       <w:widowControl/>
+      <w:suppressAutoHyphens w:val="true"/>
       <w:bidi w:val="0"/>
       <w:spacing w:lineRule="auto" w:line="259" w:before="0" w:after="160"/>
       <w:jc w:val="left"/>
@@ -5304,8 +5642,9 @@
     <w:qFormat/>
     <w:pPr>
       <w:widowControl/>
-      <w:bidi w:val="0"/>
-      <w:spacing w:before="283" w:after="0" w:lineRule="auto" w:line="259"/>
+      <w:suppressAutoHyphens w:val="true"/>
+      <w:bidi w:val="0"/>
+      <w:spacing w:lineRule="auto" w:line="259" w:before="283" w:after="0"/>
       <w:jc w:val="left"/>
     </w:pPr>
     <w:rPr>
@@ -5533,6 +5872,7 @@
     <w:qFormat/>
     <w:pPr>
       <w:widowControl/>
+      <w:suppressAutoHyphens w:val="true"/>
       <w:bidi w:val="0"/>
       <w:spacing w:lineRule="auto" w:line="259" w:before="0" w:after="160"/>
       <w:jc w:val="center"/>
@@ -5562,6 +5902,7 @@
     <w:qFormat/>
     <w:pPr>
       <w:widowControl/>
+      <w:suppressAutoHyphens w:val="true"/>
       <w:bidi w:val="0"/>
       <w:spacing w:lineRule="auto" w:line="259" w:before="0" w:after="160"/>
       <w:jc w:val="center"/>
@@ -5590,6 +5931,7 @@
     <w:qFormat/>
     <w:pPr>
       <w:widowControl/>
+      <w:suppressAutoHyphens w:val="true"/>
       <w:bidi w:val="0"/>
       <w:spacing w:lineRule="auto" w:line="259" w:before="0" w:after="160"/>
       <w:ind w:hanging="340" w:left="340"/>
@@ -5619,6 +5961,7 @@
     <w:qFormat/>
     <w:pPr>
       <w:widowControl/>
+      <w:suppressAutoHyphens w:val="true"/>
       <w:bidi w:val="0"/>
       <w:spacing w:lineRule="auto" w:line="259" w:before="0" w:after="160"/>
       <w:jc w:val="left"/>
@@ -5637,6 +5980,7 @@
     <w:qFormat/>
     <w:pPr>
       <w:widowControl/>
+      <w:suppressAutoHyphens w:val="true"/>
       <w:bidi w:val="0"/>
       <w:spacing w:lineRule="auto" w:line="259" w:before="0" w:after="160"/>
       <w:jc w:val="left"/>
@@ -5655,8 +5999,9 @@
     <w:qFormat/>
     <w:pPr>
       <w:widowControl/>
-      <w:bidi w:val="0"/>
-      <w:spacing w:before="283" w:after="0" w:lineRule="auto" w:line="259"/>
+      <w:suppressAutoHyphens w:val="true"/>
+      <w:bidi w:val="0"/>
+      <w:spacing w:lineRule="auto" w:line="259" w:before="283" w:after="0"/>
       <w:jc w:val="left"/>
     </w:pPr>
     <w:rPr>
@@ -5884,6 +6229,7 @@
     <w:qFormat/>
     <w:pPr>
       <w:widowControl/>
+      <w:suppressAutoHyphens w:val="true"/>
       <w:bidi w:val="0"/>
       <w:spacing w:lineRule="auto" w:line="259" w:before="0" w:after="160"/>
       <w:jc w:val="center"/>
@@ -5913,6 +6259,7 @@
     <w:qFormat/>
     <w:pPr>
       <w:widowControl/>
+      <w:suppressAutoHyphens w:val="true"/>
       <w:bidi w:val="0"/>
       <w:spacing w:lineRule="auto" w:line="259" w:before="0" w:after="160"/>
       <w:jc w:val="center"/>
@@ -5941,6 +6288,7 @@
     <w:qFormat/>
     <w:pPr>
       <w:widowControl/>
+      <w:suppressAutoHyphens w:val="true"/>
       <w:bidi w:val="0"/>
       <w:spacing w:lineRule="auto" w:line="259" w:before="0" w:after="160"/>
       <w:ind w:hanging="340" w:left="340"/>
@@ -5970,6 +6318,7 @@
     <w:qFormat/>
     <w:pPr>
       <w:widowControl/>
+      <w:suppressAutoHyphens w:val="true"/>
       <w:bidi w:val="0"/>
       <w:spacing w:lineRule="auto" w:line="259" w:before="0" w:after="160"/>
       <w:jc w:val="left"/>
@@ -5988,6 +6337,7 @@
     <w:qFormat/>
     <w:pPr>
       <w:widowControl/>
+      <w:suppressAutoHyphens w:val="true"/>
       <w:bidi w:val="0"/>
       <w:spacing w:lineRule="auto" w:line="259" w:before="0" w:after="160"/>
       <w:jc w:val="left"/>
@@ -6006,8 +6356,9 @@
     <w:qFormat/>
     <w:pPr>
       <w:widowControl/>
-      <w:bidi w:val="0"/>
-      <w:spacing w:before="283" w:after="0" w:lineRule="auto" w:line="259"/>
+      <w:suppressAutoHyphens w:val="true"/>
+      <w:bidi w:val="0"/>
+      <w:spacing w:lineRule="auto" w:line="259" w:before="283" w:after="0"/>
       <w:jc w:val="left"/>
     </w:pPr>
     <w:rPr>
@@ -6235,6 +6586,7 @@
     <w:qFormat/>
     <w:pPr>
       <w:widowControl/>
+      <w:suppressAutoHyphens w:val="true"/>
       <w:bidi w:val="0"/>
       <w:spacing w:lineRule="auto" w:line="259" w:before="0" w:after="160"/>
       <w:jc w:val="center"/>
@@ -6264,6 +6616,7 @@
     <w:qFormat/>
     <w:pPr>
       <w:widowControl/>
+      <w:suppressAutoHyphens w:val="true"/>
       <w:bidi w:val="0"/>
       <w:spacing w:lineRule="auto" w:line="259" w:before="0" w:after="160"/>
       <w:jc w:val="center"/>
@@ -6292,6 +6645,7 @@
     <w:qFormat/>
     <w:pPr>
       <w:widowControl/>
+      <w:suppressAutoHyphens w:val="true"/>
       <w:bidi w:val="0"/>
       <w:spacing w:lineRule="auto" w:line="259" w:before="0" w:after="160"/>
       <w:ind w:hanging="340" w:left="340"/>
@@ -6321,6 +6675,7 @@
     <w:qFormat/>
     <w:pPr>
       <w:widowControl/>
+      <w:suppressAutoHyphens w:val="true"/>
       <w:bidi w:val="0"/>
       <w:spacing w:lineRule="auto" w:line="259" w:before="0" w:after="160"/>
       <w:jc w:val="left"/>
@@ -6339,6 +6694,7 @@
     <w:qFormat/>
     <w:pPr>
       <w:widowControl/>
+      <w:suppressAutoHyphens w:val="true"/>
       <w:bidi w:val="0"/>
       <w:spacing w:lineRule="auto" w:line="259" w:before="0" w:after="160"/>
       <w:jc w:val="left"/>
@@ -6357,8 +6713,9 @@
     <w:qFormat/>
     <w:pPr>
       <w:widowControl/>
-      <w:bidi w:val="0"/>
-      <w:spacing w:before="283" w:after="0" w:lineRule="auto" w:line="259"/>
+      <w:suppressAutoHyphens w:val="true"/>
+      <w:bidi w:val="0"/>
+      <w:spacing w:lineRule="auto" w:line="259" w:before="283" w:after="0"/>
       <w:jc w:val="left"/>
     </w:pPr>
     <w:rPr>
@@ -6586,6 +6943,7 @@
     <w:qFormat/>
     <w:pPr>
       <w:widowControl/>
+      <w:suppressAutoHyphens w:val="true"/>
       <w:bidi w:val="0"/>
       <w:spacing w:lineRule="auto" w:line="259" w:before="0" w:after="160"/>
       <w:jc w:val="center"/>
@@ -6615,6 +6973,7 @@
     <w:qFormat/>
     <w:pPr>
       <w:widowControl/>
+      <w:suppressAutoHyphens w:val="true"/>
       <w:bidi w:val="0"/>
       <w:spacing w:lineRule="auto" w:line="259" w:before="0" w:after="160"/>
       <w:jc w:val="center"/>
@@ -6643,6 +7002,7 @@
     <w:qFormat/>
     <w:pPr>
       <w:widowControl/>
+      <w:suppressAutoHyphens w:val="true"/>
       <w:bidi w:val="0"/>
       <w:spacing w:lineRule="auto" w:line="259" w:before="0" w:after="160"/>
       <w:ind w:hanging="340" w:left="340"/>
@@ -6672,6 +7032,7 @@
     <w:qFormat/>
     <w:pPr>
       <w:widowControl/>
+      <w:suppressAutoHyphens w:val="true"/>
       <w:bidi w:val="0"/>
       <w:spacing w:lineRule="auto" w:line="259" w:before="0" w:after="160"/>
       <w:jc w:val="left"/>
@@ -6690,6 +7051,7 @@
     <w:qFormat/>
     <w:pPr>
       <w:widowControl/>
+      <w:suppressAutoHyphens w:val="true"/>
       <w:bidi w:val="0"/>
       <w:spacing w:lineRule="auto" w:line="259" w:before="0" w:after="160"/>
       <w:jc w:val="left"/>
@@ -6708,8 +7070,9 @@
     <w:qFormat/>
     <w:pPr>
       <w:widowControl/>
-      <w:bidi w:val="0"/>
-      <w:spacing w:before="283" w:after="0" w:lineRule="auto" w:line="259"/>
+      <w:suppressAutoHyphens w:val="true"/>
+      <w:bidi w:val="0"/>
+      <w:spacing w:lineRule="auto" w:line="259" w:before="283" w:after="0"/>
       <w:jc w:val="left"/>
     </w:pPr>
     <w:rPr>
@@ -6937,6 +7300,7 @@
     <w:qFormat/>
     <w:pPr>
       <w:widowControl/>
+      <w:suppressAutoHyphens w:val="true"/>
       <w:bidi w:val="0"/>
       <w:spacing w:lineRule="auto" w:line="259" w:before="0" w:after="160"/>
       <w:jc w:val="center"/>
@@ -6966,6 +7330,7 @@
     <w:qFormat/>
     <w:pPr>
       <w:widowControl/>
+      <w:suppressAutoHyphens w:val="true"/>
       <w:bidi w:val="0"/>
       <w:spacing w:lineRule="auto" w:line="259" w:before="0" w:after="160"/>
       <w:jc w:val="center"/>
@@ -6994,6 +7359,7 @@
     <w:qFormat/>
     <w:pPr>
       <w:widowControl/>
+      <w:suppressAutoHyphens w:val="true"/>
       <w:bidi w:val="0"/>
       <w:spacing w:lineRule="auto" w:line="259" w:before="0" w:after="160"/>
       <w:ind w:hanging="340" w:left="340"/>
@@ -7023,6 +7389,7 @@
     <w:qFormat/>
     <w:pPr>
       <w:widowControl/>
+      <w:suppressAutoHyphens w:val="true"/>
       <w:bidi w:val="0"/>
       <w:spacing w:lineRule="auto" w:line="259" w:before="0" w:after="160"/>
       <w:jc w:val="left"/>
@@ -7041,6 +7408,7 @@
     <w:qFormat/>
     <w:pPr>
       <w:widowControl/>
+      <w:suppressAutoHyphens w:val="true"/>
       <w:bidi w:val="0"/>
       <w:spacing w:lineRule="auto" w:line="259" w:before="0" w:after="160"/>
       <w:jc w:val="left"/>
@@ -7059,8 +7427,9 @@
     <w:qFormat/>
     <w:pPr>
       <w:widowControl/>
-      <w:bidi w:val="0"/>
-      <w:spacing w:before="283" w:after="0" w:lineRule="auto" w:line="259"/>
+      <w:suppressAutoHyphens w:val="true"/>
+      <w:bidi w:val="0"/>
+      <w:spacing w:lineRule="auto" w:line="259" w:before="283" w:after="0"/>
       <w:jc w:val="left"/>
     </w:pPr>
     <w:rPr>
@@ -7288,6 +7657,7 @@
     <w:qFormat/>
     <w:pPr>
       <w:widowControl/>
+      <w:suppressAutoHyphens w:val="true"/>
       <w:bidi w:val="0"/>
       <w:spacing w:lineRule="auto" w:line="259" w:before="0" w:after="160"/>
       <w:jc w:val="center"/>
@@ -7317,6 +7687,7 @@
     <w:qFormat/>
     <w:pPr>
       <w:widowControl/>
+      <w:suppressAutoHyphens w:val="true"/>
       <w:bidi w:val="0"/>
       <w:spacing w:lineRule="auto" w:line="259" w:before="0" w:after="160"/>
       <w:jc w:val="center"/>
@@ -7345,6 +7716,7 @@
     <w:qFormat/>
     <w:pPr>
       <w:widowControl/>
+      <w:suppressAutoHyphens w:val="true"/>
       <w:bidi w:val="0"/>
       <w:spacing w:lineRule="auto" w:line="259" w:before="0" w:after="160"/>
       <w:ind w:hanging="340" w:left="340"/>
@@ -7374,6 +7746,7 @@
     <w:qFormat/>
     <w:pPr>
       <w:widowControl/>
+      <w:suppressAutoHyphens w:val="true"/>
       <w:bidi w:val="0"/>
       <w:spacing w:lineRule="auto" w:line="259" w:before="0" w:after="160"/>
       <w:jc w:val="left"/>
@@ -7392,6 +7765,7 @@
     <w:qFormat/>
     <w:pPr>
       <w:widowControl/>
+      <w:suppressAutoHyphens w:val="true"/>
       <w:bidi w:val="0"/>
       <w:spacing w:lineRule="auto" w:line="259" w:before="0" w:after="160"/>
       <w:jc w:val="left"/>
@@ -7410,8 +7784,9 @@
     <w:qFormat/>
     <w:pPr>
       <w:widowControl/>
-      <w:bidi w:val="0"/>
-      <w:spacing w:before="283" w:after="0" w:lineRule="auto" w:line="259"/>
+      <w:suppressAutoHyphens w:val="true"/>
+      <w:bidi w:val="0"/>
+      <w:spacing w:lineRule="auto" w:line="259" w:before="283" w:after="0"/>
       <w:jc w:val="left"/>
     </w:pPr>
     <w:rPr>
@@ -7639,6 +8014,7 @@
     <w:qFormat/>
     <w:pPr>
       <w:widowControl/>
+      <w:suppressAutoHyphens w:val="true"/>
       <w:bidi w:val="0"/>
       <w:spacing w:lineRule="auto" w:line="259" w:before="0" w:after="160"/>
       <w:jc w:val="center"/>
@@ -7668,6 +8044,7 @@
     <w:qFormat/>
     <w:pPr>
       <w:widowControl/>
+      <w:suppressAutoHyphens w:val="true"/>
       <w:bidi w:val="0"/>
       <w:spacing w:lineRule="auto" w:line="259" w:before="0" w:after="160"/>
       <w:jc w:val="center"/>
@@ -7696,6 +8073,7 @@
     <w:qFormat/>
     <w:pPr>
       <w:widowControl/>
+      <w:suppressAutoHyphens w:val="true"/>
       <w:bidi w:val="0"/>
       <w:spacing w:lineRule="auto" w:line="259" w:before="0" w:after="160"/>
       <w:ind w:hanging="340" w:left="340"/>
@@ -7725,6 +8103,7 @@
     <w:qFormat/>
     <w:pPr>
       <w:widowControl/>
+      <w:suppressAutoHyphens w:val="true"/>
       <w:bidi w:val="0"/>
       <w:spacing w:lineRule="auto" w:line="259" w:before="0" w:after="160"/>
       <w:jc w:val="left"/>
@@ -7743,6 +8122,7 @@
     <w:qFormat/>
     <w:pPr>
       <w:widowControl/>
+      <w:suppressAutoHyphens w:val="true"/>
       <w:bidi w:val="0"/>
       <w:spacing w:lineRule="auto" w:line="259" w:before="0" w:after="160"/>
       <w:jc w:val="left"/>
@@ -7761,8 +8141,9 @@
     <w:qFormat/>
     <w:pPr>
       <w:widowControl/>
-      <w:bidi w:val="0"/>
-      <w:spacing w:before="283" w:after="0" w:lineRule="auto" w:line="259"/>
+      <w:suppressAutoHyphens w:val="true"/>
+      <w:bidi w:val="0"/>
+      <w:spacing w:lineRule="auto" w:line="259" w:before="283" w:after="0"/>
       <w:jc w:val="left"/>
     </w:pPr>
     <w:rPr>
@@ -7990,6 +8371,7 @@
     <w:qFormat/>
     <w:pPr>
       <w:widowControl/>
+      <w:suppressAutoHyphens w:val="true"/>
       <w:bidi w:val="0"/>
       <w:spacing w:lineRule="auto" w:line="259" w:before="0" w:after="160"/>
       <w:jc w:val="center"/>
@@ -8019,6 +8401,7 @@
     <w:qFormat/>
     <w:pPr>
       <w:widowControl/>
+      <w:suppressAutoHyphens w:val="true"/>
       <w:bidi w:val="0"/>
       <w:spacing w:lineRule="auto" w:line="259" w:before="0" w:after="160"/>
       <w:jc w:val="center"/>
@@ -8047,6 +8430,7 @@
     <w:qFormat/>
     <w:pPr>
       <w:widowControl/>
+      <w:suppressAutoHyphens w:val="true"/>
       <w:bidi w:val="0"/>
       <w:spacing w:lineRule="auto" w:line="259" w:before="0" w:after="160"/>
       <w:ind w:hanging="340" w:left="340"/>
@@ -8076,6 +8460,7 @@
     <w:qFormat/>
     <w:pPr>
       <w:widowControl/>
+      <w:suppressAutoHyphens w:val="true"/>
       <w:bidi w:val="0"/>
       <w:spacing w:lineRule="auto" w:line="259" w:before="0" w:after="160"/>
       <w:jc w:val="left"/>
@@ -8094,6 +8479,7 @@
     <w:qFormat/>
     <w:pPr>
       <w:widowControl/>
+      <w:suppressAutoHyphens w:val="true"/>
       <w:bidi w:val="0"/>
       <w:spacing w:lineRule="auto" w:line="259" w:before="0" w:after="160"/>
       <w:jc w:val="left"/>
@@ -8112,8 +8498,9 @@
     <w:qFormat/>
     <w:pPr>
       <w:widowControl/>
-      <w:bidi w:val="0"/>
-      <w:spacing w:before="283" w:after="0" w:lineRule="auto" w:line="259"/>
+      <w:suppressAutoHyphens w:val="true"/>
+      <w:bidi w:val="0"/>
+      <w:spacing w:lineRule="auto" w:line="259" w:before="283" w:after="0"/>
       <w:jc w:val="left"/>
     </w:pPr>
     <w:rPr>
@@ -8341,6 +8728,7 @@
     <w:qFormat/>
     <w:pPr>
       <w:widowControl/>
+      <w:suppressAutoHyphens w:val="true"/>
       <w:bidi w:val="0"/>
       <w:spacing w:lineRule="auto" w:line="259" w:before="0" w:after="160"/>
       <w:jc w:val="center"/>
@@ -8370,6 +8758,7 @@
     <w:qFormat/>
     <w:pPr>
       <w:widowControl/>
+      <w:suppressAutoHyphens w:val="true"/>
       <w:bidi w:val="0"/>
       <w:spacing w:lineRule="auto" w:line="259" w:before="0" w:after="160"/>
       <w:jc w:val="center"/>
@@ -8398,6 +8787,7 @@
     <w:qFormat/>
     <w:pPr>
       <w:widowControl/>
+      <w:suppressAutoHyphens w:val="true"/>
       <w:bidi w:val="0"/>
       <w:spacing w:lineRule="auto" w:line="259" w:before="0" w:after="160"/>
       <w:ind w:hanging="340" w:left="340"/>
@@ -8427,6 +8817,7 @@
     <w:qFormat/>
     <w:pPr>
       <w:widowControl/>
+      <w:suppressAutoHyphens w:val="true"/>
       <w:bidi w:val="0"/>
       <w:spacing w:lineRule="auto" w:line="259" w:before="0" w:after="160"/>
       <w:jc w:val="left"/>
@@ -8445,6 +8836,7 @@
     <w:qFormat/>
     <w:pPr>
       <w:widowControl/>
+      <w:suppressAutoHyphens w:val="true"/>
       <w:bidi w:val="0"/>
       <w:spacing w:lineRule="auto" w:line="259" w:before="0" w:after="160"/>
       <w:jc w:val="left"/>
@@ -8463,8 +8855,9 @@
     <w:qFormat/>
     <w:pPr>
       <w:widowControl/>
-      <w:bidi w:val="0"/>
-      <w:spacing w:before="283" w:after="0" w:lineRule="auto" w:line="259"/>
+      <w:suppressAutoHyphens w:val="true"/>
+      <w:bidi w:val="0"/>
+      <w:spacing w:lineRule="auto" w:line="259" w:before="283" w:after="0"/>
       <w:jc w:val="left"/>
     </w:pPr>
     <w:rPr>
@@ -8692,6 +9085,7 @@
     <w:qFormat/>
     <w:pPr>
       <w:widowControl/>
+      <w:suppressAutoHyphens w:val="true"/>
       <w:bidi w:val="0"/>
       <w:spacing w:lineRule="auto" w:line="259" w:before="0" w:after="160"/>
       <w:jc w:val="center"/>
@@ -8721,6 +9115,7 @@
     <w:qFormat/>
     <w:pPr>
       <w:widowControl/>
+      <w:suppressAutoHyphens w:val="true"/>
       <w:bidi w:val="0"/>
       <w:spacing w:lineRule="auto" w:line="259" w:before="0" w:after="160"/>
       <w:jc w:val="center"/>
@@ -8749,6 +9144,7 @@
     <w:qFormat/>
     <w:pPr>
       <w:widowControl/>
+      <w:suppressAutoHyphens w:val="true"/>
       <w:bidi w:val="0"/>
       <w:spacing w:lineRule="auto" w:line="259" w:before="0" w:after="160"/>
       <w:ind w:hanging="340" w:left="340"/>
@@ -8778,6 +9174,7 @@
     <w:qFormat/>
     <w:pPr>
       <w:widowControl/>
+      <w:suppressAutoHyphens w:val="true"/>
       <w:bidi w:val="0"/>
       <w:spacing w:lineRule="auto" w:line="259" w:before="0" w:after="160"/>
       <w:jc w:val="left"/>
@@ -8796,6 +9193,7 @@
     <w:qFormat/>
     <w:pPr>
       <w:widowControl/>
+      <w:suppressAutoHyphens w:val="true"/>
       <w:bidi w:val="0"/>
       <w:spacing w:lineRule="auto" w:line="259" w:before="0" w:after="160"/>
       <w:jc w:val="left"/>
@@ -8814,8 +9212,9 @@
     <w:qFormat/>
     <w:pPr>
       <w:widowControl/>
-      <w:bidi w:val="0"/>
-      <w:spacing w:before="283" w:after="0" w:lineRule="auto" w:line="259"/>
+      <w:suppressAutoHyphens w:val="true"/>
+      <w:bidi w:val="0"/>
+      <w:spacing w:lineRule="auto" w:line="259" w:before="283" w:after="0"/>
       <w:jc w:val="left"/>
     </w:pPr>
     <w:rPr>
@@ -9043,6 +9442,7 @@
     <w:qFormat/>
     <w:pPr>
       <w:widowControl/>
+      <w:suppressAutoHyphens w:val="true"/>
       <w:bidi w:val="0"/>
       <w:spacing w:lineRule="auto" w:line="259" w:before="0" w:after="160"/>
       <w:jc w:val="center"/>
@@ -9072,6 +9472,7 @@
     <w:qFormat/>
     <w:pPr>
       <w:widowControl/>
+      <w:suppressAutoHyphens w:val="true"/>
       <w:bidi w:val="0"/>
       <w:spacing w:lineRule="auto" w:line="259" w:before="0" w:after="160"/>
       <w:jc w:val="center"/>
@@ -9100,6 +9501,7 @@
     <w:qFormat/>
     <w:pPr>
       <w:widowControl/>
+      <w:suppressAutoHyphens w:val="true"/>
       <w:bidi w:val="0"/>
       <w:spacing w:lineRule="auto" w:line="259" w:before="0" w:after="160"/>
       <w:ind w:hanging="340" w:left="340"/>
@@ -9129,6 +9531,7 @@
     <w:qFormat/>
     <w:pPr>
       <w:widowControl/>
+      <w:suppressAutoHyphens w:val="true"/>
       <w:bidi w:val="0"/>
       <w:spacing w:lineRule="auto" w:line="259" w:before="0" w:after="160"/>
       <w:jc w:val="left"/>
@@ -9147,6 +9550,7 @@
     <w:qFormat/>
     <w:pPr>
       <w:widowControl/>
+      <w:suppressAutoHyphens w:val="true"/>
       <w:bidi w:val="0"/>
       <w:spacing w:lineRule="auto" w:line="259" w:before="0" w:after="160"/>
       <w:jc w:val="left"/>
@@ -9165,8 +9569,9 @@
     <w:qFormat/>
     <w:pPr>
       <w:widowControl/>
-      <w:bidi w:val="0"/>
-      <w:spacing w:before="283" w:after="0" w:lineRule="auto" w:line="259"/>
+      <w:suppressAutoHyphens w:val="true"/>
+      <w:bidi w:val="0"/>
+      <w:spacing w:lineRule="auto" w:line="259" w:before="283" w:after="0"/>
       <w:jc w:val="left"/>
     </w:pPr>
     <w:rPr>
@@ -9394,6 +9799,7 @@
     <w:qFormat/>
     <w:pPr>
       <w:widowControl/>
+      <w:suppressAutoHyphens w:val="true"/>
       <w:bidi w:val="0"/>
       <w:spacing w:lineRule="auto" w:line="259" w:before="0" w:after="160"/>
       <w:jc w:val="center"/>
@@ -9423,6 +9829,7 @@
     <w:qFormat/>
     <w:pPr>
       <w:widowControl/>
+      <w:suppressAutoHyphens w:val="true"/>
       <w:bidi w:val="0"/>
       <w:spacing w:lineRule="auto" w:line="259" w:before="0" w:after="160"/>
       <w:jc w:val="center"/>
@@ -9451,6 +9858,7 @@
     <w:qFormat/>
     <w:pPr>
       <w:widowControl/>
+      <w:suppressAutoHyphens w:val="true"/>
       <w:bidi w:val="0"/>
       <w:spacing w:lineRule="auto" w:line="259" w:before="0" w:after="160"/>
       <w:ind w:hanging="340" w:left="340"/>
@@ -9480,6 +9888,7 @@
     <w:qFormat/>
     <w:pPr>
       <w:widowControl/>
+      <w:suppressAutoHyphens w:val="true"/>
       <w:bidi w:val="0"/>
       <w:spacing w:lineRule="auto" w:line="259" w:before="0" w:after="160"/>
       <w:jc w:val="left"/>
@@ -9498,6 +9907,7 @@
     <w:qFormat/>
     <w:pPr>
       <w:widowControl/>
+      <w:suppressAutoHyphens w:val="true"/>
       <w:bidi w:val="0"/>
       <w:spacing w:lineRule="auto" w:line="259" w:before="0" w:after="160"/>
       <w:jc w:val="left"/>
@@ -9516,8 +9926,9 @@
     <w:qFormat/>
     <w:pPr>
       <w:widowControl/>
-      <w:bidi w:val="0"/>
-      <w:spacing w:before="283" w:after="0" w:lineRule="auto" w:line="259"/>
+      <w:suppressAutoHyphens w:val="true"/>
+      <w:bidi w:val="0"/>
+      <w:spacing w:lineRule="auto" w:line="259" w:before="283" w:after="0"/>
       <w:jc w:val="left"/>
     </w:pPr>
     <w:rPr>
@@ -9745,6 +10156,7 @@
     <w:qFormat/>
     <w:pPr>
       <w:widowControl/>
+      <w:suppressAutoHyphens w:val="true"/>
       <w:bidi w:val="0"/>
       <w:spacing w:lineRule="auto" w:line="259" w:before="0" w:after="160"/>
       <w:jc w:val="center"/>
@@ -9774,6 +10186,7 @@
     <w:qFormat/>
     <w:pPr>
       <w:widowControl/>
+      <w:suppressAutoHyphens w:val="true"/>
       <w:bidi w:val="0"/>
       <w:spacing w:lineRule="auto" w:line="259" w:before="0" w:after="160"/>
       <w:jc w:val="center"/>
@@ -9802,6 +10215,7 @@
     <w:qFormat/>
     <w:pPr>
       <w:widowControl/>
+      <w:suppressAutoHyphens w:val="true"/>
       <w:bidi w:val="0"/>
       <w:spacing w:lineRule="auto" w:line="259" w:before="0" w:after="160"/>
       <w:ind w:hanging="340" w:left="340"/>
@@ -9831,6 +10245,7 @@
     <w:qFormat/>
     <w:pPr>
       <w:widowControl/>
+      <w:suppressAutoHyphens w:val="true"/>
       <w:bidi w:val="0"/>
       <w:spacing w:lineRule="auto" w:line="259" w:before="0" w:after="160"/>
       <w:jc w:val="left"/>
@@ -9849,6 +10264,7 @@
     <w:qFormat/>
     <w:pPr>
       <w:widowControl/>
+      <w:suppressAutoHyphens w:val="true"/>
       <w:bidi w:val="0"/>
       <w:spacing w:lineRule="auto" w:line="259" w:before="0" w:after="160"/>
       <w:jc w:val="left"/>
@@ -9867,8 +10283,9 @@
     <w:qFormat/>
     <w:pPr>
       <w:widowControl/>
-      <w:bidi w:val="0"/>
-      <w:spacing w:before="283" w:after="0" w:lineRule="auto" w:line="259"/>
+      <w:suppressAutoHyphens w:val="true"/>
+      <w:bidi w:val="0"/>
+      <w:spacing w:lineRule="auto" w:line="259" w:before="283" w:after="0"/>
       <w:jc w:val="left"/>
     </w:pPr>
     <w:rPr>
@@ -10096,6 +10513,7 @@
     <w:qFormat/>
     <w:pPr>
       <w:widowControl/>
+      <w:suppressAutoHyphens w:val="true"/>
       <w:bidi w:val="0"/>
       <w:spacing w:lineRule="auto" w:line="259" w:before="0" w:after="160"/>
       <w:jc w:val="center"/>
@@ -10125,6 +10543,7 @@
     <w:qFormat/>
     <w:pPr>
       <w:widowControl/>
+      <w:suppressAutoHyphens w:val="true"/>
       <w:bidi w:val="0"/>
       <w:spacing w:lineRule="auto" w:line="259" w:before="0" w:after="160"/>
       <w:jc w:val="center"/>
@@ -10153,6 +10572,7 @@
     <w:qFormat/>
     <w:pPr>
       <w:widowControl/>
+      <w:suppressAutoHyphens w:val="true"/>
       <w:bidi w:val="0"/>
       <w:spacing w:lineRule="auto" w:line="259" w:before="0" w:after="160"/>
       <w:ind w:hanging="340" w:left="340"/>
@@ -10182,6 +10602,7 @@
     <w:qFormat/>
     <w:pPr>
       <w:widowControl/>
+      <w:suppressAutoHyphens w:val="true"/>
       <w:bidi w:val="0"/>
       <w:spacing w:lineRule="auto" w:line="259" w:before="0" w:after="160"/>
       <w:jc w:val="left"/>
@@ -10200,6 +10621,7 @@
     <w:qFormat/>
     <w:pPr>
       <w:widowControl/>
+      <w:suppressAutoHyphens w:val="true"/>
       <w:bidi w:val="0"/>
       <w:spacing w:lineRule="auto" w:line="259" w:before="0" w:after="160"/>
       <w:jc w:val="left"/>
@@ -10218,8 +10640,9 @@
     <w:qFormat/>
     <w:pPr>
       <w:widowControl/>
-      <w:bidi w:val="0"/>
-      <w:spacing w:before="283" w:after="0" w:lineRule="auto" w:line="259"/>
+      <w:suppressAutoHyphens w:val="true"/>
+      <w:bidi w:val="0"/>
+      <w:spacing w:lineRule="auto" w:line="259" w:before="283" w:after="0"/>
       <w:jc w:val="left"/>
     </w:pPr>
     <w:rPr>
@@ -10447,6 +10870,7 @@
     <w:qFormat/>
     <w:pPr>
       <w:widowControl/>
+      <w:suppressAutoHyphens w:val="true"/>
       <w:bidi w:val="0"/>
       <w:spacing w:lineRule="auto" w:line="259" w:before="0" w:after="160"/>
       <w:jc w:val="center"/>
@@ -10476,6 +10900,7 @@
     <w:qFormat/>
     <w:pPr>
       <w:widowControl/>
+      <w:suppressAutoHyphens w:val="true"/>
       <w:bidi w:val="0"/>
       <w:spacing w:lineRule="auto" w:line="259" w:before="0" w:after="160"/>
       <w:jc w:val="center"/>
@@ -10504,6 +10929,7 @@
     <w:qFormat/>
     <w:pPr>
       <w:widowControl/>
+      <w:suppressAutoHyphens w:val="true"/>
       <w:bidi w:val="0"/>
       <w:spacing w:lineRule="auto" w:line="259" w:before="0" w:after="160"/>
       <w:ind w:hanging="340" w:left="340"/>
@@ -10533,6 +10959,7 @@
     <w:qFormat/>
     <w:pPr>
       <w:widowControl/>
+      <w:suppressAutoHyphens w:val="true"/>
       <w:bidi w:val="0"/>
       <w:spacing w:lineRule="auto" w:line="259" w:before="0" w:after="160"/>
       <w:jc w:val="left"/>
@@ -10551,6 +10978,7 @@
     <w:qFormat/>
     <w:pPr>
       <w:widowControl/>
+      <w:suppressAutoHyphens w:val="true"/>
       <w:bidi w:val="0"/>
       <w:spacing w:lineRule="auto" w:line="259" w:before="0" w:after="160"/>
       <w:jc w:val="left"/>
@@ -10569,8 +10997,9 @@
     <w:qFormat/>
     <w:pPr>
       <w:widowControl/>
-      <w:bidi w:val="0"/>
-      <w:spacing w:before="283" w:after="0" w:lineRule="auto" w:line="259"/>
+      <w:suppressAutoHyphens w:val="true"/>
+      <w:bidi w:val="0"/>
+      <w:spacing w:lineRule="auto" w:line="259" w:before="283" w:after="0"/>
       <w:jc w:val="left"/>
     </w:pPr>
     <w:rPr>
@@ -10798,6 +11227,7 @@
     <w:qFormat/>
     <w:pPr>
       <w:widowControl/>
+      <w:suppressAutoHyphens w:val="true"/>
       <w:bidi w:val="0"/>
       <w:spacing w:lineRule="auto" w:line="259" w:before="0" w:after="160"/>
       <w:jc w:val="center"/>
@@ -10827,6 +11257,7 @@
     <w:qFormat/>
     <w:pPr>
       <w:widowControl/>
+      <w:suppressAutoHyphens w:val="true"/>
       <w:bidi w:val="0"/>
       <w:spacing w:lineRule="auto" w:line="259" w:before="0" w:after="160"/>
       <w:jc w:val="center"/>
@@ -10855,6 +11286,7 @@
     <w:qFormat/>
     <w:pPr>
       <w:widowControl/>
+      <w:suppressAutoHyphens w:val="true"/>
       <w:bidi w:val="0"/>
       <w:spacing w:lineRule="auto" w:line="259" w:before="0" w:after="160"/>
       <w:ind w:hanging="340" w:left="340"/>
@@ -10884,6 +11316,7 @@
     <w:qFormat/>
     <w:pPr>
       <w:widowControl/>
+      <w:suppressAutoHyphens w:val="true"/>
       <w:bidi w:val="0"/>
       <w:spacing w:lineRule="auto" w:line="259" w:before="0" w:after="160"/>
       <w:jc w:val="left"/>
@@ -10902,6 +11335,7 @@
     <w:qFormat/>
     <w:pPr>
       <w:widowControl/>
+      <w:suppressAutoHyphens w:val="true"/>
       <w:bidi w:val="0"/>
       <w:spacing w:lineRule="auto" w:line="259" w:before="0" w:after="160"/>
       <w:jc w:val="left"/>
@@ -10920,8 +11354,9 @@
     <w:qFormat/>
     <w:pPr>
       <w:widowControl/>
-      <w:bidi w:val="0"/>
-      <w:spacing w:before="283" w:after="0" w:lineRule="auto" w:line="259"/>
+      <w:suppressAutoHyphens w:val="true"/>
+      <w:bidi w:val="0"/>
+      <w:spacing w:lineRule="auto" w:line="259" w:before="283" w:after="0"/>
       <w:jc w:val="left"/>
     </w:pPr>
     <w:rPr>
@@ -11149,6 +11584,7 @@
     <w:qFormat/>
     <w:pPr>
       <w:widowControl/>
+      <w:suppressAutoHyphens w:val="true"/>
       <w:bidi w:val="0"/>
       <w:spacing w:lineRule="auto" w:line="259" w:before="0" w:after="160"/>
       <w:jc w:val="center"/>
@@ -11178,6 +11614,7 @@
     <w:qFormat/>
     <w:pPr>
       <w:widowControl/>
+      <w:suppressAutoHyphens w:val="true"/>
       <w:bidi w:val="0"/>
       <w:spacing w:lineRule="auto" w:line="259" w:before="0" w:after="160"/>
       <w:jc w:val="center"/>
@@ -11206,6 +11643,7 @@
     <w:qFormat/>
     <w:pPr>
       <w:widowControl/>
+      <w:suppressAutoHyphens w:val="true"/>
       <w:bidi w:val="0"/>
       <w:spacing w:lineRule="auto" w:line="259" w:before="0" w:after="160"/>
       <w:ind w:hanging="340" w:left="340"/>
@@ -11235,6 +11673,7 @@
     <w:qFormat/>
     <w:pPr>
       <w:widowControl/>
+      <w:suppressAutoHyphens w:val="true"/>
       <w:bidi w:val="0"/>
       <w:spacing w:lineRule="auto" w:line="259" w:before="0" w:after="160"/>
       <w:jc w:val="left"/>
@@ -11253,6 +11692,7 @@
     <w:qFormat/>
     <w:pPr>
       <w:widowControl/>
+      <w:suppressAutoHyphens w:val="true"/>
       <w:bidi w:val="0"/>
       <w:spacing w:lineRule="auto" w:line="259" w:before="0" w:after="160"/>
       <w:jc w:val="left"/>
@@ -11271,8 +11711,9 @@
     <w:qFormat/>
     <w:pPr>
       <w:widowControl/>
-      <w:bidi w:val="0"/>
-      <w:spacing w:before="283" w:after="0" w:lineRule="auto" w:line="259"/>
+      <w:suppressAutoHyphens w:val="true"/>
+      <w:bidi w:val="0"/>
+      <w:spacing w:lineRule="auto" w:line="259" w:before="283" w:after="0"/>
       <w:jc w:val="left"/>
     </w:pPr>
     <w:rPr>
@@ -11500,6 +11941,7 @@
     <w:qFormat/>
     <w:pPr>
       <w:widowControl/>
+      <w:suppressAutoHyphens w:val="true"/>
       <w:bidi w:val="0"/>
       <w:spacing w:lineRule="auto" w:line="259" w:before="0" w:after="160"/>
       <w:jc w:val="center"/>
@@ -11529,6 +11971,7 @@
     <w:qFormat/>
     <w:pPr>
       <w:widowControl/>
+      <w:suppressAutoHyphens w:val="true"/>
       <w:bidi w:val="0"/>
       <w:spacing w:lineRule="auto" w:line="259" w:before="0" w:after="160"/>
       <w:jc w:val="center"/>
@@ -11557,6 +12000,7 @@
     <w:qFormat/>
     <w:pPr>
       <w:widowControl/>
+      <w:suppressAutoHyphens w:val="true"/>
       <w:bidi w:val="0"/>
       <w:spacing w:lineRule="auto" w:line="259" w:before="0" w:after="160"/>
       <w:ind w:hanging="340" w:left="340"/>
@@ -11586,6 +12030,7 @@
     <w:qFormat/>
     <w:pPr>
       <w:widowControl/>
+      <w:suppressAutoHyphens w:val="true"/>
       <w:bidi w:val="0"/>
       <w:spacing w:lineRule="auto" w:line="259" w:before="0" w:after="160"/>
       <w:jc w:val="left"/>
@@ -11604,6 +12049,7 @@
     <w:qFormat/>
     <w:pPr>
       <w:widowControl/>
+      <w:suppressAutoHyphens w:val="true"/>
       <w:bidi w:val="0"/>
       <w:spacing w:lineRule="auto" w:line="259" w:before="0" w:after="160"/>
       <w:jc w:val="left"/>
@@ -11622,8 +12068,9 @@
     <w:qFormat/>
     <w:pPr>
       <w:widowControl/>
-      <w:bidi w:val="0"/>
-      <w:spacing w:before="283" w:after="0" w:lineRule="auto" w:line="259"/>
+      <w:suppressAutoHyphens w:val="true"/>
+      <w:bidi w:val="0"/>
+      <w:spacing w:lineRule="auto" w:line="259" w:before="283" w:after="0"/>
       <w:jc w:val="left"/>
     </w:pPr>
     <w:rPr>
@@ -11851,6 +12298,7 @@
     <w:qFormat/>
     <w:pPr>
       <w:widowControl/>
+      <w:suppressAutoHyphens w:val="true"/>
       <w:bidi w:val="0"/>
       <w:spacing w:lineRule="auto" w:line="259" w:before="0" w:after="160"/>
       <w:jc w:val="center"/>
@@ -11880,6 +12328,7 @@
     <w:qFormat/>
     <w:pPr>
       <w:widowControl/>
+      <w:suppressAutoHyphens w:val="true"/>
       <w:bidi w:val="0"/>
       <w:spacing w:lineRule="auto" w:line="259" w:before="0" w:after="160"/>
       <w:jc w:val="center"/>
@@ -11908,6 +12357,7 @@
     <w:qFormat/>
     <w:pPr>
       <w:widowControl/>
+      <w:suppressAutoHyphens w:val="true"/>
       <w:bidi w:val="0"/>
       <w:spacing w:lineRule="auto" w:line="259" w:before="0" w:after="160"/>
       <w:ind w:hanging="340" w:left="340"/>
@@ -11937,6 +12387,7 @@
     <w:qFormat/>
     <w:pPr>
       <w:widowControl/>
+      <w:suppressAutoHyphens w:val="true"/>
       <w:bidi w:val="0"/>
       <w:spacing w:lineRule="auto" w:line="259" w:before="0" w:after="160"/>
       <w:jc w:val="left"/>
@@ -11955,6 +12406,7 @@
     <w:qFormat/>
     <w:pPr>
       <w:widowControl/>
+      <w:suppressAutoHyphens w:val="true"/>
       <w:bidi w:val="0"/>
       <w:spacing w:lineRule="auto" w:line="259" w:before="0" w:after="160"/>
       <w:jc w:val="left"/>
@@ -11973,8 +12425,9 @@
     <w:qFormat/>
     <w:pPr>
       <w:widowControl/>
-      <w:bidi w:val="0"/>
-      <w:spacing w:before="283" w:after="0" w:lineRule="auto" w:line="259"/>
+      <w:suppressAutoHyphens w:val="true"/>
+      <w:bidi w:val="0"/>
+      <w:spacing w:lineRule="auto" w:line="259" w:before="283" w:after="0"/>
       <w:jc w:val="left"/>
     </w:pPr>
     <w:rPr>
@@ -12202,6 +12655,7 @@
     <w:qFormat/>
     <w:pPr>
       <w:widowControl/>
+      <w:suppressAutoHyphens w:val="true"/>
       <w:bidi w:val="0"/>
       <w:spacing w:lineRule="auto" w:line="259" w:before="0" w:after="160"/>
       <w:jc w:val="center"/>
@@ -12231,6 +12685,7 @@
     <w:qFormat/>
     <w:pPr>
       <w:widowControl/>
+      <w:suppressAutoHyphens w:val="true"/>
       <w:bidi w:val="0"/>
       <w:spacing w:lineRule="auto" w:line="259" w:before="0" w:after="160"/>
       <w:jc w:val="center"/>
@@ -12259,6 +12714,7 @@
     <w:qFormat/>
     <w:pPr>
       <w:widowControl/>
+      <w:suppressAutoHyphens w:val="true"/>
       <w:bidi w:val="0"/>
       <w:spacing w:lineRule="auto" w:line="259" w:before="0" w:after="160"/>
       <w:ind w:hanging="340" w:left="340"/>
@@ -12288,6 +12744,7 @@
     <w:qFormat/>
     <w:pPr>
       <w:widowControl/>
+      <w:suppressAutoHyphens w:val="true"/>
       <w:bidi w:val="0"/>
       <w:spacing w:lineRule="auto" w:line="259" w:before="0" w:after="160"/>
       <w:jc w:val="left"/>
@@ -12306,6 +12763,7 @@
     <w:qFormat/>
     <w:pPr>
       <w:widowControl/>
+      <w:suppressAutoHyphens w:val="true"/>
       <w:bidi w:val="0"/>
       <w:spacing w:lineRule="auto" w:line="259" w:before="0" w:after="160"/>
       <w:jc w:val="left"/>
@@ -12324,8 +12782,9 @@
     <w:qFormat/>
     <w:pPr>
       <w:widowControl/>
-      <w:bidi w:val="0"/>
-      <w:spacing w:before="283" w:after="0" w:lineRule="auto" w:line="259"/>
+      <w:suppressAutoHyphens w:val="true"/>
+      <w:bidi w:val="0"/>
+      <w:spacing w:lineRule="auto" w:line="259" w:before="283" w:after="0"/>
       <w:jc w:val="left"/>
     </w:pPr>
     <w:rPr>
@@ -12553,6 +13012,7 @@
     <w:qFormat/>
     <w:pPr>
       <w:widowControl/>
+      <w:suppressAutoHyphens w:val="true"/>
       <w:bidi w:val="0"/>
       <w:spacing w:lineRule="auto" w:line="259" w:before="0" w:after="160"/>
       <w:jc w:val="center"/>
@@ -12582,6 +13042,7 @@
     <w:qFormat/>
     <w:pPr>
       <w:widowControl/>
+      <w:suppressAutoHyphens w:val="true"/>
       <w:bidi w:val="0"/>
       <w:spacing w:lineRule="auto" w:line="259" w:before="0" w:after="160"/>
       <w:jc w:val="center"/>
@@ -12610,6 +13071,7 @@
     <w:qFormat/>
     <w:pPr>
       <w:widowControl/>
+      <w:suppressAutoHyphens w:val="true"/>
       <w:bidi w:val="0"/>
       <w:spacing w:lineRule="auto" w:line="259" w:before="0" w:after="160"/>
       <w:ind w:hanging="340" w:left="340"/>
@@ -12639,6 +13101,7 @@
     <w:qFormat/>
     <w:pPr>
       <w:widowControl/>
+      <w:suppressAutoHyphens w:val="true"/>
       <w:bidi w:val="0"/>
       <w:spacing w:lineRule="auto" w:line="259" w:before="0" w:after="160"/>
       <w:jc w:val="left"/>
@@ -12657,6 +13120,7 @@
     <w:qFormat/>
     <w:pPr>
       <w:widowControl/>
+      <w:suppressAutoHyphens w:val="true"/>
       <w:bidi w:val="0"/>
       <w:spacing w:lineRule="auto" w:line="259" w:before="0" w:after="160"/>
       <w:jc w:val="left"/>
@@ -12675,6 +13139,7 @@
     <w:qFormat/>
     <w:pPr>
       <w:widowControl/>
+      <w:suppressAutoHyphens w:val="true"/>
       <w:bidi w:val="0"/>
       <w:spacing w:lineRule="auto" w:line="259" w:before="0" w:after="160"/>
       <w:jc w:val="left"/>
@@ -12694,6 +13159,7 @@
     <w:qFormat/>
     <w:pPr>
       <w:widowControl/>
+      <w:suppressAutoHyphens w:val="true"/>
       <w:bidi w:val="0"/>
       <w:spacing w:lineRule="auto" w:line="259" w:before="0" w:after="160"/>
       <w:jc w:val="left"/>
@@ -12712,6 +13178,7 @@
     <w:qFormat/>
     <w:pPr>
       <w:widowControl/>
+      <w:suppressAutoHyphens w:val="true"/>
       <w:bidi w:val="0"/>
       <w:spacing w:lineRule="auto" w:line="259" w:before="0" w:after="160"/>
       <w:jc w:val="left"/>
@@ -12730,6 +13197,7 @@
     <w:qFormat/>
     <w:pPr>
       <w:widowControl/>
+      <w:suppressAutoHyphens w:val="true"/>
       <w:bidi w:val="0"/>
       <w:spacing w:lineRule="auto" w:line="259" w:before="0" w:after="160"/>
       <w:jc w:val="left"/>
@@ -12748,6 +13216,7 @@
     <w:qFormat/>
     <w:pPr>
       <w:widowControl/>
+      <w:suppressAutoHyphens w:val="true"/>
       <w:bidi w:val="0"/>
       <w:spacing w:lineRule="auto" w:line="259" w:before="0" w:after="160"/>
       <w:jc w:val="left"/>
@@ -12766,6 +13235,7 @@
     <w:qFormat/>
     <w:pPr>
       <w:widowControl/>
+      <w:suppressAutoHyphens w:val="true"/>
       <w:bidi w:val="0"/>
       <w:spacing w:lineRule="auto" w:line="259" w:before="0" w:after="160"/>
       <w:jc w:val="left"/>
@@ -12784,6 +13254,7 @@
     <w:qFormat/>
     <w:pPr>
       <w:widowControl/>
+      <w:suppressAutoHyphens w:val="true"/>
       <w:bidi w:val="0"/>
       <w:spacing w:lineRule="auto" w:line="259" w:before="0" w:after="160"/>
       <w:jc w:val="left"/>
@@ -12802,6 +13273,7 @@
     <w:qFormat/>
     <w:pPr>
       <w:widowControl/>
+      <w:suppressAutoHyphens w:val="true"/>
       <w:bidi w:val="0"/>
       <w:spacing w:lineRule="auto" w:line="259" w:before="0" w:after="160"/>
       <w:jc w:val="left"/>
@@ -12820,6 +13292,7 @@
     <w:qFormat/>
     <w:pPr>
       <w:widowControl/>
+      <w:suppressAutoHyphens w:val="true"/>
       <w:bidi w:val="0"/>
       <w:spacing w:lineRule="auto" w:line="259" w:before="0" w:after="160"/>
       <w:jc w:val="left"/>
@@ -12838,6 +13311,7 @@
     <w:qFormat/>
     <w:pPr>
       <w:widowControl/>
+      <w:suppressAutoHyphens w:val="true"/>
       <w:bidi w:val="0"/>
       <w:spacing w:lineRule="auto" w:line="259" w:before="0" w:after="160"/>
       <w:jc w:val="left"/>
@@ -12856,6 +13330,7 @@
     <w:qFormat/>
     <w:pPr>
       <w:widowControl/>
+      <w:suppressAutoHyphens w:val="true"/>
       <w:bidi w:val="0"/>
       <w:spacing w:lineRule="auto" w:line="259" w:before="0" w:after="160"/>
       <w:jc w:val="left"/>
@@ -12874,6 +13349,7 @@
     <w:qFormat/>
     <w:pPr>
       <w:widowControl/>
+      <w:suppressAutoHyphens w:val="true"/>
       <w:bidi w:val="0"/>
       <w:spacing w:lineRule="auto" w:line="259" w:before="0" w:after="160"/>
       <w:jc w:val="left"/>
@@ -12892,6 +13368,7 @@
     <w:qFormat/>
     <w:pPr>
       <w:widowControl/>
+      <w:suppressAutoHyphens w:val="true"/>
       <w:bidi w:val="0"/>
       <w:spacing w:lineRule="auto" w:line="259" w:before="0" w:after="160"/>
       <w:jc w:val="left"/>
@@ -12910,6 +13387,7 @@
     <w:qFormat/>
     <w:pPr>
       <w:widowControl/>
+      <w:suppressAutoHyphens w:val="true"/>
       <w:bidi w:val="0"/>
       <w:spacing w:lineRule="auto" w:line="259" w:before="0" w:after="160"/>
       <w:jc w:val="left"/>
@@ -12928,6 +13406,7 @@
     <w:qFormat/>
     <w:pPr>
       <w:widowControl/>
+      <w:suppressAutoHyphens w:val="true"/>
       <w:bidi w:val="0"/>
       <w:spacing w:lineRule="auto" w:line="259" w:before="0" w:after="160"/>
       <w:jc w:val="left"/>
@@ -12946,6 +13425,7 @@
     <w:qFormat/>
     <w:pPr>
       <w:widowControl/>
+      <w:suppressAutoHyphens w:val="true"/>
       <w:bidi w:val="0"/>
       <w:spacing w:lineRule="auto" w:line="259" w:before="0" w:after="160"/>
       <w:jc w:val="left"/>
@@ -12964,6 +13444,7 @@
     <w:qFormat/>
     <w:pPr>
       <w:widowControl/>
+      <w:suppressAutoHyphens w:val="true"/>
       <w:bidi w:val="0"/>
       <w:spacing w:lineRule="auto" w:line="259" w:before="0" w:after="160"/>
       <w:jc w:val="left"/>
@@ -12982,6 +13463,7 @@
     <w:qFormat/>
     <w:pPr>
       <w:widowControl/>
+      <w:suppressAutoHyphens w:val="true"/>
       <w:bidi w:val="0"/>
       <w:spacing w:lineRule="auto" w:line="259" w:before="0" w:after="160"/>
       <w:jc w:val="left"/>
@@ -13000,6 +13482,7 @@
     <w:qFormat/>
     <w:pPr>
       <w:widowControl/>
+      <w:suppressAutoHyphens w:val="true"/>
       <w:bidi w:val="0"/>
       <w:spacing w:lineRule="auto" w:line="259" w:before="0" w:after="160"/>
       <w:jc w:val="left"/>
@@ -13018,6 +13501,7 @@
     <w:qFormat/>
     <w:pPr>
       <w:widowControl/>
+      <w:suppressAutoHyphens w:val="true"/>
       <w:bidi w:val="0"/>
       <w:spacing w:lineRule="auto" w:line="259" w:before="0" w:after="160"/>
       <w:jc w:val="left"/>
@@ -13036,6 +13520,7 @@
     <w:qFormat/>
     <w:pPr>
       <w:widowControl/>
+      <w:suppressAutoHyphens w:val="true"/>
       <w:bidi w:val="0"/>
       <w:spacing w:lineRule="auto" w:line="259" w:before="0" w:after="160"/>
       <w:jc w:val="left"/>
@@ -13054,6 +13539,7 @@
     <w:qFormat/>
     <w:pPr>
       <w:widowControl/>
+      <w:suppressAutoHyphens w:val="true"/>
       <w:bidi w:val="0"/>
       <w:spacing w:lineRule="auto" w:line="259" w:before="0" w:after="160"/>
       <w:jc w:val="left"/>
@@ -13072,6 +13558,7 @@
     <w:qFormat/>
     <w:pPr>
       <w:widowControl/>
+      <w:suppressAutoHyphens w:val="true"/>
       <w:bidi w:val="0"/>
       <w:spacing w:lineRule="auto" w:line="259" w:before="0" w:after="160"/>
       <w:jc w:val="left"/>
@@ -13090,6 +13577,7 @@
     <w:qFormat/>
     <w:pPr>
       <w:widowControl/>
+      <w:suppressAutoHyphens w:val="true"/>
       <w:bidi w:val="0"/>
       <w:spacing w:lineRule="auto" w:line="259" w:before="0" w:after="160"/>
       <w:jc w:val="left"/>
@@ -13108,6 +13596,7 @@
     <w:qFormat/>
     <w:pPr>
       <w:widowControl/>
+      <w:suppressAutoHyphens w:val="true"/>
       <w:bidi w:val="0"/>
       <w:spacing w:lineRule="auto" w:line="259" w:before="0" w:after="160"/>
       <w:jc w:val="left"/>
@@ -13126,6 +13615,7 @@
     <w:qFormat/>
     <w:pPr>
       <w:widowControl/>
+      <w:suppressAutoHyphens w:val="true"/>
       <w:bidi w:val="0"/>
       <w:spacing w:lineRule="auto" w:line="259" w:before="0" w:after="160"/>
       <w:jc w:val="left"/>
@@ -13144,6 +13634,7 @@
     <w:qFormat/>
     <w:pPr>
       <w:widowControl/>
+      <w:suppressAutoHyphens w:val="true"/>
       <w:bidi w:val="0"/>
       <w:spacing w:lineRule="auto" w:line="259" w:before="0" w:after="160"/>
       <w:jc w:val="left"/>
@@ -13162,6 +13653,7 @@
     <w:qFormat/>
     <w:pPr>
       <w:widowControl/>
+      <w:suppressAutoHyphens w:val="true"/>
       <w:bidi w:val="0"/>
       <w:spacing w:lineRule="auto" w:line="259" w:before="0" w:after="160"/>
       <w:jc w:val="left"/>
@@ -13180,6 +13672,7 @@
     <w:qFormat/>
     <w:pPr>
       <w:widowControl/>
+      <w:suppressAutoHyphens w:val="true"/>
       <w:bidi w:val="0"/>
       <w:spacing w:lineRule="auto" w:line="259" w:before="0" w:after="160"/>
       <w:jc w:val="left"/>
@@ -13198,6 +13691,7 @@
     <w:qFormat/>
     <w:pPr>
       <w:widowControl/>
+      <w:suppressAutoHyphens w:val="true"/>
       <w:bidi w:val="0"/>
       <w:spacing w:lineRule="auto" w:line="259" w:before="0" w:after="160"/>
       <w:jc w:val="left"/>
@@ -13216,6 +13710,7 @@
     <w:qFormat/>
     <w:pPr>
       <w:widowControl/>
+      <w:suppressAutoHyphens w:val="true"/>
       <w:bidi w:val="0"/>
       <w:spacing w:lineRule="auto" w:line="259" w:before="0" w:after="160"/>
       <w:jc w:val="left"/>
@@ -13234,6 +13729,7 @@
     <w:qFormat/>
     <w:pPr>
       <w:widowControl/>
+      <w:suppressAutoHyphens w:val="true"/>
       <w:bidi w:val="0"/>
       <w:spacing w:lineRule="auto" w:line="259" w:before="0" w:after="160"/>
       <w:jc w:val="left"/>
@@ -13252,6 +13748,7 @@
     <w:qFormat/>
     <w:pPr>
       <w:widowControl/>
+      <w:suppressAutoHyphens w:val="true"/>
       <w:bidi w:val="0"/>
       <w:spacing w:lineRule="auto" w:line="259" w:before="0" w:after="160"/>
       <w:jc w:val="left"/>
@@ -13270,6 +13767,7 @@
     <w:qFormat/>
     <w:pPr>
       <w:widowControl/>
+      <w:suppressAutoHyphens w:val="true"/>
       <w:bidi w:val="0"/>
       <w:spacing w:lineRule="auto" w:line="259" w:before="0" w:after="160"/>
       <w:jc w:val="left"/>
@@ -13288,6 +13786,7 @@
     <w:qFormat/>
     <w:pPr>
       <w:widowControl/>
+      <w:suppressAutoHyphens w:val="true"/>
       <w:bidi w:val="0"/>
       <w:spacing w:lineRule="auto" w:line="259" w:before="0" w:after="160"/>
       <w:jc w:val="left"/>
@@ -13306,6 +13805,7 @@
     <w:qFormat/>
     <w:pPr>
       <w:widowControl/>
+      <w:suppressAutoHyphens w:val="true"/>
       <w:bidi w:val="0"/>
       <w:spacing w:lineRule="auto" w:line="259" w:before="0" w:after="160"/>
       <w:jc w:val="left"/>
@@ -13324,6 +13824,7 @@
     <w:qFormat/>
     <w:pPr>
       <w:widowControl/>
+      <w:suppressAutoHyphens w:val="true"/>
       <w:bidi w:val="0"/>
       <w:spacing w:lineRule="auto" w:line="259" w:before="0" w:after="160"/>
       <w:jc w:val="left"/>
@@ -13342,6 +13843,7 @@
     <w:qFormat/>
     <w:pPr>
       <w:widowControl/>
+      <w:suppressAutoHyphens w:val="true"/>
       <w:bidi w:val="0"/>
       <w:spacing w:lineRule="auto" w:line="259" w:before="0" w:after="160"/>
       <w:jc w:val="left"/>
@@ -13360,6 +13862,7 @@
     <w:qFormat/>
     <w:pPr>
       <w:widowControl/>
+      <w:suppressAutoHyphens w:val="true"/>
       <w:bidi w:val="0"/>
       <w:spacing w:lineRule="auto" w:line="259" w:before="0" w:after="160"/>
       <w:jc w:val="left"/>
@@ -13378,6 +13881,7 @@
     <w:qFormat/>
     <w:pPr>
       <w:widowControl/>
+      <w:suppressAutoHyphens w:val="true"/>
       <w:bidi w:val="0"/>
       <w:spacing w:lineRule="auto" w:line="259" w:before="0" w:after="160"/>
       <w:jc w:val="left"/>
@@ -13396,6 +13900,7 @@
     <w:qFormat/>
     <w:pPr>
       <w:widowControl/>
+      <w:suppressAutoHyphens w:val="true"/>
       <w:bidi w:val="0"/>
       <w:spacing w:lineRule="auto" w:line="259" w:before="0" w:after="160"/>
       <w:jc w:val="left"/>
@@ -13414,6 +13919,7 @@
     <w:qFormat/>
     <w:pPr>
       <w:widowControl/>
+      <w:suppressAutoHyphens w:val="true"/>
       <w:bidi w:val="0"/>
       <w:spacing w:lineRule="auto" w:line="259" w:before="0" w:after="160"/>
       <w:jc w:val="left"/>
@@ -13432,6 +13938,7 @@
     <w:qFormat/>
     <w:pPr>
       <w:widowControl/>
+      <w:suppressAutoHyphens w:val="true"/>
       <w:bidi w:val="0"/>
       <w:spacing w:lineRule="auto" w:line="259" w:before="0" w:after="160"/>
       <w:jc w:val="left"/>
@@ -13450,6 +13957,7 @@
     <w:qFormat/>
     <w:pPr>
       <w:widowControl/>
+      <w:suppressAutoHyphens w:val="true"/>
       <w:bidi w:val="0"/>
       <w:spacing w:lineRule="auto" w:line="259" w:before="0" w:after="160"/>
       <w:jc w:val="left"/>
@@ -13468,6 +13976,7 @@
     <w:qFormat/>
     <w:pPr>
       <w:widowControl/>
+      <w:suppressAutoHyphens w:val="true"/>
       <w:bidi w:val="0"/>
       <w:spacing w:lineRule="auto" w:line="259" w:before="0" w:after="160"/>
       <w:jc w:val="left"/>
@@ -13486,6 +13995,7 @@
     <w:qFormat/>
     <w:pPr>
       <w:widowControl/>
+      <w:suppressAutoHyphens w:val="true"/>
       <w:bidi w:val="0"/>
       <w:spacing w:lineRule="auto" w:line="259" w:before="0" w:after="160"/>
       <w:jc w:val="left"/>
@@ -13504,6 +14014,7 @@
     <w:qFormat/>
     <w:pPr>
       <w:widowControl/>
+      <w:suppressAutoHyphens w:val="true"/>
       <w:bidi w:val="0"/>
       <w:spacing w:lineRule="auto" w:line="259" w:before="0" w:after="160"/>
       <w:jc w:val="left"/>
@@ -13522,6 +14033,7 @@
     <w:qFormat/>
     <w:pPr>
       <w:widowControl/>
+      <w:suppressAutoHyphens w:val="true"/>
       <w:bidi w:val="0"/>
       <w:spacing w:lineRule="auto" w:line="259" w:before="0" w:after="160"/>
       <w:jc w:val="left"/>
@@ -13540,6 +14052,7 @@
     <w:qFormat/>
     <w:pPr>
       <w:widowControl/>
+      <w:suppressAutoHyphens w:val="true"/>
       <w:bidi w:val="0"/>
       <w:spacing w:lineRule="auto" w:line="259" w:before="0" w:after="160"/>
       <w:jc w:val="left"/>
@@ -13558,6 +14071,7 @@
     <w:qFormat/>
     <w:pPr>
       <w:widowControl/>
+      <w:suppressAutoHyphens w:val="true"/>
       <w:bidi w:val="0"/>
       <w:spacing w:lineRule="auto" w:line="259" w:before="0" w:after="160"/>
       <w:jc w:val="left"/>
@@ -13576,6 +14090,7 @@
     <w:qFormat/>
     <w:pPr>
       <w:widowControl/>
+      <w:suppressAutoHyphens w:val="true"/>
       <w:bidi w:val="0"/>
       <w:spacing w:lineRule="auto" w:line="259" w:before="0" w:after="160"/>
       <w:jc w:val="left"/>
@@ -13594,6 +14109,7 @@
     <w:qFormat/>
     <w:pPr>
       <w:widowControl/>
+      <w:suppressAutoHyphens w:val="true"/>
       <w:bidi w:val="0"/>
       <w:spacing w:lineRule="auto" w:line="259" w:before="0" w:after="160"/>
       <w:jc w:val="left"/>
@@ -13612,6 +14128,7 @@
     <w:qFormat/>
     <w:pPr>
       <w:widowControl/>
+      <w:suppressAutoHyphens w:val="true"/>
       <w:bidi w:val="0"/>
       <w:spacing w:lineRule="auto" w:line="259" w:before="0" w:after="160"/>
       <w:jc w:val="left"/>
@@ -13630,6 +14147,7 @@
     <w:qFormat/>
     <w:pPr>
       <w:widowControl/>
+      <w:suppressAutoHyphens w:val="true"/>
       <w:bidi w:val="0"/>
       <w:spacing w:lineRule="auto" w:line="259" w:before="0" w:after="160"/>
       <w:jc w:val="left"/>
@@ -13648,6 +14166,7 @@
     <w:qFormat/>
     <w:pPr>
       <w:widowControl/>
+      <w:suppressAutoHyphens w:val="true"/>
       <w:bidi w:val="0"/>
       <w:spacing w:lineRule="auto" w:line="259" w:before="0" w:after="160"/>
       <w:jc w:val="left"/>
@@ -13666,6 +14185,7 @@
     <w:qFormat/>
     <w:pPr>
       <w:widowControl/>
+      <w:suppressAutoHyphens w:val="true"/>
       <w:bidi w:val="0"/>
       <w:spacing w:lineRule="auto" w:line="259" w:before="0" w:after="160"/>
       <w:jc w:val="left"/>
@@ -13684,6 +14204,7 @@
     <w:qFormat/>
     <w:pPr>
       <w:widowControl/>
+      <w:suppressAutoHyphens w:val="true"/>
       <w:bidi w:val="0"/>
       <w:spacing w:lineRule="auto" w:line="259" w:before="0" w:after="160"/>
       <w:jc w:val="left"/>
@@ -13702,6 +14223,7 @@
     <w:qFormat/>
     <w:pPr>
       <w:widowControl/>
+      <w:suppressAutoHyphens w:val="true"/>
       <w:bidi w:val="0"/>
       <w:spacing w:lineRule="auto" w:line="259" w:before="0" w:after="160"/>
       <w:jc w:val="left"/>
@@ -13720,6 +14242,7 @@
     <w:qFormat/>
     <w:pPr>
       <w:widowControl/>
+      <w:suppressAutoHyphens w:val="true"/>
       <w:bidi w:val="0"/>
       <w:spacing w:lineRule="auto" w:line="259" w:before="0" w:after="160"/>
       <w:jc w:val="left"/>
@@ -13738,6 +14261,7 @@
     <w:qFormat/>
     <w:pPr>
       <w:widowControl/>
+      <w:suppressAutoHyphens w:val="true"/>
       <w:bidi w:val="0"/>
       <w:spacing w:lineRule="auto" w:line="259" w:before="0" w:after="160"/>
       <w:jc w:val="left"/>
@@ -13756,6 +14280,7 @@
     <w:qFormat/>
     <w:pPr>
       <w:widowControl/>
+      <w:suppressAutoHyphens w:val="true"/>
       <w:bidi w:val="0"/>
       <w:spacing w:lineRule="auto" w:line="259" w:before="0" w:after="160"/>
       <w:jc w:val="left"/>
@@ -13774,6 +14299,7 @@
     <w:qFormat/>
     <w:pPr>
       <w:widowControl/>
+      <w:suppressAutoHyphens w:val="true"/>
       <w:bidi w:val="0"/>
       <w:spacing w:lineRule="auto" w:line="259" w:before="0" w:after="160"/>
       <w:jc w:val="left"/>
@@ -13792,6 +14318,7 @@
     <w:qFormat/>
     <w:pPr>
       <w:widowControl/>
+      <w:suppressAutoHyphens w:val="true"/>
       <w:bidi w:val="0"/>
       <w:spacing w:lineRule="auto" w:line="259" w:before="0" w:after="160"/>
       <w:jc w:val="left"/>
@@ -13810,6 +14337,7 @@
     <w:qFormat/>
     <w:pPr>
       <w:widowControl/>
+      <w:suppressAutoHyphens w:val="true"/>
       <w:bidi w:val="0"/>
       <w:spacing w:lineRule="auto" w:line="259" w:before="0" w:after="160"/>
       <w:jc w:val="left"/>
@@ -13828,6 +14356,7 @@
     <w:qFormat/>
     <w:pPr>
       <w:widowControl/>
+      <w:suppressAutoHyphens w:val="true"/>
       <w:bidi w:val="0"/>
       <w:spacing w:lineRule="auto" w:line="259" w:before="0" w:after="160"/>
       <w:jc w:val="left"/>
@@ -13846,6 +14375,7 @@
     <w:qFormat/>
     <w:pPr>
       <w:widowControl/>
+      <w:suppressAutoHyphens w:val="true"/>
       <w:bidi w:val="0"/>
       <w:spacing w:lineRule="auto" w:line="259" w:before="0" w:after="160"/>
       <w:jc w:val="left"/>
@@ -13864,6 +14394,7 @@
     <w:qFormat/>
     <w:pPr>
       <w:widowControl/>
+      <w:suppressAutoHyphens w:val="true"/>
       <w:bidi w:val="0"/>
       <w:spacing w:lineRule="auto" w:line="259" w:before="0" w:after="160"/>
       <w:jc w:val="left"/>
@@ -13882,6 +14413,7 @@
     <w:qFormat/>
     <w:pPr>
       <w:widowControl/>
+      <w:suppressAutoHyphens w:val="true"/>
       <w:bidi w:val="0"/>
       <w:spacing w:lineRule="auto" w:line="259" w:before="0" w:after="160"/>
       <w:jc w:val="left"/>
@@ -13900,6 +14432,7 @@
     <w:qFormat/>
     <w:pPr>
       <w:widowControl/>
+      <w:suppressAutoHyphens w:val="true"/>
       <w:bidi w:val="0"/>
       <w:spacing w:lineRule="auto" w:line="259" w:before="0" w:after="160"/>
       <w:jc w:val="left"/>
@@ -13918,6 +14451,7 @@
     <w:qFormat/>
     <w:pPr>
       <w:widowControl/>
+      <w:suppressAutoHyphens w:val="true"/>
       <w:bidi w:val="0"/>
       <w:spacing w:lineRule="auto" w:line="259" w:before="0" w:after="160"/>
       <w:jc w:val="left"/>
@@ -13936,6 +14470,7 @@
     <w:qFormat/>
     <w:pPr>
       <w:widowControl/>
+      <w:suppressAutoHyphens w:val="true"/>
       <w:bidi w:val="0"/>
       <w:spacing w:lineRule="auto" w:line="259" w:before="0" w:after="160"/>
       <w:jc w:val="left"/>
@@ -13954,6 +14489,7 @@
     <w:qFormat/>
     <w:pPr>
       <w:widowControl/>
+      <w:suppressAutoHyphens w:val="true"/>
       <w:bidi w:val="0"/>
       <w:spacing w:lineRule="auto" w:line="259" w:before="0" w:after="160"/>
       <w:jc w:val="left"/>
@@ -13972,6 +14508,7 @@
     <w:qFormat/>
     <w:pPr>
       <w:widowControl/>
+      <w:suppressAutoHyphens w:val="true"/>
       <w:bidi w:val="0"/>
       <w:spacing w:lineRule="auto" w:line="259" w:before="0" w:after="160"/>
       <w:jc w:val="left"/>
@@ -13990,6 +14527,7 @@
     <w:qFormat/>
     <w:pPr>
       <w:widowControl/>
+      <w:suppressAutoHyphens w:val="true"/>
       <w:bidi w:val="0"/>
       <w:spacing w:lineRule="auto" w:line="259" w:before="0" w:after="160"/>
       <w:jc w:val="left"/>
@@ -14008,6 +14546,7 @@
     <w:qFormat/>
     <w:pPr>
       <w:widowControl/>
+      <w:suppressAutoHyphens w:val="true"/>
       <w:bidi w:val="0"/>
       <w:spacing w:lineRule="auto" w:line="259" w:before="0" w:after="160"/>
       <w:jc w:val="left"/>
@@ -14026,6 +14565,7 @@
     <w:qFormat/>
     <w:pPr>
       <w:widowControl/>
+      <w:suppressAutoHyphens w:val="true"/>
       <w:bidi w:val="0"/>
       <w:spacing w:lineRule="auto" w:line="259" w:before="0" w:after="160"/>
       <w:jc w:val="left"/>
@@ -14044,6 +14584,7 @@
     <w:qFormat/>
     <w:pPr>
       <w:widowControl/>
+      <w:suppressAutoHyphens w:val="true"/>
       <w:bidi w:val="0"/>
       <w:spacing w:lineRule="auto" w:line="259" w:before="0" w:after="160"/>
       <w:jc w:val="left"/>
@@ -14062,6 +14603,7 @@
     <w:qFormat/>
     <w:pPr>
       <w:widowControl/>
+      <w:suppressAutoHyphens w:val="true"/>
       <w:bidi w:val="0"/>
       <w:spacing w:lineRule="auto" w:line="259" w:before="0" w:after="160"/>
       <w:jc w:val="left"/>
@@ -14080,6 +14622,7 @@
     <w:qFormat/>
     <w:pPr>
       <w:widowControl/>
+      <w:suppressAutoHyphens w:val="true"/>
       <w:bidi w:val="0"/>
       <w:spacing w:lineRule="auto" w:line="259" w:before="0" w:after="160"/>
       <w:jc w:val="left"/>
@@ -14098,6 +14641,7 @@
     <w:qFormat/>
     <w:pPr>
       <w:widowControl/>
+      <w:suppressAutoHyphens w:val="true"/>
       <w:bidi w:val="0"/>
       <w:spacing w:lineRule="auto" w:line="259" w:before="0" w:after="160"/>
       <w:jc w:val="left"/>
@@ -14116,6 +14660,7 @@
     <w:qFormat/>
     <w:pPr>
       <w:widowControl/>
+      <w:suppressAutoHyphens w:val="true"/>
       <w:bidi w:val="0"/>
       <w:spacing w:lineRule="auto" w:line="259" w:before="0" w:after="160"/>
       <w:jc w:val="left"/>
@@ -14134,6 +14679,7 @@
     <w:qFormat/>
     <w:pPr>
       <w:widowControl/>
+      <w:suppressAutoHyphens w:val="true"/>
       <w:bidi w:val="0"/>
       <w:spacing w:lineRule="auto" w:line="259" w:before="0" w:after="160"/>
       <w:jc w:val="left"/>
@@ -14152,6 +14698,7 @@
     <w:qFormat/>
     <w:pPr>
       <w:widowControl/>
+      <w:suppressAutoHyphens w:val="true"/>
       <w:bidi w:val="0"/>
       <w:spacing w:lineRule="auto" w:line="259" w:before="0" w:after="160"/>
       <w:jc w:val="left"/>
@@ -14170,6 +14717,7 @@
     <w:qFormat/>
     <w:pPr>
       <w:widowControl/>
+      <w:suppressAutoHyphens w:val="true"/>
       <w:bidi w:val="0"/>
       <w:spacing w:lineRule="auto" w:line="259" w:before="0" w:after="160"/>
       <w:jc w:val="left"/>
@@ -14188,6 +14736,7 @@
     <w:qFormat/>
     <w:pPr>
       <w:widowControl/>
+      <w:suppressAutoHyphens w:val="true"/>
       <w:bidi w:val="0"/>
       <w:spacing w:lineRule="auto" w:line="259" w:before="0" w:after="160"/>
       <w:jc w:val="left"/>
@@ -14206,6 +14755,7 @@
     <w:qFormat/>
     <w:pPr>
       <w:widowControl/>
+      <w:suppressAutoHyphens w:val="true"/>
       <w:bidi w:val="0"/>
       <w:spacing w:lineRule="auto" w:line="259" w:before="0" w:after="160"/>
       <w:jc w:val="left"/>
@@ -14224,6 +14774,7 @@
     <w:qFormat/>
     <w:pPr>
       <w:widowControl/>
+      <w:suppressAutoHyphens w:val="true"/>
       <w:bidi w:val="0"/>
       <w:spacing w:lineRule="auto" w:line="259" w:before="0" w:after="160"/>
       <w:jc w:val="left"/>
@@ -14242,6 +14793,7 @@
     <w:qFormat/>
     <w:pPr>
       <w:widowControl/>
+      <w:suppressAutoHyphens w:val="true"/>
       <w:bidi w:val="0"/>
       <w:spacing w:lineRule="auto" w:line="259" w:before="0" w:after="160"/>
       <w:jc w:val="left"/>
@@ -14260,6 +14812,7 @@
     <w:qFormat/>
     <w:pPr>
       <w:widowControl/>
+      <w:suppressAutoHyphens w:val="true"/>
       <w:bidi w:val="0"/>
       <w:spacing w:lineRule="auto" w:line="259" w:before="0" w:after="160"/>
       <w:jc w:val="left"/>
@@ -14278,6 +14831,7 @@
     <w:qFormat/>
     <w:pPr>
       <w:widowControl/>
+      <w:suppressAutoHyphens w:val="true"/>
       <w:bidi w:val="0"/>
       <w:spacing w:lineRule="auto" w:line="259" w:before="0" w:after="160"/>
       <w:jc w:val="left"/>
@@ -14296,6 +14850,7 @@
     <w:qFormat/>
     <w:pPr>
       <w:widowControl/>
+      <w:suppressAutoHyphens w:val="true"/>
       <w:bidi w:val="0"/>
       <w:spacing w:lineRule="auto" w:line="259" w:before="0" w:after="160"/>
       <w:jc w:val="left"/>
@@ -14314,6 +14869,7 @@
     <w:qFormat/>
     <w:pPr>
       <w:widowControl/>
+      <w:suppressAutoHyphens w:val="true"/>
       <w:bidi w:val="0"/>
       <w:spacing w:lineRule="auto" w:line="259" w:before="0" w:after="160"/>
       <w:jc w:val="left"/>
@@ -14332,6 +14888,7 @@
     <w:qFormat/>
     <w:pPr>
       <w:widowControl/>
+      <w:suppressAutoHyphens w:val="true"/>
       <w:bidi w:val="0"/>
       <w:spacing w:lineRule="auto" w:line="259" w:before="0" w:after="160"/>
       <w:jc w:val="left"/>
@@ -14350,6 +14907,7 @@
     <w:qFormat/>
     <w:pPr>
       <w:widowControl/>
+      <w:suppressAutoHyphens w:val="true"/>
       <w:bidi w:val="0"/>
       <w:spacing w:lineRule="auto" w:line="259" w:before="0" w:after="160"/>
       <w:jc w:val="left"/>
@@ -14368,6 +14926,7 @@
     <w:qFormat/>
     <w:pPr>
       <w:widowControl/>
+      <w:suppressAutoHyphens w:val="true"/>
       <w:bidi w:val="0"/>
       <w:spacing w:lineRule="auto" w:line="259" w:before="0" w:after="160"/>
       <w:jc w:val="left"/>
@@ -14386,6 +14945,7 @@
     <w:qFormat/>
     <w:pPr>
       <w:widowControl/>
+      <w:suppressAutoHyphens w:val="true"/>
       <w:bidi w:val="0"/>
       <w:spacing w:lineRule="auto" w:line="259" w:before="0" w:after="160"/>
       <w:jc w:val="left"/>
@@ -14404,6 +14964,7 @@
     <w:qFormat/>
     <w:pPr>
       <w:widowControl/>
+      <w:suppressAutoHyphens w:val="true"/>
       <w:bidi w:val="0"/>
       <w:spacing w:lineRule="auto" w:line="259" w:before="0" w:after="160"/>
       <w:jc w:val="left"/>
@@ -14422,6 +14983,7 @@
     <w:qFormat/>
     <w:pPr>
       <w:widowControl/>
+      <w:suppressAutoHyphens w:val="true"/>
       <w:bidi w:val="0"/>
       <w:spacing w:lineRule="auto" w:line="259" w:before="0" w:after="160"/>
       <w:jc w:val="left"/>
@@ -14440,6 +15002,7 @@
     <w:qFormat/>
     <w:pPr>
       <w:widowControl/>
+      <w:suppressAutoHyphens w:val="true"/>
       <w:bidi w:val="0"/>
       <w:spacing w:lineRule="auto" w:line="259" w:before="0" w:after="160"/>
       <w:jc w:val="left"/>
@@ -14458,6 +15021,7 @@
     <w:qFormat/>
     <w:pPr>
       <w:widowControl/>
+      <w:suppressAutoHyphens w:val="true"/>
       <w:bidi w:val="0"/>
       <w:spacing w:lineRule="auto" w:line="259" w:before="0" w:after="160"/>
       <w:jc w:val="left"/>
@@ -14476,6 +15040,7 @@
     <w:qFormat/>
     <w:pPr>
       <w:widowControl/>
+      <w:suppressAutoHyphens w:val="true"/>
       <w:bidi w:val="0"/>
       <w:spacing w:lineRule="auto" w:line="259" w:before="0" w:after="160"/>
       <w:jc w:val="left"/>
@@ -14494,6 +15059,7 @@
     <w:qFormat/>
     <w:pPr>
       <w:widowControl/>
+      <w:suppressAutoHyphens w:val="true"/>
       <w:bidi w:val="0"/>
       <w:spacing w:lineRule="auto" w:line="259" w:before="0" w:after="160"/>
       <w:jc w:val="left"/>
@@ -14512,6 +15078,7 @@
     <w:qFormat/>
     <w:pPr>
       <w:widowControl/>
+      <w:suppressAutoHyphens w:val="true"/>
       <w:bidi w:val="0"/>
       <w:spacing w:lineRule="auto" w:line="259" w:before="0" w:after="160"/>
       <w:jc w:val="left"/>
@@ -14530,6 +15097,7 @@
     <w:qFormat/>
     <w:pPr>
       <w:widowControl/>
+      <w:suppressAutoHyphens w:val="true"/>
       <w:bidi w:val="0"/>
       <w:spacing w:lineRule="auto" w:line="259" w:before="0" w:after="160"/>
       <w:jc w:val="left"/>
@@ -14548,6 +15116,7 @@
     <w:qFormat/>
     <w:pPr>
       <w:widowControl/>
+      <w:suppressAutoHyphens w:val="true"/>
       <w:bidi w:val="0"/>
       <w:spacing w:lineRule="auto" w:line="259" w:before="0" w:after="160"/>
       <w:jc w:val="left"/>
@@ -14566,6 +15135,7 @@
     <w:qFormat/>
     <w:pPr>
       <w:widowControl/>
+      <w:suppressAutoHyphens w:val="true"/>
       <w:bidi w:val="0"/>
       <w:spacing w:lineRule="auto" w:line="259" w:before="0" w:after="160"/>
       <w:jc w:val="left"/>
@@ -14584,6 +15154,7 @@
     <w:qFormat/>
     <w:pPr>
       <w:widowControl/>
+      <w:suppressAutoHyphens w:val="true"/>
       <w:bidi w:val="0"/>
       <w:spacing w:lineRule="auto" w:line="259" w:before="0" w:after="160"/>
       <w:jc w:val="left"/>
@@ -14602,6 +15173,7 @@
     <w:qFormat/>
     <w:pPr>
       <w:widowControl/>
+      <w:suppressAutoHyphens w:val="true"/>
       <w:bidi w:val="0"/>
       <w:spacing w:lineRule="auto" w:line="259" w:before="0" w:after="160"/>
       <w:jc w:val="left"/>
@@ -14620,6 +15192,7 @@
     <w:qFormat/>
     <w:pPr>
       <w:widowControl/>
+      <w:suppressAutoHyphens w:val="true"/>
       <w:bidi w:val="0"/>
       <w:spacing w:lineRule="auto" w:line="259" w:before="0" w:after="160"/>
       <w:jc w:val="left"/>
@@ -14638,6 +15211,7 @@
     <w:qFormat/>
     <w:pPr>
       <w:widowControl/>
+      <w:suppressAutoHyphens w:val="true"/>
       <w:bidi w:val="0"/>
       <w:spacing w:lineRule="auto" w:line="259" w:before="0" w:after="160"/>
       <w:jc w:val="left"/>
@@ -14656,6 +15230,7 @@
     <w:qFormat/>
     <w:pPr>
       <w:widowControl/>
+      <w:suppressAutoHyphens w:val="true"/>
       <w:bidi w:val="0"/>
       <w:spacing w:lineRule="auto" w:line="259" w:before="0" w:after="160"/>
       <w:jc w:val="left"/>
@@ -14674,6 +15249,7 @@
     <w:qFormat/>
     <w:pPr>
       <w:widowControl/>
+      <w:suppressAutoHyphens w:val="true"/>
       <w:bidi w:val="0"/>
       <w:spacing w:lineRule="auto" w:line="259" w:before="0" w:after="160"/>
       <w:jc w:val="left"/>
@@ -14692,6 +15268,7 @@
     <w:qFormat/>
     <w:pPr>
       <w:widowControl/>
+      <w:suppressAutoHyphens w:val="true"/>
       <w:bidi w:val="0"/>
       <w:spacing w:lineRule="auto" w:line="259" w:before="0" w:after="160"/>
       <w:jc w:val="left"/>
@@ -14710,6 +15287,7 @@
     <w:qFormat/>
     <w:pPr>
       <w:widowControl/>
+      <w:suppressAutoHyphens w:val="true"/>
       <w:bidi w:val="0"/>
       <w:spacing w:lineRule="auto" w:line="259" w:before="0" w:after="160"/>
       <w:jc w:val="left"/>
@@ -14728,6 +15306,7 @@
     <w:qFormat/>
     <w:pPr>
       <w:widowControl/>
+      <w:suppressAutoHyphens w:val="true"/>
       <w:bidi w:val="0"/>
       <w:spacing w:lineRule="auto" w:line="259" w:before="0" w:after="160"/>
       <w:jc w:val="left"/>
@@ -14746,6 +15325,7 @@
     <w:qFormat/>
     <w:pPr>
       <w:widowControl/>
+      <w:suppressAutoHyphens w:val="true"/>
       <w:bidi w:val="0"/>
       <w:spacing w:lineRule="auto" w:line="259" w:before="0" w:after="160"/>
       <w:jc w:val="left"/>
@@ -14764,6 +15344,7 @@
     <w:qFormat/>
     <w:pPr>
       <w:widowControl/>
+      <w:suppressAutoHyphens w:val="true"/>
       <w:bidi w:val="0"/>
       <w:spacing w:lineRule="auto" w:line="259" w:before="0" w:after="160"/>
       <w:jc w:val="left"/>
@@ -14782,6 +15363,7 @@
     <w:qFormat/>
     <w:pPr>
       <w:widowControl/>
+      <w:suppressAutoHyphens w:val="true"/>
       <w:bidi w:val="0"/>
       <w:spacing w:lineRule="auto" w:line="259" w:before="0" w:after="160"/>
       <w:jc w:val="left"/>
@@ -14800,6 +15382,7 @@
     <w:qFormat/>
     <w:pPr>
       <w:widowControl/>
+      <w:suppressAutoHyphens w:val="true"/>
       <w:bidi w:val="0"/>
       <w:spacing w:lineRule="auto" w:line="259" w:before="0" w:after="160"/>
       <w:jc w:val="left"/>
@@ -14818,6 +15401,7 @@
     <w:qFormat/>
     <w:pPr>
       <w:widowControl/>
+      <w:suppressAutoHyphens w:val="true"/>
       <w:bidi w:val="0"/>
       <w:spacing w:lineRule="auto" w:line="259" w:before="0" w:after="160"/>
       <w:jc w:val="left"/>
@@ -14836,6 +15420,7 @@
     <w:qFormat/>
     <w:pPr>
       <w:widowControl/>
+      <w:suppressAutoHyphens w:val="true"/>
       <w:bidi w:val="0"/>
       <w:spacing w:lineRule="auto" w:line="259" w:before="0" w:after="160"/>
       <w:jc w:val="left"/>
@@ -14854,6 +15439,7 @@
     <w:qFormat/>
     <w:pPr>
       <w:widowControl/>
+      <w:suppressAutoHyphens w:val="true"/>
       <w:bidi w:val="0"/>
       <w:spacing w:lineRule="auto" w:line="259" w:before="0" w:after="160"/>
       <w:jc w:val="left"/>
@@ -14872,6 +15458,7 @@
     <w:qFormat/>
     <w:pPr>
       <w:widowControl/>
+      <w:suppressAutoHyphens w:val="true"/>
       <w:bidi w:val="0"/>
       <w:spacing w:lineRule="auto" w:line="259" w:before="0" w:after="160"/>
       <w:jc w:val="left"/>
@@ -14890,6 +15477,7 @@
     <w:qFormat/>
     <w:pPr>
       <w:widowControl/>
+      <w:suppressAutoHyphens w:val="true"/>
       <w:bidi w:val="0"/>
       <w:spacing w:lineRule="auto" w:line="259" w:before="0" w:after="160"/>
       <w:jc w:val="left"/>
@@ -14908,6 +15496,7 @@
     <w:qFormat/>
     <w:pPr>
       <w:widowControl/>
+      <w:suppressAutoHyphens w:val="true"/>
       <w:bidi w:val="0"/>
       <w:spacing w:lineRule="auto" w:line="259" w:before="0" w:after="160"/>
       <w:jc w:val="left"/>
@@ -14926,6 +15515,7 @@
     <w:qFormat/>
     <w:pPr>
       <w:widowControl/>
+      <w:suppressAutoHyphens w:val="true"/>
       <w:bidi w:val="0"/>
       <w:spacing w:lineRule="auto" w:line="259" w:before="0" w:after="160"/>
       <w:jc w:val="left"/>
@@ -14944,6 +15534,7 @@
     <w:qFormat/>
     <w:pPr>
       <w:widowControl/>
+      <w:suppressAutoHyphens w:val="true"/>
       <w:bidi w:val="0"/>
       <w:spacing w:lineRule="auto" w:line="259" w:before="0" w:after="160"/>
       <w:jc w:val="left"/>
@@ -14957,11 +15548,12 @@
       <w:lang w:val="ru-RU" w:eastAsia="en-US" w:bidi="ar-SA"/>
     </w:rPr>
   </w:style>
-  <w:style w:type="paragraph" w:styleId="ListLabel54">
-    <w:name w:val="ListLabel 54"/>
-    <w:qFormat/>
-    <w:pPr>
-      <w:widowControl/>
+  <w:style w:type="paragraph" w:styleId="ListLabel541">
+    <w:name w:val="ListLabel 541"/>
+    <w:qFormat/>
+    <w:pPr>
+      <w:widowControl/>
+      <w:suppressAutoHyphens w:val="true"/>
       <w:bidi w:val="0"/>
       <w:spacing w:lineRule="auto" w:line="259" w:before="0" w:after="160"/>
       <w:jc w:val="left"/>
@@ -14975,11 +15567,12 @@
       <w:lang w:val="ru-RU" w:eastAsia="en-US" w:bidi="ar-SA"/>
     </w:rPr>
   </w:style>
-  <w:style w:type="paragraph" w:styleId="ListLabel53">
-    <w:name w:val="ListLabel 53"/>
-    <w:qFormat/>
-    <w:pPr>
-      <w:widowControl/>
+  <w:style w:type="paragraph" w:styleId="ListLabel531">
+    <w:name w:val="ListLabel 531"/>
+    <w:qFormat/>
+    <w:pPr>
+      <w:widowControl/>
+      <w:suppressAutoHyphens w:val="true"/>
       <w:bidi w:val="0"/>
       <w:spacing w:lineRule="auto" w:line="259" w:before="0" w:after="160"/>
       <w:jc w:val="left"/>
@@ -14993,11 +15586,12 @@
       <w:lang w:val="ru-RU" w:eastAsia="en-US" w:bidi="ar-SA"/>
     </w:rPr>
   </w:style>
-  <w:style w:type="paragraph" w:styleId="ListLabel52">
-    <w:name w:val="ListLabel 52"/>
-    <w:qFormat/>
-    <w:pPr>
-      <w:widowControl/>
+  <w:style w:type="paragraph" w:styleId="ListLabel521">
+    <w:name w:val="ListLabel 521"/>
+    <w:qFormat/>
+    <w:pPr>
+      <w:widowControl/>
+      <w:suppressAutoHyphens w:val="true"/>
       <w:bidi w:val="0"/>
       <w:spacing w:lineRule="auto" w:line="259" w:before="0" w:after="160"/>
       <w:jc w:val="left"/>
@@ -15011,11 +15605,12 @@
       <w:lang w:val="ru-RU" w:eastAsia="en-US" w:bidi="ar-SA"/>
     </w:rPr>
   </w:style>
-  <w:style w:type="paragraph" w:styleId="ListLabel51">
-    <w:name w:val="ListLabel 51"/>
-    <w:qFormat/>
-    <w:pPr>
-      <w:widowControl/>
+  <w:style w:type="paragraph" w:styleId="ListLabel511">
+    <w:name w:val="ListLabel 511"/>
+    <w:qFormat/>
+    <w:pPr>
+      <w:widowControl/>
+      <w:suppressAutoHyphens w:val="true"/>
       <w:bidi w:val="0"/>
       <w:spacing w:lineRule="auto" w:line="259" w:before="0" w:after="160"/>
       <w:jc w:val="left"/>
@@ -15029,11 +15624,12 @@
       <w:lang w:val="ru-RU" w:eastAsia="en-US" w:bidi="ar-SA"/>
     </w:rPr>
   </w:style>
-  <w:style w:type="paragraph" w:styleId="ListLabel50">
-    <w:name w:val="ListLabel 50"/>
-    <w:qFormat/>
-    <w:pPr>
-      <w:widowControl/>
+  <w:style w:type="paragraph" w:styleId="ListLabel501">
+    <w:name w:val="ListLabel 501"/>
+    <w:qFormat/>
+    <w:pPr>
+      <w:widowControl/>
+      <w:suppressAutoHyphens w:val="true"/>
       <w:bidi w:val="0"/>
       <w:spacing w:lineRule="auto" w:line="259" w:before="0" w:after="160"/>
       <w:jc w:val="left"/>
@@ -15047,11 +15643,12 @@
       <w:lang w:val="ru-RU" w:eastAsia="en-US" w:bidi="ar-SA"/>
     </w:rPr>
   </w:style>
-  <w:style w:type="paragraph" w:styleId="ListLabel49">
-    <w:name w:val="ListLabel 49"/>
-    <w:qFormat/>
-    <w:pPr>
-      <w:widowControl/>
+  <w:style w:type="paragraph" w:styleId="ListLabel491">
+    <w:name w:val="ListLabel 491"/>
+    <w:qFormat/>
+    <w:pPr>
+      <w:widowControl/>
+      <w:suppressAutoHyphens w:val="true"/>
       <w:bidi w:val="0"/>
       <w:spacing w:lineRule="auto" w:line="259" w:before="0" w:after="160"/>
       <w:jc w:val="left"/>
@@ -15065,11 +15662,12 @@
       <w:lang w:val="ru-RU" w:eastAsia="en-US" w:bidi="ar-SA"/>
     </w:rPr>
   </w:style>
-  <w:style w:type="paragraph" w:styleId="ListLabel48">
-    <w:name w:val="ListLabel 48"/>
-    <w:qFormat/>
-    <w:pPr>
-      <w:widowControl/>
+  <w:style w:type="paragraph" w:styleId="ListLabel481">
+    <w:name w:val="ListLabel 481"/>
+    <w:qFormat/>
+    <w:pPr>
+      <w:widowControl/>
+      <w:suppressAutoHyphens w:val="true"/>
       <w:bidi w:val="0"/>
       <w:spacing w:lineRule="auto" w:line="259" w:before="0" w:after="160"/>
       <w:jc w:val="left"/>
@@ -15083,11 +15681,12 @@
       <w:lang w:val="ru-RU" w:eastAsia="en-US" w:bidi="ar-SA"/>
     </w:rPr>
   </w:style>
-  <w:style w:type="paragraph" w:styleId="ListLabel47">
-    <w:name w:val="ListLabel 47"/>
-    <w:qFormat/>
-    <w:pPr>
-      <w:widowControl/>
+  <w:style w:type="paragraph" w:styleId="ListLabel471">
+    <w:name w:val="ListLabel 471"/>
+    <w:qFormat/>
+    <w:pPr>
+      <w:widowControl/>
+      <w:suppressAutoHyphens w:val="true"/>
       <w:bidi w:val="0"/>
       <w:spacing w:lineRule="auto" w:line="259" w:before="0" w:after="160"/>
       <w:jc w:val="left"/>
@@ -15101,11 +15700,12 @@
       <w:lang w:val="ru-RU" w:eastAsia="en-US" w:bidi="ar-SA"/>
     </w:rPr>
   </w:style>
-  <w:style w:type="paragraph" w:styleId="ListLabel46">
-    <w:name w:val="ListLabel 46"/>
-    <w:qFormat/>
-    <w:pPr>
-      <w:widowControl/>
+  <w:style w:type="paragraph" w:styleId="ListLabel461">
+    <w:name w:val="ListLabel 461"/>
+    <w:qFormat/>
+    <w:pPr>
+      <w:widowControl/>
+      <w:suppressAutoHyphens w:val="true"/>
       <w:bidi w:val="0"/>
       <w:spacing w:lineRule="auto" w:line="259" w:before="0" w:after="160"/>
       <w:jc w:val="left"/>
@@ -15119,11 +15719,12 @@
       <w:lang w:val="ru-RU" w:eastAsia="en-US" w:bidi="ar-SA"/>
     </w:rPr>
   </w:style>
-  <w:style w:type="paragraph" w:styleId="ListLabel45">
-    <w:name w:val="ListLabel 45"/>
-    <w:qFormat/>
-    <w:pPr>
-      <w:widowControl/>
+  <w:style w:type="paragraph" w:styleId="ListLabel451">
+    <w:name w:val="ListLabel 451"/>
+    <w:qFormat/>
+    <w:pPr>
+      <w:widowControl/>
+      <w:suppressAutoHyphens w:val="true"/>
       <w:bidi w:val="0"/>
       <w:spacing w:lineRule="auto" w:line="259" w:before="0" w:after="160"/>
       <w:jc w:val="left"/>
@@ -15137,11 +15738,12 @@
       <w:lang w:val="ru-RU" w:eastAsia="en-US" w:bidi="ar-SA"/>
     </w:rPr>
   </w:style>
-  <w:style w:type="paragraph" w:styleId="ListLabel44">
-    <w:name w:val="ListLabel 44"/>
-    <w:qFormat/>
-    <w:pPr>
-      <w:widowControl/>
+  <w:style w:type="paragraph" w:styleId="ListLabel441">
+    <w:name w:val="ListLabel 441"/>
+    <w:qFormat/>
+    <w:pPr>
+      <w:widowControl/>
+      <w:suppressAutoHyphens w:val="true"/>
       <w:bidi w:val="0"/>
       <w:spacing w:lineRule="auto" w:line="259" w:before="0" w:after="160"/>
       <w:jc w:val="left"/>
@@ -15155,11 +15757,12 @@
       <w:lang w:val="ru-RU" w:eastAsia="en-US" w:bidi="ar-SA"/>
     </w:rPr>
   </w:style>
-  <w:style w:type="paragraph" w:styleId="ListLabel43">
-    <w:name w:val="ListLabel 43"/>
-    <w:qFormat/>
-    <w:pPr>
-      <w:widowControl/>
+  <w:style w:type="paragraph" w:styleId="ListLabel431">
+    <w:name w:val="ListLabel 431"/>
+    <w:qFormat/>
+    <w:pPr>
+      <w:widowControl/>
+      <w:suppressAutoHyphens w:val="true"/>
       <w:bidi w:val="0"/>
       <w:spacing w:lineRule="auto" w:line="259" w:before="0" w:after="160"/>
       <w:jc w:val="left"/>
@@ -15173,11 +15776,12 @@
       <w:lang w:val="ru-RU" w:eastAsia="en-US" w:bidi="ar-SA"/>
     </w:rPr>
   </w:style>
-  <w:style w:type="paragraph" w:styleId="ListLabel42">
-    <w:name w:val="ListLabel 42"/>
-    <w:qFormat/>
-    <w:pPr>
-      <w:widowControl/>
+  <w:style w:type="paragraph" w:styleId="ListLabel421">
+    <w:name w:val="ListLabel 421"/>
+    <w:qFormat/>
+    <w:pPr>
+      <w:widowControl/>
+      <w:suppressAutoHyphens w:val="true"/>
       <w:bidi w:val="0"/>
       <w:spacing w:lineRule="auto" w:line="259" w:before="0" w:after="160"/>
       <w:jc w:val="left"/>
@@ -15191,11 +15795,12 @@
       <w:lang w:val="ru-RU" w:eastAsia="en-US" w:bidi="ar-SA"/>
     </w:rPr>
   </w:style>
-  <w:style w:type="paragraph" w:styleId="ListLabel41">
-    <w:name w:val="ListLabel 41"/>
-    <w:qFormat/>
-    <w:pPr>
-      <w:widowControl/>
+  <w:style w:type="paragraph" w:styleId="ListLabel411">
+    <w:name w:val="ListLabel 411"/>
+    <w:qFormat/>
+    <w:pPr>
+      <w:widowControl/>
+      <w:suppressAutoHyphens w:val="true"/>
       <w:bidi w:val="0"/>
       <w:spacing w:lineRule="auto" w:line="259" w:before="0" w:after="160"/>
       <w:jc w:val="left"/>
@@ -15209,11 +15814,12 @@
       <w:lang w:val="ru-RU" w:eastAsia="en-US" w:bidi="ar-SA"/>
     </w:rPr>
   </w:style>
-  <w:style w:type="paragraph" w:styleId="ListLabel40">
-    <w:name w:val="ListLabel 40"/>
-    <w:qFormat/>
-    <w:pPr>
-      <w:widowControl/>
+  <w:style w:type="paragraph" w:styleId="ListLabel401">
+    <w:name w:val="ListLabel 401"/>
+    <w:qFormat/>
+    <w:pPr>
+      <w:widowControl/>
+      <w:suppressAutoHyphens w:val="true"/>
       <w:bidi w:val="0"/>
       <w:spacing w:lineRule="auto" w:line="259" w:before="0" w:after="160"/>
       <w:jc w:val="left"/>
@@ -15227,11 +15833,12 @@
       <w:lang w:val="ru-RU" w:eastAsia="en-US" w:bidi="ar-SA"/>
     </w:rPr>
   </w:style>
-  <w:style w:type="paragraph" w:styleId="ListLabel39">
-    <w:name w:val="ListLabel 39"/>
-    <w:qFormat/>
-    <w:pPr>
-      <w:widowControl/>
+  <w:style w:type="paragraph" w:styleId="ListLabel391">
+    <w:name w:val="ListLabel 391"/>
+    <w:qFormat/>
+    <w:pPr>
+      <w:widowControl/>
+      <w:suppressAutoHyphens w:val="true"/>
       <w:bidi w:val="0"/>
       <w:spacing w:lineRule="auto" w:line="259" w:before="0" w:after="160"/>
       <w:jc w:val="left"/>
@@ -15245,11 +15852,12 @@
       <w:lang w:val="ru-RU" w:eastAsia="en-US" w:bidi="ar-SA"/>
     </w:rPr>
   </w:style>
-  <w:style w:type="paragraph" w:styleId="ListLabel38">
-    <w:name w:val="ListLabel 38"/>
-    <w:qFormat/>
-    <w:pPr>
-      <w:widowControl/>
+  <w:style w:type="paragraph" w:styleId="ListLabel381">
+    <w:name w:val="ListLabel 381"/>
+    <w:qFormat/>
+    <w:pPr>
+      <w:widowControl/>
+      <w:suppressAutoHyphens w:val="true"/>
       <w:bidi w:val="0"/>
       <w:spacing w:lineRule="auto" w:line="259" w:before="0" w:after="160"/>
       <w:jc w:val="left"/>
@@ -15263,11 +15871,12 @@
       <w:lang w:val="ru-RU" w:eastAsia="en-US" w:bidi="ar-SA"/>
     </w:rPr>
   </w:style>
-  <w:style w:type="paragraph" w:styleId="ListLabel37">
-    <w:name w:val="ListLabel 37"/>
-    <w:qFormat/>
-    <w:pPr>
-      <w:widowControl/>
+  <w:style w:type="paragraph" w:styleId="ListLabel371">
+    <w:name w:val="ListLabel 371"/>
+    <w:qFormat/>
+    <w:pPr>
+      <w:widowControl/>
+      <w:suppressAutoHyphens w:val="true"/>
       <w:bidi w:val="0"/>
       <w:spacing w:lineRule="auto" w:line="259" w:before="0" w:after="160"/>
       <w:jc w:val="left"/>
@@ -15281,11 +15890,12 @@
       <w:lang w:val="ru-RU" w:eastAsia="en-US" w:bidi="ar-SA"/>
     </w:rPr>
   </w:style>
-  <w:style w:type="paragraph" w:styleId="ListLabel36">
-    <w:name w:val="ListLabel 36"/>
-    <w:qFormat/>
-    <w:pPr>
-      <w:widowControl/>
+  <w:style w:type="paragraph" w:styleId="ListLabel361">
+    <w:name w:val="ListLabel 361"/>
+    <w:qFormat/>
+    <w:pPr>
+      <w:widowControl/>
+      <w:suppressAutoHyphens w:val="true"/>
       <w:bidi w:val="0"/>
       <w:spacing w:lineRule="auto" w:line="259" w:before="0" w:after="160"/>
       <w:jc w:val="left"/>
@@ -15299,11 +15909,12 @@
       <w:lang w:val="ru-RU" w:eastAsia="en-US" w:bidi="ar-SA"/>
     </w:rPr>
   </w:style>
-  <w:style w:type="paragraph" w:styleId="ListLabel35">
-    <w:name w:val="ListLabel 35"/>
-    <w:qFormat/>
-    <w:pPr>
-      <w:widowControl/>
+  <w:style w:type="paragraph" w:styleId="ListLabel351">
+    <w:name w:val="ListLabel 351"/>
+    <w:qFormat/>
+    <w:pPr>
+      <w:widowControl/>
+      <w:suppressAutoHyphens w:val="true"/>
       <w:bidi w:val="0"/>
       <w:spacing w:lineRule="auto" w:line="259" w:before="0" w:after="160"/>
       <w:jc w:val="left"/>
@@ -15317,11 +15928,12 @@
       <w:lang w:val="ru-RU" w:eastAsia="en-US" w:bidi="ar-SA"/>
     </w:rPr>
   </w:style>
-  <w:style w:type="paragraph" w:styleId="ListLabel34">
-    <w:name w:val="ListLabel 34"/>
-    <w:qFormat/>
-    <w:pPr>
-      <w:widowControl/>
+  <w:style w:type="paragraph" w:styleId="ListLabel341">
+    <w:name w:val="ListLabel 341"/>
+    <w:qFormat/>
+    <w:pPr>
+      <w:widowControl/>
+      <w:suppressAutoHyphens w:val="true"/>
       <w:bidi w:val="0"/>
       <w:spacing w:lineRule="auto" w:line="259" w:before="0" w:after="160"/>
       <w:jc w:val="left"/>
@@ -15335,11 +15947,12 @@
       <w:lang w:val="ru-RU" w:eastAsia="en-US" w:bidi="ar-SA"/>
     </w:rPr>
   </w:style>
-  <w:style w:type="paragraph" w:styleId="ListLabel33">
-    <w:name w:val="ListLabel 33"/>
-    <w:qFormat/>
-    <w:pPr>
-      <w:widowControl/>
+  <w:style w:type="paragraph" w:styleId="ListLabel331">
+    <w:name w:val="ListLabel 331"/>
+    <w:qFormat/>
+    <w:pPr>
+      <w:widowControl/>
+      <w:suppressAutoHyphens w:val="true"/>
       <w:bidi w:val="0"/>
       <w:spacing w:lineRule="auto" w:line="259" w:before="0" w:after="160"/>
       <w:jc w:val="left"/>
@@ -15353,11 +15966,12 @@
       <w:lang w:val="ru-RU" w:eastAsia="en-US" w:bidi="ar-SA"/>
     </w:rPr>
   </w:style>
-  <w:style w:type="paragraph" w:styleId="ListLabel32">
-    <w:name w:val="ListLabel 32"/>
-    <w:qFormat/>
-    <w:pPr>
-      <w:widowControl/>
+  <w:style w:type="paragraph" w:styleId="ListLabel321">
+    <w:name w:val="ListLabel 321"/>
+    <w:qFormat/>
+    <w:pPr>
+      <w:widowControl/>
+      <w:suppressAutoHyphens w:val="true"/>
       <w:bidi w:val="0"/>
       <w:spacing w:lineRule="auto" w:line="259" w:before="0" w:after="160"/>
       <w:jc w:val="left"/>
@@ -15371,11 +15985,12 @@
       <w:lang w:val="ru-RU" w:eastAsia="en-US" w:bidi="ar-SA"/>
     </w:rPr>
   </w:style>
-  <w:style w:type="paragraph" w:styleId="ListLabel31">
-    <w:name w:val="ListLabel 31"/>
-    <w:qFormat/>
-    <w:pPr>
-      <w:widowControl/>
+  <w:style w:type="paragraph" w:styleId="ListLabel311">
+    <w:name w:val="ListLabel 311"/>
+    <w:qFormat/>
+    <w:pPr>
+      <w:widowControl/>
+      <w:suppressAutoHyphens w:val="true"/>
       <w:bidi w:val="0"/>
       <w:spacing w:lineRule="auto" w:line="259" w:before="0" w:after="160"/>
       <w:jc w:val="left"/>
@@ -15389,11 +16004,12 @@
       <w:lang w:val="ru-RU" w:eastAsia="en-US" w:bidi="ar-SA"/>
     </w:rPr>
   </w:style>
-  <w:style w:type="paragraph" w:styleId="ListLabel30">
-    <w:name w:val="ListLabel 30"/>
-    <w:qFormat/>
-    <w:pPr>
-      <w:widowControl/>
+  <w:style w:type="paragraph" w:styleId="ListLabel301">
+    <w:name w:val="ListLabel 301"/>
+    <w:qFormat/>
+    <w:pPr>
+      <w:widowControl/>
+      <w:suppressAutoHyphens w:val="true"/>
       <w:bidi w:val="0"/>
       <w:spacing w:lineRule="auto" w:line="259" w:before="0" w:after="160"/>
       <w:jc w:val="left"/>
@@ -15407,11 +16023,12 @@
       <w:lang w:val="ru-RU" w:eastAsia="en-US" w:bidi="ar-SA"/>
     </w:rPr>
   </w:style>
-  <w:style w:type="paragraph" w:styleId="ListLabel29">
-    <w:name w:val="ListLabel 29"/>
-    <w:qFormat/>
-    <w:pPr>
-      <w:widowControl/>
+  <w:style w:type="paragraph" w:styleId="ListLabel291">
+    <w:name w:val="ListLabel 291"/>
+    <w:qFormat/>
+    <w:pPr>
+      <w:widowControl/>
+      <w:suppressAutoHyphens w:val="true"/>
       <w:bidi w:val="0"/>
       <w:spacing w:lineRule="auto" w:line="259" w:before="0" w:after="160"/>
       <w:jc w:val="left"/>
@@ -15425,11 +16042,12 @@
       <w:lang w:val="ru-RU" w:eastAsia="en-US" w:bidi="ar-SA"/>
     </w:rPr>
   </w:style>
-  <w:style w:type="paragraph" w:styleId="ListLabel28">
-    <w:name w:val="ListLabel 28"/>
-    <w:qFormat/>
-    <w:pPr>
-      <w:widowControl/>
+  <w:style w:type="paragraph" w:styleId="ListLabel281">
+    <w:name w:val="ListLabel 281"/>
+    <w:qFormat/>
+    <w:pPr>
+      <w:widowControl/>
+      <w:suppressAutoHyphens w:val="true"/>
       <w:bidi w:val="0"/>
       <w:spacing w:lineRule="auto" w:line="259" w:before="0" w:after="160"/>
       <w:jc w:val="left"/>
@@ -15443,11 +16061,12 @@
       <w:lang w:val="ru-RU" w:eastAsia="en-US" w:bidi="ar-SA"/>
     </w:rPr>
   </w:style>
-  <w:style w:type="paragraph" w:styleId="ListLabel27">
-    <w:name w:val="ListLabel 27"/>
-    <w:qFormat/>
-    <w:pPr>
-      <w:widowControl/>
+  <w:style w:type="paragraph" w:styleId="ListLabel271">
+    <w:name w:val="ListLabel 271"/>
+    <w:qFormat/>
+    <w:pPr>
+      <w:widowControl/>
+      <w:suppressAutoHyphens w:val="true"/>
       <w:bidi w:val="0"/>
       <w:spacing w:lineRule="auto" w:line="259" w:before="0" w:after="160"/>
       <w:jc w:val="left"/>
@@ -15461,11 +16080,12 @@
       <w:lang w:val="ru-RU" w:eastAsia="en-US" w:bidi="ar-SA"/>
     </w:rPr>
   </w:style>
-  <w:style w:type="paragraph" w:styleId="ListLabel26">
-    <w:name w:val="ListLabel 26"/>
-    <w:qFormat/>
-    <w:pPr>
-      <w:widowControl/>
+  <w:style w:type="paragraph" w:styleId="ListLabel261">
+    <w:name w:val="ListLabel 261"/>
+    <w:qFormat/>
+    <w:pPr>
+      <w:widowControl/>
+      <w:suppressAutoHyphens w:val="true"/>
       <w:bidi w:val="0"/>
       <w:spacing w:lineRule="auto" w:line="259" w:before="0" w:after="160"/>
       <w:jc w:val="left"/>
@@ -15479,11 +16099,12 @@
       <w:lang w:val="ru-RU" w:eastAsia="en-US" w:bidi="ar-SA"/>
     </w:rPr>
   </w:style>
-  <w:style w:type="paragraph" w:styleId="ListLabel25">
-    <w:name w:val="ListLabel 25"/>
-    <w:qFormat/>
-    <w:pPr>
-      <w:widowControl/>
+  <w:style w:type="paragraph" w:styleId="ListLabel251">
+    <w:name w:val="ListLabel 251"/>
+    <w:qFormat/>
+    <w:pPr>
+      <w:widowControl/>
+      <w:suppressAutoHyphens w:val="true"/>
       <w:bidi w:val="0"/>
       <w:spacing w:lineRule="auto" w:line="259" w:before="0" w:after="160"/>
       <w:jc w:val="left"/>
@@ -15497,11 +16118,12 @@
       <w:lang w:val="ru-RU" w:eastAsia="en-US" w:bidi="ar-SA"/>
     </w:rPr>
   </w:style>
-  <w:style w:type="paragraph" w:styleId="ListLabel24">
-    <w:name w:val="ListLabel 24"/>
-    <w:qFormat/>
-    <w:pPr>
-      <w:widowControl/>
+  <w:style w:type="paragraph" w:styleId="ListLabel241">
+    <w:name w:val="ListLabel 241"/>
+    <w:qFormat/>
+    <w:pPr>
+      <w:widowControl/>
+      <w:suppressAutoHyphens w:val="true"/>
       <w:bidi w:val="0"/>
       <w:spacing w:lineRule="auto" w:line="259" w:before="0" w:after="160"/>
       <w:jc w:val="left"/>
@@ -15515,11 +16137,12 @@
       <w:lang w:val="ru-RU" w:eastAsia="en-US" w:bidi="ar-SA"/>
     </w:rPr>
   </w:style>
-  <w:style w:type="paragraph" w:styleId="ListLabel23">
-    <w:name w:val="ListLabel 23"/>
-    <w:qFormat/>
-    <w:pPr>
-      <w:widowControl/>
+  <w:style w:type="paragraph" w:styleId="ListLabel231">
+    <w:name w:val="ListLabel 231"/>
+    <w:qFormat/>
+    <w:pPr>
+      <w:widowControl/>
+      <w:suppressAutoHyphens w:val="true"/>
       <w:bidi w:val="0"/>
       <w:spacing w:lineRule="auto" w:line="259" w:before="0" w:after="160"/>
       <w:jc w:val="left"/>
@@ -15533,11 +16156,12 @@
       <w:lang w:val="ru-RU" w:eastAsia="en-US" w:bidi="ar-SA"/>
     </w:rPr>
   </w:style>
-  <w:style w:type="paragraph" w:styleId="ListLabel22">
-    <w:name w:val="ListLabel 22"/>
-    <w:qFormat/>
-    <w:pPr>
-      <w:widowControl/>
+  <w:style w:type="paragraph" w:styleId="ListLabel221">
+    <w:name w:val="ListLabel 221"/>
+    <w:qFormat/>
+    <w:pPr>
+      <w:widowControl/>
+      <w:suppressAutoHyphens w:val="true"/>
       <w:bidi w:val="0"/>
       <w:spacing w:lineRule="auto" w:line="259" w:before="0" w:after="160"/>
       <w:jc w:val="left"/>
@@ -15551,11 +16175,12 @@
       <w:lang w:val="ru-RU" w:eastAsia="en-US" w:bidi="ar-SA"/>
     </w:rPr>
   </w:style>
-  <w:style w:type="paragraph" w:styleId="ListLabel21">
-    <w:name w:val="ListLabel 21"/>
-    <w:qFormat/>
-    <w:pPr>
-      <w:widowControl/>
+  <w:style w:type="paragraph" w:styleId="ListLabel211">
+    <w:name w:val="ListLabel 211"/>
+    <w:qFormat/>
+    <w:pPr>
+      <w:widowControl/>
+      <w:suppressAutoHyphens w:val="true"/>
       <w:bidi w:val="0"/>
       <w:spacing w:lineRule="auto" w:line="259" w:before="0" w:after="160"/>
       <w:jc w:val="left"/>
@@ -15569,11 +16194,12 @@
       <w:lang w:val="ru-RU" w:eastAsia="en-US" w:bidi="ar-SA"/>
     </w:rPr>
   </w:style>
-  <w:style w:type="paragraph" w:styleId="ListLabel20">
-    <w:name w:val="ListLabel 20"/>
-    <w:qFormat/>
-    <w:pPr>
-      <w:widowControl/>
+  <w:style w:type="paragraph" w:styleId="ListLabel201">
+    <w:name w:val="ListLabel 201"/>
+    <w:qFormat/>
+    <w:pPr>
+      <w:widowControl/>
+      <w:suppressAutoHyphens w:val="true"/>
       <w:bidi w:val="0"/>
       <w:spacing w:lineRule="auto" w:line="259" w:before="0" w:after="160"/>
       <w:jc w:val="left"/>
@@ -15587,11 +16213,12 @@
       <w:lang w:val="ru-RU" w:eastAsia="en-US" w:bidi="ar-SA"/>
     </w:rPr>
   </w:style>
-  <w:style w:type="paragraph" w:styleId="ListLabel19">
-    <w:name w:val="ListLabel 19"/>
-    <w:qFormat/>
-    <w:pPr>
-      <w:widowControl/>
+  <w:style w:type="paragraph" w:styleId="ListLabel191">
+    <w:name w:val="ListLabel 191"/>
+    <w:qFormat/>
+    <w:pPr>
+      <w:widowControl/>
+      <w:suppressAutoHyphens w:val="true"/>
       <w:bidi w:val="0"/>
       <w:spacing w:lineRule="auto" w:line="259" w:before="0" w:after="160"/>
       <w:jc w:val="left"/>
@@ -15610,6 +16237,7 @@
     <w:qFormat/>
     <w:pPr>
       <w:widowControl/>
+      <w:suppressAutoHyphens w:val="true"/>
       <w:bidi w:val="0"/>
       <w:spacing w:lineRule="auto" w:line="259" w:before="0" w:after="160"/>
       <w:jc w:val="left"/>
@@ -15628,6 +16256,7 @@
     <w:qFormat/>
     <w:pPr>
       <w:widowControl/>
+      <w:suppressAutoHyphens w:val="true"/>
       <w:bidi w:val="0"/>
       <w:spacing w:lineRule="auto" w:line="259" w:before="0" w:after="160"/>
       <w:jc w:val="left"/>
@@ -15646,6 +16275,7 @@
     <w:qFormat/>
     <w:pPr>
       <w:widowControl/>
+      <w:suppressAutoHyphens w:val="true"/>
       <w:bidi w:val="0"/>
       <w:spacing w:lineRule="auto" w:line="259" w:before="0" w:after="160"/>
       <w:jc w:val="left"/>
@@ -15664,6 +16294,7 @@
     <w:qFormat/>
     <w:pPr>
       <w:widowControl/>
+      <w:suppressAutoHyphens w:val="true"/>
       <w:bidi w:val="0"/>
       <w:spacing w:lineRule="auto" w:line="259" w:before="0" w:after="160"/>
       <w:jc w:val="left"/>
@@ -15682,6 +16313,7 @@
     <w:qFormat/>
     <w:pPr>
       <w:widowControl/>
+      <w:suppressAutoHyphens w:val="true"/>
       <w:bidi w:val="0"/>
       <w:spacing w:lineRule="auto" w:line="259" w:before="0" w:after="160"/>
       <w:jc w:val="left"/>
@@ -15700,6 +16332,7 @@
     <w:qFormat/>
     <w:pPr>
       <w:widowControl/>
+      <w:suppressAutoHyphens w:val="true"/>
       <w:bidi w:val="0"/>
       <w:spacing w:lineRule="auto" w:line="259" w:before="0" w:after="160"/>
       <w:jc w:val="left"/>
@@ -15718,6 +16351,7 @@
     <w:qFormat/>
     <w:pPr>
       <w:widowControl/>
+      <w:suppressAutoHyphens w:val="true"/>
       <w:bidi w:val="0"/>
       <w:spacing w:lineRule="auto" w:line="259" w:before="0" w:after="160"/>
       <w:jc w:val="left"/>
@@ -15736,6 +16370,7 @@
     <w:qFormat/>
     <w:pPr>
       <w:widowControl/>
+      <w:suppressAutoHyphens w:val="true"/>
       <w:bidi w:val="0"/>
       <w:spacing w:lineRule="auto" w:line="259" w:before="0" w:after="160"/>
       <w:jc w:val="left"/>
@@ -15754,6 +16389,7 @@
     <w:qFormat/>
     <w:pPr>
       <w:widowControl/>
+      <w:suppressAutoHyphens w:val="true"/>
       <w:bidi w:val="0"/>
       <w:spacing w:lineRule="auto" w:line="259" w:before="0" w:after="160"/>
       <w:jc w:val="left"/>
@@ -15772,6 +16408,7 @@
     <w:qFormat/>
     <w:pPr>
       <w:widowControl/>
+      <w:suppressAutoHyphens w:val="true"/>
       <w:bidi w:val="0"/>
       <w:spacing w:lineRule="auto" w:line="259" w:before="0" w:after="160"/>
       <w:jc w:val="left"/>
@@ -15790,6 +16427,7 @@
     <w:qFormat/>
     <w:pPr>
       <w:widowControl/>
+      <w:suppressAutoHyphens w:val="true"/>
       <w:bidi w:val="0"/>
       <w:spacing w:lineRule="auto" w:line="259" w:before="0" w:after="160"/>
       <w:jc w:val="left"/>
@@ -15808,6 +16446,7 @@
     <w:qFormat/>
     <w:pPr>
       <w:widowControl/>
+      <w:suppressAutoHyphens w:val="true"/>
       <w:bidi w:val="0"/>
       <w:spacing w:lineRule="auto" w:line="259" w:before="0" w:after="160"/>
       <w:jc w:val="left"/>
@@ -15826,6 +16465,7 @@
     <w:qFormat/>
     <w:pPr>
       <w:widowControl/>
+      <w:suppressAutoHyphens w:val="true"/>
       <w:bidi w:val="0"/>
       <w:spacing w:lineRule="auto" w:line="259" w:before="0" w:after="160"/>
       <w:jc w:val="left"/>
@@ -15844,6 +16484,7 @@
     <w:qFormat/>
     <w:pPr>
       <w:widowControl/>
+      <w:suppressAutoHyphens w:val="true"/>
       <w:bidi w:val="0"/>
       <w:spacing w:lineRule="auto" w:line="259" w:before="0" w:after="160"/>
       <w:jc w:val="left"/>
@@ -15862,6 +16503,7 @@
     <w:qFormat/>
     <w:pPr>
       <w:widowControl/>
+      <w:suppressAutoHyphens w:val="true"/>
       <w:bidi w:val="0"/>
       <w:spacing w:lineRule="auto" w:line="259" w:before="0" w:after="160"/>
       <w:jc w:val="left"/>
@@ -15880,6 +16522,7 @@
     <w:qFormat/>
     <w:pPr>
       <w:widowControl/>
+      <w:suppressAutoHyphens w:val="true"/>
       <w:bidi w:val="0"/>
       <w:spacing w:lineRule="auto" w:line="259" w:before="0" w:after="160"/>
       <w:jc w:val="left"/>
@@ -15898,6 +16541,7 @@
     <w:qFormat/>
     <w:pPr>
       <w:widowControl/>
+      <w:suppressAutoHyphens w:val="true"/>
       <w:bidi w:val="0"/>
       <w:spacing w:lineRule="auto" w:line="259" w:before="0" w:after="160"/>
       <w:jc w:val="left"/>
@@ -15916,6 +16560,7 @@
     <w:qFormat/>
     <w:pPr>
       <w:widowControl/>
+      <w:suppressAutoHyphens w:val="true"/>
       <w:bidi w:val="0"/>
       <w:spacing w:lineRule="auto" w:line="259" w:before="0" w:after="160"/>
       <w:jc w:val="left"/>
@@ -15934,6 +16579,7 @@
     <w:qFormat/>
     <w:pPr>
       <w:widowControl/>
+      <w:suppressAutoHyphens w:val="true"/>
       <w:bidi w:val="0"/>
       <w:spacing w:lineRule="auto" w:line="259" w:before="0" w:after="160"/>
       <w:jc w:val="left"/>
@@ -15953,6 +16599,7 @@
     <w:qFormat/>
     <w:pPr>
       <w:widowControl/>
+      <w:suppressAutoHyphens w:val="true"/>
       <w:bidi w:val="0"/>
       <w:spacing w:lineRule="auto" w:line="259" w:before="0" w:after="160"/>
       <w:jc w:val="left"/>
@@ -15972,6 +16619,7 @@
     <w:qFormat/>
     <w:pPr>
       <w:widowControl/>
+      <w:suppressAutoHyphens w:val="true"/>
       <w:bidi w:val="0"/>
       <w:spacing w:lineRule="auto" w:line="259" w:before="0" w:after="160"/>
       <w:jc w:val="left"/>
@@ -15991,6 +16639,7 @@
     <w:qFormat/>
     <w:pPr>
       <w:widowControl/>
+      <w:suppressAutoHyphens w:val="true"/>
       <w:bidi w:val="0"/>
       <w:spacing w:lineRule="auto" w:line="259" w:before="0" w:after="160"/>
       <w:jc w:val="left"/>
@@ -16010,6 +16659,7 @@
     <w:qFormat/>
     <w:pPr>
       <w:widowControl/>
+      <w:suppressAutoHyphens w:val="true"/>
       <w:bidi w:val="0"/>
       <w:spacing w:lineRule="auto" w:line="259" w:before="0" w:after="160"/>
       <w:jc w:val="left"/>
@@ -16029,6 +16679,7 @@
     <w:qFormat/>
     <w:pPr>
       <w:widowControl/>
+      <w:suppressAutoHyphens w:val="true"/>
       <w:bidi w:val="0"/>
       <w:spacing w:lineRule="auto" w:line="259" w:before="0" w:after="160"/>
       <w:jc w:val="left"/>
@@ -16048,6 +16699,7 @@
     <w:qFormat/>
     <w:pPr>
       <w:widowControl/>
+      <w:suppressAutoHyphens w:val="true"/>
       <w:bidi w:val="0"/>
       <w:spacing w:lineRule="auto" w:line="259" w:before="0" w:after="160"/>
       <w:jc w:val="left"/>
@@ -16067,6 +16719,7 @@
     <w:qFormat/>
     <w:pPr>
       <w:widowControl/>
+      <w:suppressAutoHyphens w:val="true"/>
       <w:bidi w:val="0"/>
       <w:spacing w:lineRule="auto" w:line="259" w:before="0" w:after="160"/>
       <w:jc w:val="left"/>
@@ -16086,6 +16739,7 @@
     <w:qFormat/>
     <w:pPr>
       <w:widowControl/>
+      <w:suppressAutoHyphens w:val="true"/>
       <w:bidi w:val="0"/>
       <w:spacing w:lineRule="auto" w:line="259" w:before="0" w:after="160"/>
       <w:jc w:val="left"/>
@@ -16104,6 +16758,7 @@
     <w:qFormat/>
     <w:pPr>
       <w:widowControl/>
+      <w:suppressAutoHyphens w:val="true"/>
       <w:bidi w:val="0"/>
       <w:spacing w:lineRule="auto" w:line="259" w:before="0" w:after="160"/>
       <w:jc w:val="left"/>
@@ -16122,6 +16777,7 @@
     <w:qFormat/>
     <w:pPr>
       <w:widowControl/>
+      <w:suppressAutoHyphens w:val="true"/>
       <w:bidi w:val="0"/>
       <w:spacing w:lineRule="auto" w:line="259" w:before="0" w:after="160"/>
       <w:jc w:val="left"/>
@@ -16140,6 +16796,7 @@
     <w:qFormat/>
     <w:pPr>
       <w:widowControl/>
+      <w:suppressAutoHyphens w:val="true"/>
       <w:bidi w:val="0"/>
       <w:spacing w:lineRule="auto" w:line="259" w:before="0" w:after="160"/>
       <w:jc w:val="left"/>
@@ -16159,6 +16816,7 @@
     <w:qFormat/>
     <w:pPr>
       <w:widowControl/>
+      <w:suppressAutoHyphens w:val="true"/>
       <w:bidi w:val="0"/>
       <w:spacing w:lineRule="auto" w:line="259" w:before="0" w:after="160"/>
       <w:jc w:val="left"/>
@@ -16177,6 +16835,7 @@
     <w:qFormat/>
     <w:pPr>
       <w:widowControl/>
+      <w:suppressAutoHyphens w:val="true"/>
       <w:bidi w:val="0"/>
       <w:spacing w:lineRule="auto" w:line="259" w:before="0" w:after="160"/>
       <w:jc w:val="left"/>
@@ -16195,6 +16854,7 @@
     <w:qFormat/>
     <w:pPr>
       <w:widowControl/>
+      <w:suppressAutoHyphens w:val="true"/>
       <w:bidi w:val="0"/>
       <w:spacing w:lineRule="auto" w:line="259" w:before="0" w:after="160"/>
       <w:jc w:val="left"/>
@@ -16213,6 +16873,7 @@
     <w:qFormat/>
     <w:pPr>
       <w:widowControl/>
+      <w:suppressAutoHyphens w:val="true"/>
       <w:bidi w:val="0"/>
       <w:spacing w:lineRule="auto" w:line="259" w:before="0" w:after="160"/>
       <w:jc w:val="left"/>
@@ -16231,6 +16892,7 @@
     <w:qFormat/>
     <w:pPr>
       <w:widowControl/>
+      <w:suppressAutoHyphens w:val="true"/>
       <w:bidi w:val="0"/>
       <w:spacing w:lineRule="auto" w:line="259" w:before="0" w:after="160"/>
       <w:jc w:val="left"/>
@@ -16249,6 +16911,7 @@
     <w:qFormat/>
     <w:pPr>
       <w:widowControl/>
+      <w:suppressAutoHyphens w:val="true"/>
       <w:bidi w:val="0"/>
       <w:spacing w:lineRule="auto" w:line="259" w:before="0" w:after="160"/>
       <w:jc w:val="left"/>
@@ -16267,6 +16930,7 @@
     <w:qFormat/>
     <w:pPr>
       <w:widowControl/>
+      <w:suppressAutoHyphens w:val="true"/>
       <w:bidi w:val="0"/>
       <w:spacing w:lineRule="auto" w:line="259" w:before="0" w:after="160"/>
       <w:jc w:val="left"/>
@@ -16286,6 +16950,7 @@
     <w:qFormat/>
     <w:pPr>
       <w:widowControl/>
+      <w:suppressAutoHyphens w:val="true"/>
       <w:bidi w:val="0"/>
       <w:spacing w:lineRule="auto" w:line="259" w:before="0" w:after="160"/>
       <w:jc w:val="left"/>
@@ -16304,6 +16969,7 @@
     <w:qFormat/>
     <w:pPr>
       <w:widowControl/>
+      <w:suppressAutoHyphens w:val="true"/>
       <w:bidi w:val="0"/>
       <w:spacing w:lineRule="auto" w:line="259" w:before="0" w:after="160"/>
       <w:jc w:val="left"/>
@@ -16323,8 +16989,9 @@
     <w:qFormat/>
     <w:pPr>
       <w:widowControl/>
-      <w:bidi w:val="0"/>
-      <w:spacing w:before="0" w:after="0" w:lineRule="auto" w:line="259"/>
+      <w:suppressAutoHyphens w:val="true"/>
+      <w:bidi w:val="0"/>
+      <w:spacing w:lineRule="auto" w:line="259" w:before="0" w:after="0"/>
       <w:jc w:val="left"/>
     </w:pPr>
     <w:rPr>
@@ -16341,8 +17008,9 @@
     <w:qFormat/>
     <w:pPr>
       <w:widowControl/>
-      <w:bidi w:val="0"/>
-      <w:spacing w:before="0" w:after="0" w:lineRule="auto" w:line="259"/>
+      <w:suppressAutoHyphens w:val="true"/>
+      <w:bidi w:val="0"/>
+      <w:spacing w:lineRule="auto" w:line="259" w:before="0" w:after="0"/>
       <w:jc w:val="left"/>
     </w:pPr>
     <w:rPr>
@@ -16359,8 +17027,9 @@
     <w:qFormat/>
     <w:pPr>
       <w:widowControl/>
-      <w:bidi w:val="0"/>
-      <w:spacing w:before="0" w:after="0" w:lineRule="auto" w:line="259"/>
+      <w:suppressAutoHyphens w:val="true"/>
+      <w:bidi w:val="0"/>
+      <w:spacing w:lineRule="auto" w:line="259" w:before="0" w:after="0"/>
       <w:ind w:hanging="600" w:left="600"/>
       <w:jc w:val="left"/>
     </w:pPr>
@@ -16388,8 +17057,9 @@
     <w:qFormat/>
     <w:pPr>
       <w:widowControl/>
-      <w:bidi w:val="0"/>
-      <w:spacing w:before="0" w:after="0" w:lineRule="auto" w:line="259"/>
+      <w:suppressAutoHyphens w:val="true"/>
+      <w:bidi w:val="0"/>
+      <w:spacing w:lineRule="auto" w:line="259" w:before="0" w:after="0"/>
       <w:jc w:val="center"/>
     </w:pPr>
     <w:rPr>
@@ -16416,6 +17086,7 @@
     <w:qFormat/>
     <w:pPr>
       <w:widowControl/>
+      <w:suppressAutoHyphens w:val="true"/>
       <w:bidi w:val="0"/>
       <w:spacing w:lineRule="atLeast" w:line="0" w:before="0" w:after="0"/>
       <w:jc w:val="left"/>
@@ -16445,6 +17116,7 @@
     <w:qFormat/>
     <w:pPr>
       <w:widowControl/>
+      <w:suppressAutoHyphens w:val="true"/>
       <w:bidi w:val="0"/>
       <w:spacing w:lineRule="auto" w:line="216" w:before="101" w:after="0"/>
       <w:jc w:val="left"/>
@@ -16474,6 +17146,7 @@
     <w:qFormat/>
     <w:pPr>
       <w:widowControl/>
+      <w:suppressAutoHyphens w:val="true"/>
       <w:bidi w:val="0"/>
       <w:spacing w:lineRule="auto" w:line="216" w:before="101" w:after="0"/>
       <w:jc w:val="left"/>
@@ -16503,6 +17176,7 @@
     <w:qFormat/>
     <w:pPr>
       <w:widowControl/>
+      <w:suppressAutoHyphens w:val="true"/>
       <w:bidi w:val="0"/>
       <w:spacing w:lineRule="auto" w:line="216" w:before="101" w:after="0"/>
       <w:jc w:val="left"/>
@@ -16532,6 +17206,7 @@
     <w:qFormat/>
     <w:pPr>
       <w:widowControl/>
+      <w:suppressAutoHyphens w:val="true"/>
       <w:bidi w:val="0"/>
       <w:spacing w:lineRule="auto" w:line="216" w:before="101" w:after="0"/>
       <w:jc w:val="left"/>
@@ -16561,6 +17236,7 @@
     <w:qFormat/>
     <w:pPr>
       <w:widowControl/>
+      <w:suppressAutoHyphens w:val="true"/>
       <w:bidi w:val="0"/>
       <w:spacing w:lineRule="auto" w:line="216" w:before="101" w:after="0"/>
       <w:jc w:val="left"/>
@@ -16590,6 +17266,7 @@
     <w:qFormat/>
     <w:pPr>
       <w:widowControl/>
+      <w:suppressAutoHyphens w:val="true"/>
       <w:bidi w:val="0"/>
       <w:spacing w:lineRule="auto" w:line="216" w:before="199" w:after="0"/>
       <w:jc w:val="left"/>
@@ -16619,6 +17296,7 @@
     <w:qFormat/>
     <w:pPr>
       <w:widowControl/>
+      <w:suppressAutoHyphens w:val="true"/>
       <w:bidi w:val="0"/>
       <w:spacing w:lineRule="auto" w:line="216" w:before="300" w:after="0"/>
       <w:jc w:val="left"/>
@@ -16648,6 +17326,7 @@
     <w:qFormat/>
     <w:pPr>
       <w:widowControl/>
+      <w:suppressAutoHyphens w:val="true"/>
       <w:bidi w:val="0"/>
       <w:spacing w:lineRule="auto" w:line="216" w:before="400" w:after="0"/>
       <w:jc w:val="left"/>
@@ -16677,6 +17356,7 @@
     <w:qFormat/>
     <w:pPr>
       <w:widowControl/>
+      <w:suppressAutoHyphens w:val="true"/>
       <w:bidi w:val="0"/>
       <w:spacing w:lineRule="auto" w:line="216" w:before="499" w:after="0"/>
       <w:jc w:val="left"/>
@@ -16706,8 +17386,9 @@
     <w:qFormat/>
     <w:pPr>
       <w:widowControl/>
-      <w:bidi w:val="0"/>
-      <w:spacing w:before="0" w:after="0" w:lineRule="auto" w:line="259"/>
+      <w:suppressAutoHyphens w:val="true"/>
+      <w:bidi w:val="0"/>
+      <w:spacing w:lineRule="auto" w:line="259" w:before="0" w:after="0"/>
       <w:jc w:val="left"/>
     </w:pPr>
     <w:rPr>
@@ -16724,8 +17405,9 @@
     <w:qFormat/>
     <w:pPr>
       <w:widowControl/>
-      <w:bidi w:val="0"/>
-      <w:spacing w:before="0" w:after="0" w:lineRule="auto" w:line="259"/>
+      <w:suppressAutoHyphens w:val="true"/>
+      <w:bidi w:val="0"/>
+      <w:spacing w:lineRule="auto" w:line="259" w:before="0" w:after="0"/>
       <w:jc w:val="left"/>
     </w:pPr>
     <w:rPr>
@@ -16742,8 +17424,9 @@
     <w:qFormat/>
     <w:pPr>
       <w:widowControl/>
-      <w:bidi w:val="0"/>
-      <w:spacing w:before="0" w:after="0" w:lineRule="auto" w:line="259"/>
+      <w:suppressAutoHyphens w:val="true"/>
+      <w:bidi w:val="0"/>
+      <w:spacing w:lineRule="auto" w:line="259" w:before="0" w:after="0"/>
       <w:ind w:hanging="600" w:left="600"/>
       <w:jc w:val="left"/>
     </w:pPr>
@@ -16771,8 +17454,9 @@
     <w:qFormat/>
     <w:pPr>
       <w:widowControl/>
-      <w:bidi w:val="0"/>
-      <w:spacing w:before="0" w:after="0" w:lineRule="auto" w:line="259"/>
+      <w:suppressAutoHyphens w:val="true"/>
+      <w:bidi w:val="0"/>
+      <w:spacing w:lineRule="auto" w:line="259" w:before="0" w:after="0"/>
       <w:jc w:val="center"/>
     </w:pPr>
     <w:rPr>
@@ -16799,6 +17483,7 @@
     <w:qFormat/>
     <w:pPr>
       <w:widowControl/>
+      <w:suppressAutoHyphens w:val="true"/>
       <w:bidi w:val="0"/>
       <w:spacing w:lineRule="atLeast" w:line="0" w:before="0" w:after="0"/>
       <w:jc w:val="left"/>
@@ -16828,6 +17513,7 @@
     <w:qFormat/>
     <w:pPr>
       <w:widowControl/>
+      <w:suppressAutoHyphens w:val="true"/>
       <w:bidi w:val="0"/>
       <w:spacing w:lineRule="auto" w:line="216" w:before="101" w:after="0"/>
       <w:jc w:val="left"/>
@@ -16857,6 +17543,7 @@
     <w:qFormat/>
     <w:pPr>
       <w:widowControl/>
+      <w:suppressAutoHyphens w:val="true"/>
       <w:bidi w:val="0"/>
       <w:spacing w:lineRule="auto" w:line="216" w:before="101" w:after="0"/>
       <w:jc w:val="left"/>
@@ -16886,6 +17573,7 @@
     <w:qFormat/>
     <w:pPr>
       <w:widowControl/>
+      <w:suppressAutoHyphens w:val="true"/>
       <w:bidi w:val="0"/>
       <w:spacing w:lineRule="auto" w:line="216" w:before="101" w:after="0"/>
       <w:jc w:val="left"/>
@@ -16915,6 +17603,7 @@
     <w:qFormat/>
     <w:pPr>
       <w:widowControl/>
+      <w:suppressAutoHyphens w:val="true"/>
       <w:bidi w:val="0"/>
       <w:spacing w:lineRule="auto" w:line="216" w:before="101" w:after="0"/>
       <w:jc w:val="left"/>
@@ -16944,6 +17633,7 @@
     <w:qFormat/>
     <w:pPr>
       <w:widowControl/>
+      <w:suppressAutoHyphens w:val="true"/>
       <w:bidi w:val="0"/>
       <w:spacing w:lineRule="auto" w:line="216" w:before="101" w:after="0"/>
       <w:jc w:val="left"/>
@@ -16973,6 +17663,7 @@
     <w:qFormat/>
     <w:pPr>
       <w:widowControl/>
+      <w:suppressAutoHyphens w:val="true"/>
       <w:bidi w:val="0"/>
       <w:spacing w:lineRule="auto" w:line="216" w:before="199" w:after="0"/>
       <w:jc w:val="left"/>
@@ -17002,6 +17693,7 @@
     <w:qFormat/>
     <w:pPr>
       <w:widowControl/>
+      <w:suppressAutoHyphens w:val="true"/>
       <w:bidi w:val="0"/>
       <w:spacing w:lineRule="auto" w:line="216" w:before="300" w:after="0"/>
       <w:jc w:val="left"/>
@@ -17031,6 +17723,7 @@
     <w:qFormat/>
     <w:pPr>
       <w:widowControl/>
+      <w:suppressAutoHyphens w:val="true"/>
       <w:bidi w:val="0"/>
       <w:spacing w:lineRule="auto" w:line="216" w:before="400" w:after="0"/>
       <w:jc w:val="left"/>
@@ -17060,6 +17753,7 @@
     <w:qFormat/>
     <w:pPr>
       <w:widowControl/>
+      <w:suppressAutoHyphens w:val="true"/>
       <w:bidi w:val="0"/>
       <w:spacing w:lineRule="auto" w:line="216" w:before="499" w:after="0"/>
       <w:jc w:val="left"/>
@@ -17089,8 +17783,9 @@
     <w:qFormat/>
     <w:pPr>
       <w:widowControl/>
-      <w:bidi w:val="0"/>
-      <w:spacing w:before="0" w:after="0" w:lineRule="auto" w:line="259"/>
+      <w:suppressAutoHyphens w:val="true"/>
+      <w:bidi w:val="0"/>
+      <w:spacing w:lineRule="auto" w:line="259" w:before="0" w:after="0"/>
       <w:jc w:val="left"/>
     </w:pPr>
     <w:rPr>
@@ -17107,8 +17802,9 @@
     <w:qFormat/>
     <w:pPr>
       <w:widowControl/>
-      <w:bidi w:val="0"/>
-      <w:spacing w:before="0" w:after="0" w:lineRule="auto" w:line="259"/>
+      <w:suppressAutoHyphens w:val="true"/>
+      <w:bidi w:val="0"/>
+      <w:spacing w:lineRule="auto" w:line="259" w:before="0" w:after="0"/>
       <w:jc w:val="left"/>
     </w:pPr>
     <w:rPr>
@@ -17125,8 +17821,9 @@
     <w:qFormat/>
     <w:pPr>
       <w:widowControl/>
-      <w:bidi w:val="0"/>
-      <w:spacing w:before="0" w:after="0" w:lineRule="auto" w:line="259"/>
+      <w:suppressAutoHyphens w:val="true"/>
+      <w:bidi w:val="0"/>
+      <w:spacing w:lineRule="auto" w:line="259" w:before="0" w:after="0"/>
       <w:ind w:hanging="600" w:left="600"/>
       <w:jc w:val="left"/>
     </w:pPr>
@@ -17154,8 +17851,9 @@
     <w:qFormat/>
     <w:pPr>
       <w:widowControl/>
-      <w:bidi w:val="0"/>
-      <w:spacing w:before="0" w:after="0" w:lineRule="auto" w:line="259"/>
+      <w:suppressAutoHyphens w:val="true"/>
+      <w:bidi w:val="0"/>
+      <w:spacing w:lineRule="auto" w:line="259" w:before="0" w:after="0"/>
       <w:jc w:val="center"/>
     </w:pPr>
     <w:rPr>
@@ -17182,6 +17880,7 @@
     <w:qFormat/>
     <w:pPr>
       <w:widowControl/>
+      <w:suppressAutoHyphens w:val="true"/>
       <w:bidi w:val="0"/>
       <w:spacing w:lineRule="atLeast" w:line="0" w:before="0" w:after="0"/>
       <w:jc w:val="left"/>
@@ -17211,6 +17910,7 @@
     <w:qFormat/>
     <w:pPr>
       <w:widowControl/>
+      <w:suppressAutoHyphens w:val="true"/>
       <w:bidi w:val="0"/>
       <w:spacing w:lineRule="auto" w:line="216" w:before="101" w:after="0"/>
       <w:jc w:val="left"/>
@@ -17240,6 +17940,7 @@
     <w:qFormat/>
     <w:pPr>
       <w:widowControl/>
+      <w:suppressAutoHyphens w:val="true"/>
       <w:bidi w:val="0"/>
       <w:spacing w:lineRule="auto" w:line="216" w:before="101" w:after="0"/>
       <w:jc w:val="left"/>
@@ -17269,6 +17970,7 @@
     <w:qFormat/>
     <w:pPr>
       <w:widowControl/>
+      <w:suppressAutoHyphens w:val="true"/>
       <w:bidi w:val="0"/>
       <w:spacing w:lineRule="auto" w:line="216" w:before="101" w:after="0"/>
       <w:jc w:val="left"/>
@@ -17298,6 +18000,7 @@
     <w:qFormat/>
     <w:pPr>
       <w:widowControl/>
+      <w:suppressAutoHyphens w:val="true"/>
       <w:bidi w:val="0"/>
       <w:spacing w:lineRule="auto" w:line="216" w:before="101" w:after="0"/>
       <w:jc w:val="left"/>
@@ -17327,6 +18030,7 @@
     <w:qFormat/>
     <w:pPr>
       <w:widowControl/>
+      <w:suppressAutoHyphens w:val="true"/>
       <w:bidi w:val="0"/>
       <w:spacing w:lineRule="auto" w:line="216" w:before="101" w:after="0"/>
       <w:jc w:val="left"/>
@@ -17356,6 +18060,7 @@
     <w:qFormat/>
     <w:pPr>
       <w:widowControl/>
+      <w:suppressAutoHyphens w:val="true"/>
       <w:bidi w:val="0"/>
       <w:spacing w:lineRule="auto" w:line="216" w:before="199" w:after="0"/>
       <w:jc w:val="left"/>
@@ -17385,6 +18090,7 @@
     <w:qFormat/>
     <w:pPr>
       <w:widowControl/>
+      <w:suppressAutoHyphens w:val="true"/>
       <w:bidi w:val="0"/>
       <w:spacing w:lineRule="auto" w:line="216" w:before="300" w:after="0"/>
       <w:jc w:val="left"/>
@@ -17414,6 +18120,7 @@
     <w:qFormat/>
     <w:pPr>
       <w:widowControl/>
+      <w:suppressAutoHyphens w:val="true"/>
       <w:bidi w:val="0"/>
       <w:spacing w:lineRule="auto" w:line="216" w:before="400" w:after="0"/>
       <w:jc w:val="left"/>
@@ -17443,6 +18150,7 @@
     <w:qFormat/>
     <w:pPr>
       <w:widowControl/>
+      <w:suppressAutoHyphens w:val="true"/>
       <w:bidi w:val="0"/>
       <w:spacing w:lineRule="auto" w:line="216" w:before="499" w:after="0"/>
       <w:jc w:val="left"/>
@@ -17472,8 +18180,9 @@
     <w:qFormat/>
     <w:pPr>
       <w:widowControl/>
-      <w:bidi w:val="0"/>
-      <w:spacing w:before="0" w:after="0" w:lineRule="auto" w:line="259"/>
+      <w:suppressAutoHyphens w:val="true"/>
+      <w:bidi w:val="0"/>
+      <w:spacing w:lineRule="auto" w:line="259" w:before="0" w:after="0"/>
       <w:jc w:val="left"/>
     </w:pPr>
     <w:rPr>
@@ -17490,8 +18199,9 @@
     <w:qFormat/>
     <w:pPr>
       <w:widowControl/>
-      <w:bidi w:val="0"/>
-      <w:spacing w:before="0" w:after="0" w:lineRule="auto" w:line="259"/>
+      <w:suppressAutoHyphens w:val="true"/>
+      <w:bidi w:val="0"/>
+      <w:spacing w:lineRule="auto" w:line="259" w:before="0" w:after="0"/>
       <w:jc w:val="left"/>
     </w:pPr>
     <w:rPr>
@@ -17508,8 +18218,9 @@
     <w:qFormat/>
     <w:pPr>
       <w:widowControl/>
-      <w:bidi w:val="0"/>
-      <w:spacing w:before="0" w:after="0" w:lineRule="auto" w:line="259"/>
+      <w:suppressAutoHyphens w:val="true"/>
+      <w:bidi w:val="0"/>
+      <w:spacing w:lineRule="auto" w:line="259" w:before="0" w:after="0"/>
       <w:ind w:hanging="600" w:left="600"/>
       <w:jc w:val="left"/>
     </w:pPr>
@@ -17537,8 +18248,9 @@
     <w:qFormat/>
     <w:pPr>
       <w:widowControl/>
-      <w:bidi w:val="0"/>
-      <w:spacing w:before="0" w:after="0" w:lineRule="auto" w:line="259"/>
+      <w:suppressAutoHyphens w:val="true"/>
+      <w:bidi w:val="0"/>
+      <w:spacing w:lineRule="auto" w:line="259" w:before="0" w:after="0"/>
       <w:jc w:val="center"/>
     </w:pPr>
     <w:rPr>
@@ -17565,6 +18277,7 @@
     <w:qFormat/>
     <w:pPr>
       <w:widowControl/>
+      <w:suppressAutoHyphens w:val="true"/>
       <w:bidi w:val="0"/>
       <w:spacing w:lineRule="atLeast" w:line="0" w:before="0" w:after="0"/>
       <w:jc w:val="left"/>
@@ -17594,6 +18307,7 @@
     <w:qFormat/>
     <w:pPr>
       <w:widowControl/>
+      <w:suppressAutoHyphens w:val="true"/>
       <w:bidi w:val="0"/>
       <w:spacing w:lineRule="auto" w:line="216" w:before="101" w:after="0"/>
       <w:jc w:val="left"/>
@@ -17623,6 +18337,7 @@
     <w:qFormat/>
     <w:pPr>
       <w:widowControl/>
+      <w:suppressAutoHyphens w:val="true"/>
       <w:bidi w:val="0"/>
       <w:spacing w:lineRule="auto" w:line="216" w:before="101" w:after="0"/>
       <w:jc w:val="left"/>
@@ -17652,6 +18367,7 @@
     <w:qFormat/>
     <w:pPr>
       <w:widowControl/>
+      <w:suppressAutoHyphens w:val="true"/>
       <w:bidi w:val="0"/>
       <w:spacing w:lineRule="auto" w:line="216" w:before="101" w:after="0"/>
       <w:jc w:val="left"/>
@@ -17681,6 +18397,7 @@
     <w:qFormat/>
     <w:pPr>
       <w:widowControl/>
+      <w:suppressAutoHyphens w:val="true"/>
       <w:bidi w:val="0"/>
       <w:spacing w:lineRule="auto" w:line="216" w:before="101" w:after="0"/>
       <w:jc w:val="left"/>
@@ -17710,6 +18427,7 @@
     <w:qFormat/>
     <w:pPr>
       <w:widowControl/>
+      <w:suppressAutoHyphens w:val="true"/>
       <w:bidi w:val="0"/>
       <w:spacing w:lineRule="auto" w:line="216" w:before="101" w:after="0"/>
       <w:jc w:val="left"/>
@@ -17739,6 +18457,7 @@
     <w:qFormat/>
     <w:pPr>
       <w:widowControl/>
+      <w:suppressAutoHyphens w:val="true"/>
       <w:bidi w:val="0"/>
       <w:spacing w:lineRule="auto" w:line="216" w:before="199" w:after="0"/>
       <w:jc w:val="left"/>
@@ -17768,6 +18487,7 @@
     <w:qFormat/>
     <w:pPr>
       <w:widowControl/>
+      <w:suppressAutoHyphens w:val="true"/>
       <w:bidi w:val="0"/>
       <w:spacing w:lineRule="auto" w:line="216" w:before="300" w:after="0"/>
       <w:jc w:val="left"/>
@@ -17797,6 +18517,7 @@
     <w:qFormat/>
     <w:pPr>
       <w:widowControl/>
+      <w:suppressAutoHyphens w:val="true"/>
       <w:bidi w:val="0"/>
       <w:spacing w:lineRule="auto" w:line="216" w:before="400" w:after="0"/>
       <w:jc w:val="left"/>
@@ -17826,6 +18547,7 @@
     <w:qFormat/>
     <w:pPr>
       <w:widowControl/>
+      <w:suppressAutoHyphens w:val="true"/>
       <w:bidi w:val="0"/>
       <w:spacing w:lineRule="auto" w:line="216" w:before="499" w:after="0"/>
       <w:jc w:val="left"/>
@@ -17855,8 +18577,9 @@
     <w:qFormat/>
     <w:pPr>
       <w:widowControl/>
-      <w:bidi w:val="0"/>
-      <w:spacing w:before="0" w:after="0" w:lineRule="auto" w:line="259"/>
+      <w:suppressAutoHyphens w:val="true"/>
+      <w:bidi w:val="0"/>
+      <w:spacing w:lineRule="auto" w:line="259" w:before="0" w:after="0"/>
       <w:jc w:val="left"/>
     </w:pPr>
     <w:rPr>
@@ -17873,8 +18596,9 @@
     <w:qFormat/>
     <w:pPr>
       <w:widowControl/>
-      <w:bidi w:val="0"/>
-      <w:spacing w:before="0" w:after="0" w:lineRule="auto" w:line="259"/>
+      <w:suppressAutoHyphens w:val="true"/>
+      <w:bidi w:val="0"/>
+      <w:spacing w:lineRule="auto" w:line="259" w:before="0" w:after="0"/>
       <w:jc w:val="left"/>
     </w:pPr>
     <w:rPr>
@@ -17891,8 +18615,9 @@
     <w:qFormat/>
     <w:pPr>
       <w:widowControl/>
-      <w:bidi w:val="0"/>
-      <w:spacing w:before="0" w:after="0" w:lineRule="auto" w:line="259"/>
+      <w:suppressAutoHyphens w:val="true"/>
+      <w:bidi w:val="0"/>
+      <w:spacing w:lineRule="auto" w:line="259" w:before="0" w:after="0"/>
       <w:ind w:hanging="600" w:left="600"/>
       <w:jc w:val="left"/>
     </w:pPr>
@@ -17920,8 +18645,9 @@
     <w:qFormat/>
     <w:pPr>
       <w:widowControl/>
-      <w:bidi w:val="0"/>
-      <w:spacing w:before="0" w:after="0" w:lineRule="auto" w:line="259"/>
+      <w:suppressAutoHyphens w:val="true"/>
+      <w:bidi w:val="0"/>
+      <w:spacing w:lineRule="auto" w:line="259" w:before="0" w:after="0"/>
       <w:jc w:val="center"/>
     </w:pPr>
     <w:rPr>
@@ -17948,6 +18674,7 @@
     <w:qFormat/>
     <w:pPr>
       <w:widowControl/>
+      <w:suppressAutoHyphens w:val="true"/>
       <w:bidi w:val="0"/>
       <w:spacing w:lineRule="atLeast" w:line="0" w:before="0" w:after="0"/>
       <w:jc w:val="left"/>
@@ -17977,6 +18704,7 @@
     <w:qFormat/>
     <w:pPr>
       <w:widowControl/>
+      <w:suppressAutoHyphens w:val="true"/>
       <w:bidi w:val="0"/>
       <w:spacing w:lineRule="auto" w:line="216" w:before="101" w:after="0"/>
       <w:jc w:val="left"/>
@@ -18006,6 +18734,7 @@
     <w:qFormat/>
     <w:pPr>
       <w:widowControl/>
+      <w:suppressAutoHyphens w:val="true"/>
       <w:bidi w:val="0"/>
       <w:spacing w:lineRule="auto" w:line="216" w:before="101" w:after="0"/>
       <w:jc w:val="left"/>
@@ -18035,6 +18764,7 @@
     <w:qFormat/>
     <w:pPr>
       <w:widowControl/>
+      <w:suppressAutoHyphens w:val="true"/>
       <w:bidi w:val="0"/>
       <w:spacing w:lineRule="auto" w:line="216" w:before="101" w:after="0"/>
       <w:jc w:val="left"/>
@@ -18064,6 +18794,7 @@
     <w:qFormat/>
     <w:pPr>
       <w:widowControl/>
+      <w:suppressAutoHyphens w:val="true"/>
       <w:bidi w:val="0"/>
       <w:spacing w:lineRule="auto" w:line="216" w:before="101" w:after="0"/>
       <w:jc w:val="left"/>
@@ -18093,6 +18824,7 @@
     <w:qFormat/>
     <w:pPr>
       <w:widowControl/>
+      <w:suppressAutoHyphens w:val="true"/>
       <w:bidi w:val="0"/>
       <w:spacing w:lineRule="auto" w:line="216" w:before="101" w:after="0"/>
       <w:jc w:val="left"/>
@@ -18122,6 +18854,7 @@
     <w:qFormat/>
     <w:pPr>
       <w:widowControl/>
+      <w:suppressAutoHyphens w:val="true"/>
       <w:bidi w:val="0"/>
       <w:spacing w:lineRule="auto" w:line="216" w:before="199" w:after="0"/>
       <w:jc w:val="left"/>
@@ -18151,6 +18884,7 @@
     <w:qFormat/>
     <w:pPr>
       <w:widowControl/>
+      <w:suppressAutoHyphens w:val="true"/>
       <w:bidi w:val="0"/>
       <w:spacing w:lineRule="auto" w:line="216" w:before="300" w:after="0"/>
       <w:jc w:val="left"/>
@@ -18180,6 +18914,7 @@
     <w:qFormat/>
     <w:pPr>
       <w:widowControl/>
+      <w:suppressAutoHyphens w:val="true"/>
       <w:bidi w:val="0"/>
       <w:spacing w:lineRule="auto" w:line="216" w:before="400" w:after="0"/>
       <w:jc w:val="left"/>
@@ -18209,6 +18944,7 @@
     <w:qFormat/>
     <w:pPr>
       <w:widowControl/>
+      <w:suppressAutoHyphens w:val="true"/>
       <w:bidi w:val="0"/>
       <w:spacing w:lineRule="auto" w:line="216" w:before="499" w:after="0"/>
       <w:jc w:val="left"/>
@@ -18238,8 +18974,9 @@
     <w:qFormat/>
     <w:pPr>
       <w:widowControl/>
-      <w:bidi w:val="0"/>
-      <w:spacing w:before="0" w:after="0" w:lineRule="auto" w:line="259"/>
+      <w:suppressAutoHyphens w:val="true"/>
+      <w:bidi w:val="0"/>
+      <w:spacing w:lineRule="auto" w:line="259" w:before="0" w:after="0"/>
       <w:jc w:val="left"/>
     </w:pPr>
     <w:rPr>
@@ -18256,8 +18993,9 @@
     <w:qFormat/>
     <w:pPr>
       <w:widowControl/>
-      <w:bidi w:val="0"/>
-      <w:spacing w:before="0" w:after="0" w:lineRule="auto" w:line="259"/>
+      <w:suppressAutoHyphens w:val="true"/>
+      <w:bidi w:val="0"/>
+      <w:spacing w:lineRule="auto" w:line="259" w:before="0" w:after="0"/>
       <w:jc w:val="left"/>
     </w:pPr>
     <w:rPr>
@@ -18274,8 +19012,9 @@
     <w:qFormat/>
     <w:pPr>
       <w:widowControl/>
-      <w:bidi w:val="0"/>
-      <w:spacing w:before="0" w:after="0" w:lineRule="auto" w:line="259"/>
+      <w:suppressAutoHyphens w:val="true"/>
+      <w:bidi w:val="0"/>
+      <w:spacing w:lineRule="auto" w:line="259" w:before="0" w:after="0"/>
       <w:ind w:hanging="600" w:left="600"/>
       <w:jc w:val="left"/>
     </w:pPr>
@@ -18303,8 +19042,9 @@
     <w:qFormat/>
     <w:pPr>
       <w:widowControl/>
-      <w:bidi w:val="0"/>
-      <w:spacing w:before="0" w:after="0" w:lineRule="auto" w:line="259"/>
+      <w:suppressAutoHyphens w:val="true"/>
+      <w:bidi w:val="0"/>
+      <w:spacing w:lineRule="auto" w:line="259" w:before="0" w:after="0"/>
       <w:jc w:val="center"/>
     </w:pPr>
     <w:rPr>
@@ -18331,6 +19071,7 @@
     <w:qFormat/>
     <w:pPr>
       <w:widowControl/>
+      <w:suppressAutoHyphens w:val="true"/>
       <w:bidi w:val="0"/>
       <w:spacing w:lineRule="atLeast" w:line="0" w:before="0" w:after="0"/>
       <w:jc w:val="left"/>
@@ -18360,6 +19101,7 @@
     <w:qFormat/>
     <w:pPr>
       <w:widowControl/>
+      <w:suppressAutoHyphens w:val="true"/>
       <w:bidi w:val="0"/>
       <w:spacing w:lineRule="auto" w:line="216" w:before="101" w:after="0"/>
       <w:jc w:val="left"/>
@@ -18389,6 +19131,7 @@
     <w:qFormat/>
     <w:pPr>
       <w:widowControl/>
+      <w:suppressAutoHyphens w:val="true"/>
       <w:bidi w:val="0"/>
       <w:spacing w:lineRule="auto" w:line="216" w:before="101" w:after="0"/>
       <w:jc w:val="left"/>
@@ -18418,6 +19161,7 @@
     <w:qFormat/>
     <w:pPr>
       <w:widowControl/>
+      <w:suppressAutoHyphens w:val="true"/>
       <w:bidi w:val="0"/>
       <w:spacing w:lineRule="auto" w:line="216" w:before="101" w:after="0"/>
       <w:jc w:val="left"/>
@@ -18447,6 +19191,7 @@
     <w:qFormat/>
     <w:pPr>
       <w:widowControl/>
+      <w:suppressAutoHyphens w:val="true"/>
       <w:bidi w:val="0"/>
       <w:spacing w:lineRule="auto" w:line="216" w:before="101" w:after="0"/>
       <w:jc w:val="left"/>
@@ -18476,6 +19221,7 @@
     <w:qFormat/>
     <w:pPr>
       <w:widowControl/>
+      <w:suppressAutoHyphens w:val="true"/>
       <w:bidi w:val="0"/>
       <w:spacing w:lineRule="auto" w:line="216" w:before="101" w:after="0"/>
       <w:jc w:val="left"/>
@@ -18505,6 +19251,7 @@
     <w:qFormat/>
     <w:pPr>
       <w:widowControl/>
+      <w:suppressAutoHyphens w:val="true"/>
       <w:bidi w:val="0"/>
       <w:spacing w:lineRule="auto" w:line="216" w:before="199" w:after="0"/>
       <w:jc w:val="left"/>
@@ -18534,6 +19281,7 @@
     <w:qFormat/>
     <w:pPr>
       <w:widowControl/>
+      <w:suppressAutoHyphens w:val="true"/>
       <w:bidi w:val="0"/>
       <w:spacing w:lineRule="auto" w:line="216" w:before="300" w:after="0"/>
       <w:jc w:val="left"/>
@@ -18563,6 +19311,7 @@
     <w:qFormat/>
     <w:pPr>
       <w:widowControl/>
+      <w:suppressAutoHyphens w:val="true"/>
       <w:bidi w:val="0"/>
       <w:spacing w:lineRule="auto" w:line="216" w:before="400" w:after="0"/>
       <w:jc w:val="left"/>
@@ -18592,6 +19341,7 @@
     <w:qFormat/>
     <w:pPr>
       <w:widowControl/>
+      <w:suppressAutoHyphens w:val="true"/>
       <w:bidi w:val="0"/>
       <w:spacing w:lineRule="auto" w:line="216" w:before="499" w:after="0"/>
       <w:jc w:val="left"/>
@@ -18621,8 +19371,9 @@
     <w:qFormat/>
     <w:pPr>
       <w:widowControl/>
-      <w:bidi w:val="0"/>
-      <w:spacing w:before="0" w:after="0" w:lineRule="auto" w:line="259"/>
+      <w:suppressAutoHyphens w:val="true"/>
+      <w:bidi w:val="0"/>
+      <w:spacing w:lineRule="auto" w:line="259" w:before="0" w:after="0"/>
       <w:jc w:val="left"/>
     </w:pPr>
     <w:rPr>
@@ -18639,8 +19390,9 @@
     <w:qFormat/>
     <w:pPr>
       <w:widowControl/>
-      <w:bidi w:val="0"/>
-      <w:spacing w:before="0" w:after="0" w:lineRule="auto" w:line="259"/>
+      <w:suppressAutoHyphens w:val="true"/>
+      <w:bidi w:val="0"/>
+      <w:spacing w:lineRule="auto" w:line="259" w:before="0" w:after="0"/>
       <w:jc w:val="left"/>
     </w:pPr>
     <w:rPr>
@@ -18657,8 +19409,9 @@
     <w:qFormat/>
     <w:pPr>
       <w:widowControl/>
-      <w:bidi w:val="0"/>
-      <w:spacing w:before="0" w:after="0" w:lineRule="auto" w:line="259"/>
+      <w:suppressAutoHyphens w:val="true"/>
+      <w:bidi w:val="0"/>
+      <w:spacing w:lineRule="auto" w:line="259" w:before="0" w:after="0"/>
       <w:ind w:hanging="600" w:left="600"/>
       <w:jc w:val="left"/>
     </w:pPr>
@@ -18686,8 +19439,9 @@
     <w:qFormat/>
     <w:pPr>
       <w:widowControl/>
-      <w:bidi w:val="0"/>
-      <w:spacing w:before="0" w:after="0" w:lineRule="auto" w:line="259"/>
+      <w:suppressAutoHyphens w:val="true"/>
+      <w:bidi w:val="0"/>
+      <w:spacing w:lineRule="auto" w:line="259" w:before="0" w:after="0"/>
       <w:jc w:val="center"/>
     </w:pPr>
     <w:rPr>
@@ -18714,6 +19468,7 @@
     <w:qFormat/>
     <w:pPr>
       <w:widowControl/>
+      <w:suppressAutoHyphens w:val="true"/>
       <w:bidi w:val="0"/>
       <w:spacing w:lineRule="atLeast" w:line="0" w:before="0" w:after="0"/>
       <w:jc w:val="left"/>
@@ -18743,6 +19498,7 @@
     <w:qFormat/>
     <w:pPr>
       <w:widowControl/>
+      <w:suppressAutoHyphens w:val="true"/>
       <w:bidi w:val="0"/>
       <w:spacing w:lineRule="auto" w:line="216" w:before="101" w:after="0"/>
       <w:jc w:val="left"/>
@@ -18772,6 +19528,7 @@
     <w:qFormat/>
     <w:pPr>
       <w:widowControl/>
+      <w:suppressAutoHyphens w:val="true"/>
       <w:bidi w:val="0"/>
       <w:spacing w:lineRule="auto" w:line="216" w:before="101" w:after="0"/>
       <w:jc w:val="left"/>
@@ -18801,6 +19558,7 @@
     <w:qFormat/>
     <w:pPr>
       <w:widowControl/>
+      <w:suppressAutoHyphens w:val="true"/>
       <w:bidi w:val="0"/>
       <w:spacing w:lineRule="auto" w:line="216" w:before="101" w:after="0"/>
       <w:jc w:val="left"/>
@@ -18830,6 +19588,7 @@
     <w:qFormat/>
     <w:pPr>
       <w:widowControl/>
+      <w:suppressAutoHyphens w:val="true"/>
       <w:bidi w:val="0"/>
       <w:spacing w:lineRule="auto" w:line="216" w:before="101" w:after="0"/>
       <w:jc w:val="left"/>
@@ -18859,6 +19618,7 @@
     <w:qFormat/>
     <w:pPr>
       <w:widowControl/>
+      <w:suppressAutoHyphens w:val="true"/>
       <w:bidi w:val="0"/>
       <w:spacing w:lineRule="auto" w:line="216" w:before="101" w:after="0"/>
       <w:jc w:val="left"/>
@@ -18888,6 +19648,7 @@
     <w:qFormat/>
     <w:pPr>
       <w:widowControl/>
+      <w:suppressAutoHyphens w:val="true"/>
       <w:bidi w:val="0"/>
       <w:spacing w:lineRule="auto" w:line="216" w:before="199" w:after="0"/>
       <w:jc w:val="left"/>
@@ -18917,6 +19678,7 @@
     <w:qFormat/>
     <w:pPr>
       <w:widowControl/>
+      <w:suppressAutoHyphens w:val="true"/>
       <w:bidi w:val="0"/>
       <w:spacing w:lineRule="auto" w:line="216" w:before="300" w:after="0"/>
       <w:jc w:val="left"/>
@@ -18946,6 +19708,7 @@
     <w:qFormat/>
     <w:pPr>
       <w:widowControl/>
+      <w:suppressAutoHyphens w:val="true"/>
       <w:bidi w:val="0"/>
       <w:spacing w:lineRule="auto" w:line="216" w:before="400" w:after="0"/>
       <w:jc w:val="left"/>
@@ -18975,6 +19738,7 @@
     <w:qFormat/>
     <w:pPr>
       <w:widowControl/>
+      <w:suppressAutoHyphens w:val="true"/>
       <w:bidi w:val="0"/>
       <w:spacing w:lineRule="auto" w:line="216" w:before="499" w:after="0"/>
       <w:jc w:val="left"/>
@@ -19004,8 +19768,9 @@
     <w:qFormat/>
     <w:pPr>
       <w:widowControl/>
-      <w:bidi w:val="0"/>
-      <w:spacing w:before="0" w:after="0" w:lineRule="auto" w:line="259"/>
+      <w:suppressAutoHyphens w:val="true"/>
+      <w:bidi w:val="0"/>
+      <w:spacing w:lineRule="auto" w:line="259" w:before="0" w:after="0"/>
       <w:jc w:val="left"/>
     </w:pPr>
     <w:rPr>
@@ -19022,8 +19787,9 @@
     <w:qFormat/>
     <w:pPr>
       <w:widowControl/>
-      <w:bidi w:val="0"/>
-      <w:spacing w:before="0" w:after="0" w:lineRule="auto" w:line="259"/>
+      <w:suppressAutoHyphens w:val="true"/>
+      <w:bidi w:val="0"/>
+      <w:spacing w:lineRule="auto" w:line="259" w:before="0" w:after="0"/>
       <w:jc w:val="left"/>
     </w:pPr>
     <w:rPr>
@@ -19040,8 +19806,9 @@
     <w:qFormat/>
     <w:pPr>
       <w:widowControl/>
-      <w:bidi w:val="0"/>
-      <w:spacing w:before="0" w:after="0" w:lineRule="auto" w:line="259"/>
+      <w:suppressAutoHyphens w:val="true"/>
+      <w:bidi w:val="0"/>
+      <w:spacing w:lineRule="auto" w:line="259" w:before="0" w:after="0"/>
       <w:ind w:hanging="600" w:left="600"/>
       <w:jc w:val="left"/>
     </w:pPr>
@@ -19069,8 +19836,9 @@
     <w:qFormat/>
     <w:pPr>
       <w:widowControl/>
-      <w:bidi w:val="0"/>
-      <w:spacing w:before="0" w:after="0" w:lineRule="auto" w:line="259"/>
+      <w:suppressAutoHyphens w:val="true"/>
+      <w:bidi w:val="0"/>
+      <w:spacing w:lineRule="auto" w:line="259" w:before="0" w:after="0"/>
       <w:jc w:val="center"/>
     </w:pPr>
     <w:rPr>
@@ -19097,6 +19865,7 @@
     <w:qFormat/>
     <w:pPr>
       <w:widowControl/>
+      <w:suppressAutoHyphens w:val="true"/>
       <w:bidi w:val="0"/>
       <w:spacing w:lineRule="atLeast" w:line="0" w:before="0" w:after="0"/>
       <w:jc w:val="left"/>
@@ -19126,6 +19895,7 @@
     <w:qFormat/>
     <w:pPr>
       <w:widowControl/>
+      <w:suppressAutoHyphens w:val="true"/>
       <w:bidi w:val="0"/>
       <w:spacing w:lineRule="auto" w:line="216" w:before="101" w:after="0"/>
       <w:jc w:val="left"/>
@@ -19155,6 +19925,7 @@
     <w:qFormat/>
     <w:pPr>
       <w:widowControl/>
+      <w:suppressAutoHyphens w:val="true"/>
       <w:bidi w:val="0"/>
       <w:spacing w:lineRule="auto" w:line="216" w:before="101" w:after="0"/>
       <w:jc w:val="left"/>
@@ -19184,6 +19955,7 @@
     <w:qFormat/>
     <w:pPr>
       <w:widowControl/>
+      <w:suppressAutoHyphens w:val="true"/>
       <w:bidi w:val="0"/>
       <w:spacing w:lineRule="auto" w:line="216" w:before="101" w:after="0"/>
       <w:jc w:val="left"/>
@@ -19213,6 +19985,7 @@
     <w:qFormat/>
     <w:pPr>
       <w:widowControl/>
+      <w:suppressAutoHyphens w:val="true"/>
       <w:bidi w:val="0"/>
       <w:spacing w:lineRule="auto" w:line="216" w:before="101" w:after="0"/>
       <w:jc w:val="left"/>
@@ -19242,6 +20015,7 @@
     <w:qFormat/>
     <w:pPr>
       <w:widowControl/>
+      <w:suppressAutoHyphens w:val="true"/>
       <w:bidi w:val="0"/>
       <w:spacing w:lineRule="auto" w:line="216" w:before="101" w:after="0"/>
       <w:jc w:val="left"/>
@@ -19271,6 +20045,7 @@
     <w:qFormat/>
     <w:pPr>
       <w:widowControl/>
+      <w:suppressAutoHyphens w:val="true"/>
       <w:bidi w:val="0"/>
       <w:spacing w:lineRule="auto" w:line="216" w:before="199" w:after="0"/>
       <w:jc w:val="left"/>
@@ -19300,6 +20075,7 @@
     <w:qFormat/>
     <w:pPr>
       <w:widowControl/>
+      <w:suppressAutoHyphens w:val="true"/>
       <w:bidi w:val="0"/>
       <w:spacing w:lineRule="auto" w:line="216" w:before="300" w:after="0"/>
       <w:jc w:val="left"/>
@@ -19329,6 +20105,7 @@
     <w:qFormat/>
     <w:pPr>
       <w:widowControl/>
+      <w:suppressAutoHyphens w:val="true"/>
       <w:bidi w:val="0"/>
       <w:spacing w:lineRule="auto" w:line="216" w:before="400" w:after="0"/>
       <w:jc w:val="left"/>
@@ -19358,6 +20135,7 @@
     <w:qFormat/>
     <w:pPr>
       <w:widowControl/>
+      <w:suppressAutoHyphens w:val="true"/>
       <w:bidi w:val="0"/>
       <w:spacing w:lineRule="auto" w:line="216" w:before="499" w:after="0"/>
       <w:jc w:val="left"/>
@@ -19387,8 +20165,9 @@
     <w:qFormat/>
     <w:pPr>
       <w:widowControl/>
-      <w:bidi w:val="0"/>
-      <w:spacing w:before="0" w:after="0" w:lineRule="auto" w:line="259"/>
+      <w:suppressAutoHyphens w:val="true"/>
+      <w:bidi w:val="0"/>
+      <w:spacing w:lineRule="auto" w:line="259" w:before="0" w:after="0"/>
       <w:jc w:val="left"/>
     </w:pPr>
     <w:rPr>
@@ -19405,8 +20184,9 @@
     <w:qFormat/>
     <w:pPr>
       <w:widowControl/>
-      <w:bidi w:val="0"/>
-      <w:spacing w:before="0" w:after="0" w:lineRule="auto" w:line="259"/>
+      <w:suppressAutoHyphens w:val="true"/>
+      <w:bidi w:val="0"/>
+      <w:spacing w:lineRule="auto" w:line="259" w:before="0" w:after="0"/>
       <w:jc w:val="left"/>
     </w:pPr>
     <w:rPr>
@@ -19423,8 +20203,9 @@
     <w:qFormat/>
     <w:pPr>
       <w:widowControl/>
-      <w:bidi w:val="0"/>
-      <w:spacing w:before="0" w:after="0" w:lineRule="auto" w:line="259"/>
+      <w:suppressAutoHyphens w:val="true"/>
+      <w:bidi w:val="0"/>
+      <w:spacing w:lineRule="auto" w:line="259" w:before="0" w:after="0"/>
       <w:ind w:hanging="600" w:left="600"/>
       <w:jc w:val="left"/>
     </w:pPr>
@@ -19452,8 +20233,9 @@
     <w:qFormat/>
     <w:pPr>
       <w:widowControl/>
-      <w:bidi w:val="0"/>
-      <w:spacing w:before="0" w:after="0" w:lineRule="auto" w:line="259"/>
+      <w:suppressAutoHyphens w:val="true"/>
+      <w:bidi w:val="0"/>
+      <w:spacing w:lineRule="auto" w:line="259" w:before="0" w:after="0"/>
       <w:jc w:val="center"/>
     </w:pPr>
     <w:rPr>
@@ -19480,6 +20262,7 @@
     <w:qFormat/>
     <w:pPr>
       <w:widowControl/>
+      <w:suppressAutoHyphens w:val="true"/>
       <w:bidi w:val="0"/>
       <w:spacing w:lineRule="atLeast" w:line="0" w:before="0" w:after="0"/>
       <w:jc w:val="left"/>
@@ -19509,6 +20292,7 @@
     <w:qFormat/>
     <w:pPr>
       <w:widowControl/>
+      <w:suppressAutoHyphens w:val="true"/>
       <w:bidi w:val="0"/>
       <w:spacing w:lineRule="auto" w:line="216" w:before="101" w:after="0"/>
       <w:jc w:val="left"/>
@@ -19538,6 +20322,7 @@
     <w:qFormat/>
     <w:pPr>
       <w:widowControl/>
+      <w:suppressAutoHyphens w:val="true"/>
       <w:bidi w:val="0"/>
       <w:spacing w:lineRule="auto" w:line="216" w:before="101" w:after="0"/>
       <w:jc w:val="left"/>
@@ -19567,6 +20352,7 @@
     <w:qFormat/>
     <w:pPr>
       <w:widowControl/>
+      <w:suppressAutoHyphens w:val="true"/>
       <w:bidi w:val="0"/>
       <w:spacing w:lineRule="auto" w:line="216" w:before="101" w:after="0"/>
       <w:jc w:val="left"/>
@@ -19596,6 +20382,7 @@
     <w:qFormat/>
     <w:pPr>
       <w:widowControl/>
+      <w:suppressAutoHyphens w:val="true"/>
       <w:bidi w:val="0"/>
       <w:spacing w:lineRule="auto" w:line="216" w:before="101" w:after="0"/>
       <w:jc w:val="left"/>
@@ -19625,6 +20412,7 @@
     <w:qFormat/>
     <w:pPr>
       <w:widowControl/>
+      <w:suppressAutoHyphens w:val="true"/>
       <w:bidi w:val="0"/>
       <w:spacing w:lineRule="auto" w:line="216" w:before="101" w:after="0"/>
       <w:jc w:val="left"/>
@@ -19654,6 +20442,7 @@
     <w:qFormat/>
     <w:pPr>
       <w:widowControl/>
+      <w:suppressAutoHyphens w:val="true"/>
       <w:bidi w:val="0"/>
       <w:spacing w:lineRule="auto" w:line="216" w:before="199" w:after="0"/>
       <w:jc w:val="left"/>
@@ -19683,6 +20472,7 @@
     <w:qFormat/>
     <w:pPr>
       <w:widowControl/>
+      <w:suppressAutoHyphens w:val="true"/>
       <w:bidi w:val="0"/>
       <w:spacing w:lineRule="auto" w:line="216" w:before="300" w:after="0"/>
       <w:jc w:val="left"/>
@@ -19712,6 +20502,7 @@
     <w:qFormat/>
     <w:pPr>
       <w:widowControl/>
+      <w:suppressAutoHyphens w:val="true"/>
       <w:bidi w:val="0"/>
       <w:spacing w:lineRule="auto" w:line="216" w:before="400" w:after="0"/>
       <w:jc w:val="left"/>
@@ -19741,6 +20532,7 @@
     <w:qFormat/>
     <w:pPr>
       <w:widowControl/>
+      <w:suppressAutoHyphens w:val="true"/>
       <w:bidi w:val="0"/>
       <w:spacing w:lineRule="auto" w:line="216" w:before="499" w:after="0"/>
       <w:jc w:val="left"/>
@@ -19770,8 +20562,9 @@
     <w:qFormat/>
     <w:pPr>
       <w:widowControl/>
-      <w:bidi w:val="0"/>
-      <w:spacing w:before="0" w:after="0" w:lineRule="auto" w:line="259"/>
+      <w:suppressAutoHyphens w:val="true"/>
+      <w:bidi w:val="0"/>
+      <w:spacing w:lineRule="auto" w:line="259" w:before="0" w:after="0"/>
       <w:jc w:val="left"/>
     </w:pPr>
     <w:rPr>
@@ -19788,8 +20581,9 @@
     <w:qFormat/>
     <w:pPr>
       <w:widowControl/>
-      <w:bidi w:val="0"/>
-      <w:spacing w:before="0" w:after="0" w:lineRule="auto" w:line="259"/>
+      <w:suppressAutoHyphens w:val="true"/>
+      <w:bidi w:val="0"/>
+      <w:spacing w:lineRule="auto" w:line="259" w:before="0" w:after="0"/>
       <w:jc w:val="left"/>
     </w:pPr>
     <w:rPr>
@@ -19806,8 +20600,9 @@
     <w:qFormat/>
     <w:pPr>
       <w:widowControl/>
-      <w:bidi w:val="0"/>
-      <w:spacing w:before="0" w:after="0" w:lineRule="auto" w:line="259"/>
+      <w:suppressAutoHyphens w:val="true"/>
+      <w:bidi w:val="0"/>
+      <w:spacing w:lineRule="auto" w:line="259" w:before="0" w:after="0"/>
       <w:ind w:hanging="600" w:left="600"/>
       <w:jc w:val="left"/>
     </w:pPr>
@@ -19835,8 +20630,9 @@
     <w:qFormat/>
     <w:pPr>
       <w:widowControl/>
-      <w:bidi w:val="0"/>
-      <w:spacing w:before="0" w:after="0" w:lineRule="auto" w:line="259"/>
+      <w:suppressAutoHyphens w:val="true"/>
+      <w:bidi w:val="0"/>
+      <w:spacing w:lineRule="auto" w:line="259" w:before="0" w:after="0"/>
       <w:jc w:val="center"/>
     </w:pPr>
     <w:rPr>
@@ -19863,6 +20659,7 @@
     <w:qFormat/>
     <w:pPr>
       <w:widowControl/>
+      <w:suppressAutoHyphens w:val="true"/>
       <w:bidi w:val="0"/>
       <w:spacing w:lineRule="atLeast" w:line="0" w:before="0" w:after="0"/>
       <w:jc w:val="left"/>
@@ -19892,6 +20689,7 @@
     <w:qFormat/>
     <w:pPr>
       <w:widowControl/>
+      <w:suppressAutoHyphens w:val="true"/>
       <w:bidi w:val="0"/>
       <w:spacing w:lineRule="auto" w:line="216" w:before="101" w:after="0"/>
       <w:jc w:val="left"/>
@@ -19921,6 +20719,7 @@
     <w:qFormat/>
     <w:pPr>
       <w:widowControl/>
+      <w:suppressAutoHyphens w:val="true"/>
       <w:bidi w:val="0"/>
       <w:spacing w:lineRule="auto" w:line="216" w:before="101" w:after="0"/>
       <w:jc w:val="left"/>
@@ -19950,6 +20749,7 @@
     <w:qFormat/>
     <w:pPr>
       <w:widowControl/>
+      <w:suppressAutoHyphens w:val="true"/>
       <w:bidi w:val="0"/>
       <w:spacing w:lineRule="auto" w:line="216" w:before="101" w:after="0"/>
       <w:jc w:val="left"/>
@@ -19979,6 +20779,7 @@
     <w:qFormat/>
     <w:pPr>
       <w:widowControl/>
+      <w:suppressAutoHyphens w:val="true"/>
       <w:bidi w:val="0"/>
       <w:spacing w:lineRule="auto" w:line="216" w:before="101" w:after="0"/>
       <w:jc w:val="left"/>
@@ -20008,6 +20809,7 @@
     <w:qFormat/>
     <w:pPr>
       <w:widowControl/>
+      <w:suppressAutoHyphens w:val="true"/>
       <w:bidi w:val="0"/>
       <w:spacing w:lineRule="auto" w:line="216" w:before="101" w:after="0"/>
       <w:jc w:val="left"/>
@@ -20037,6 +20839,7 @@
     <w:qFormat/>
     <w:pPr>
       <w:widowControl/>
+      <w:suppressAutoHyphens w:val="true"/>
       <w:bidi w:val="0"/>
       <w:spacing w:lineRule="auto" w:line="216" w:before="199" w:after="0"/>
       <w:jc w:val="left"/>
@@ -20066,6 +20869,7 @@
     <w:qFormat/>
     <w:pPr>
       <w:widowControl/>
+      <w:suppressAutoHyphens w:val="true"/>
       <w:bidi w:val="0"/>
       <w:spacing w:lineRule="auto" w:line="216" w:before="300" w:after="0"/>
       <w:jc w:val="left"/>
@@ -20095,6 +20899,7 @@
     <w:qFormat/>
     <w:pPr>
       <w:widowControl/>
+      <w:suppressAutoHyphens w:val="true"/>
       <w:bidi w:val="0"/>
       <w:spacing w:lineRule="auto" w:line="216" w:before="400" w:after="0"/>
       <w:jc w:val="left"/>
@@ -20124,6 +20929,7 @@
     <w:qFormat/>
     <w:pPr>
       <w:widowControl/>
+      <w:suppressAutoHyphens w:val="true"/>
       <w:bidi w:val="0"/>
       <w:spacing w:lineRule="auto" w:line="216" w:before="499" w:after="0"/>
       <w:jc w:val="left"/>
@@ -20153,8 +20959,9 @@
     <w:qFormat/>
     <w:pPr>
       <w:widowControl/>
-      <w:bidi w:val="0"/>
-      <w:spacing w:before="0" w:after="0" w:lineRule="auto" w:line="259"/>
+      <w:suppressAutoHyphens w:val="true"/>
+      <w:bidi w:val="0"/>
+      <w:spacing w:lineRule="auto" w:line="259" w:before="0" w:after="0"/>
       <w:jc w:val="left"/>
     </w:pPr>
     <w:rPr>
@@ -20172,8 +20979,9 @@
     <w:qFormat/>
     <w:pPr>
       <w:widowControl/>
-      <w:bidi w:val="0"/>
-      <w:spacing w:before="0" w:after="0" w:lineRule="auto" w:line="259"/>
+      <w:suppressAutoHyphens w:val="true"/>
+      <w:bidi w:val="0"/>
+      <w:spacing w:lineRule="auto" w:line="259" w:before="0" w:after="0"/>
       <w:jc w:val="left"/>
     </w:pPr>
     <w:rPr>
@@ -20190,8 +20998,9 @@
     <w:qFormat/>
     <w:pPr>
       <w:widowControl/>
-      <w:bidi w:val="0"/>
-      <w:spacing w:before="0" w:after="0" w:lineRule="auto" w:line="259"/>
+      <w:suppressAutoHyphens w:val="true"/>
+      <w:bidi w:val="0"/>
+      <w:spacing w:lineRule="auto" w:line="259" w:before="0" w:after="0"/>
       <w:jc w:val="left"/>
     </w:pPr>
     <w:rPr>
@@ -20209,8 +21018,9 @@
     <w:qFormat/>
     <w:pPr>
       <w:widowControl/>
-      <w:bidi w:val="0"/>
-      <w:spacing w:before="0" w:after="0" w:lineRule="auto" w:line="259"/>
+      <w:suppressAutoHyphens w:val="true"/>
+      <w:bidi w:val="0"/>
+      <w:spacing w:lineRule="auto" w:line="259" w:before="0" w:after="0"/>
       <w:jc w:val="left"/>
     </w:pPr>
     <w:rPr>
@@ -20227,8 +21037,9 @@
     <w:qFormat/>
     <w:pPr>
       <w:widowControl/>
-      <w:bidi w:val="0"/>
-      <w:spacing w:before="0" w:after="0" w:lineRule="auto" w:line="259"/>
+      <w:suppressAutoHyphens w:val="true"/>
+      <w:bidi w:val="0"/>
+      <w:spacing w:lineRule="auto" w:line="259" w:before="0" w:after="0"/>
       <w:jc w:val="left"/>
     </w:pPr>
     <w:rPr>
@@ -20245,8 +21056,9 @@
     <w:qFormat/>
     <w:pPr>
       <w:widowControl/>
-      <w:bidi w:val="0"/>
-      <w:spacing w:before="0" w:after="0" w:lineRule="auto" w:line="259"/>
+      <w:suppressAutoHyphens w:val="true"/>
+      <w:bidi w:val="0"/>
+      <w:spacing w:lineRule="auto" w:line="259" w:before="0" w:after="0"/>
       <w:jc w:val="left"/>
     </w:pPr>
     <w:rPr>
@@ -20263,8 +21075,9 @@
     <w:qFormat/>
     <w:pPr>
       <w:widowControl/>
-      <w:bidi w:val="0"/>
-      <w:spacing w:before="0" w:after="0" w:lineRule="auto" w:line="259"/>
+      <w:suppressAutoHyphens w:val="true"/>
+      <w:bidi w:val="0"/>
+      <w:spacing w:lineRule="auto" w:line="259" w:before="0" w:after="0"/>
       <w:jc w:val="left"/>
     </w:pPr>
     <w:rPr>
@@ -20281,8 +21094,9 @@
     <w:qFormat/>
     <w:pPr>
       <w:widowControl/>
-      <w:bidi w:val="0"/>
-      <w:spacing w:before="0" w:after="0" w:lineRule="auto" w:line="259"/>
+      <w:suppressAutoHyphens w:val="true"/>
+      <w:bidi w:val="0"/>
+      <w:spacing w:lineRule="auto" w:line="259" w:before="0" w:after="0"/>
       <w:jc w:val="left"/>
     </w:pPr>
     <w:rPr>
@@ -20299,8 +21113,9 @@
     <w:qFormat/>
     <w:pPr>
       <w:widowControl/>
-      <w:bidi w:val="0"/>
-      <w:spacing w:before="0" w:after="0" w:lineRule="auto" w:line="259"/>
+      <w:suppressAutoHyphens w:val="true"/>
+      <w:bidi w:val="0"/>
+      <w:spacing w:lineRule="auto" w:line="259" w:before="0" w:after="0"/>
       <w:jc w:val="left"/>
     </w:pPr>
     <w:rPr>
@@ -20318,8 +21133,9 @@
     <w:qFormat/>
     <w:pPr>
       <w:widowControl/>
-      <w:bidi w:val="0"/>
-      <w:spacing w:before="0" w:after="0" w:lineRule="auto" w:line="259"/>
+      <w:suppressAutoHyphens w:val="true"/>
+      <w:bidi w:val="0"/>
+      <w:spacing w:lineRule="auto" w:line="259" w:before="0" w:after="0"/>
       <w:jc w:val="left"/>
     </w:pPr>
     <w:rPr>
@@ -20336,8 +21152,9 @@
     <w:qFormat/>
     <w:pPr>
       <w:widowControl/>
-      <w:bidi w:val="0"/>
-      <w:spacing w:before="0" w:after="0" w:lineRule="auto" w:line="259"/>
+      <w:suppressAutoHyphens w:val="true"/>
+      <w:bidi w:val="0"/>
+      <w:spacing w:lineRule="auto" w:line="259" w:before="0" w:after="0"/>
       <w:jc w:val="left"/>
     </w:pPr>
     <w:rPr>
@@ -20354,8 +21171,9 @@
     <w:qFormat/>
     <w:pPr>
       <w:widowControl/>
-      <w:bidi w:val="0"/>
-      <w:spacing w:before="0" w:after="0" w:lineRule="auto" w:line="259"/>
+      <w:suppressAutoHyphens w:val="true"/>
+      <w:bidi w:val="0"/>
+      <w:spacing w:lineRule="auto" w:line="259" w:before="0" w:after="0"/>
       <w:jc w:val="left"/>
     </w:pPr>
     <w:rPr>
@@ -20372,8 +21190,9 @@
     <w:qFormat/>
     <w:pPr>
       <w:widowControl/>
-      <w:bidi w:val="0"/>
-      <w:spacing w:before="0" w:after="0" w:lineRule="auto" w:line="259"/>
+      <w:suppressAutoHyphens w:val="true"/>
+      <w:bidi w:val="0"/>
+      <w:spacing w:lineRule="auto" w:line="259" w:before="0" w:after="0"/>
       <w:jc w:val="left"/>
     </w:pPr>
     <w:rPr>
@@ -20391,8 +21210,9 @@
     <w:qFormat/>
     <w:pPr>
       <w:widowControl/>
-      <w:bidi w:val="0"/>
-      <w:spacing w:before="0" w:after="0" w:lineRule="auto" w:line="259"/>
+      <w:suppressAutoHyphens w:val="true"/>
+      <w:bidi w:val="0"/>
+      <w:spacing w:lineRule="auto" w:line="259" w:before="0" w:after="0"/>
       <w:jc w:val="left"/>
     </w:pPr>
     <w:rPr>
@@ -20410,8 +21230,9 @@
     <w:qFormat/>
     <w:pPr>
       <w:widowControl/>
-      <w:bidi w:val="0"/>
-      <w:spacing w:before="0" w:after="0" w:lineRule="auto" w:line="259"/>
+      <w:suppressAutoHyphens w:val="true"/>
+      <w:bidi w:val="0"/>
+      <w:spacing w:lineRule="auto" w:line="259" w:before="0" w:after="0"/>
       <w:jc w:val="left"/>
     </w:pPr>
     <w:rPr>
@@ -20428,8 +21249,9 @@
     <w:qFormat/>
     <w:pPr>
       <w:widowControl/>
-      <w:bidi w:val="0"/>
-      <w:spacing w:before="0" w:after="0" w:lineRule="auto" w:line="259"/>
+      <w:suppressAutoHyphens w:val="true"/>
+      <w:bidi w:val="0"/>
+      <w:spacing w:lineRule="auto" w:line="259" w:before="0" w:after="0"/>
       <w:jc w:val="left"/>
     </w:pPr>
     <w:rPr>
@@ -20446,8 +21268,9 @@
     <w:qFormat/>
     <w:pPr>
       <w:widowControl/>
-      <w:bidi w:val="0"/>
-      <w:spacing w:before="0" w:after="0" w:lineRule="auto" w:line="259"/>
+      <w:suppressAutoHyphens w:val="true"/>
+      <w:bidi w:val="0"/>
+      <w:spacing w:lineRule="auto" w:line="259" w:before="0" w:after="0"/>
       <w:jc w:val="left"/>
     </w:pPr>
     <w:rPr>
@@ -20464,8 +21287,9 @@
     <w:qFormat/>
     <w:pPr>
       <w:widowControl/>
-      <w:bidi w:val="0"/>
-      <w:spacing w:before="0" w:after="0" w:lineRule="auto" w:line="259"/>
+      <w:suppressAutoHyphens w:val="true"/>
+      <w:bidi w:val="0"/>
+      <w:spacing w:lineRule="auto" w:line="259" w:before="0" w:after="0"/>
       <w:jc w:val="left"/>
     </w:pPr>
     <w:rPr>
@@ -20482,8 +21306,9 @@
     <w:qFormat/>
     <w:pPr>
       <w:widowControl/>
-      <w:bidi w:val="0"/>
-      <w:spacing w:before="0" w:after="0" w:lineRule="auto" w:line="259"/>
+      <w:suppressAutoHyphens w:val="true"/>
+      <w:bidi w:val="0"/>
+      <w:spacing w:lineRule="auto" w:line="259" w:before="0" w:after="0"/>
       <w:jc w:val="left"/>
     </w:pPr>
     <w:rPr>
@@ -20500,8 +21325,9 @@
     <w:qFormat/>
     <w:pPr>
       <w:widowControl/>
-      <w:bidi w:val="0"/>
-      <w:spacing w:before="0" w:after="0" w:lineRule="auto" w:line="259"/>
+      <w:suppressAutoHyphens w:val="true"/>
+      <w:bidi w:val="0"/>
+      <w:spacing w:lineRule="auto" w:line="259" w:before="0" w:after="0"/>
       <w:jc w:val="left"/>
     </w:pPr>
     <w:rPr>
@@ -20518,8 +21344,9 @@
     <w:qFormat/>
     <w:pPr>
       <w:widowControl/>
-      <w:bidi w:val="0"/>
-      <w:spacing w:before="0" w:after="0" w:lineRule="auto" w:line="259"/>
+      <w:suppressAutoHyphens w:val="true"/>
+      <w:bidi w:val="0"/>
+      <w:spacing w:lineRule="auto" w:line="259" w:before="0" w:after="0"/>
       <w:jc w:val="left"/>
     </w:pPr>
     <w:rPr>
@@ -20536,8 +21363,9 @@
     <w:qFormat/>
     <w:pPr>
       <w:widowControl/>
-      <w:bidi w:val="0"/>
-      <w:spacing w:before="0" w:after="0" w:lineRule="auto" w:line="259"/>
+      <w:suppressAutoHyphens w:val="true"/>
+      <w:bidi w:val="0"/>
+      <w:spacing w:lineRule="auto" w:line="259" w:before="0" w:after="0"/>
       <w:jc w:val="left"/>
     </w:pPr>
     <w:rPr>
@@ -20554,8 +21382,9 @@
     <w:qFormat/>
     <w:pPr>
       <w:widowControl/>
-      <w:bidi w:val="0"/>
-      <w:spacing w:before="0" w:after="0" w:lineRule="auto" w:line="259"/>
+      <w:suppressAutoHyphens w:val="true"/>
+      <w:bidi w:val="0"/>
+      <w:spacing w:lineRule="auto" w:line="259" w:before="0" w:after="0"/>
       <w:jc w:val="left"/>
     </w:pPr>
     <w:rPr>
@@ -20572,8 +21401,9 @@
     <w:qFormat/>
     <w:pPr>
       <w:widowControl/>
-      <w:bidi w:val="0"/>
-      <w:spacing w:before="0" w:after="0" w:lineRule="auto" w:line="259"/>
+      <w:suppressAutoHyphens w:val="true"/>
+      <w:bidi w:val="0"/>
+      <w:spacing w:lineRule="auto" w:line="259" w:before="0" w:after="0"/>
       <w:jc w:val="left"/>
     </w:pPr>
     <w:rPr>
@@ -20590,8 +21420,9 @@
     <w:qFormat/>
     <w:pPr>
       <w:widowControl/>
-      <w:bidi w:val="0"/>
-      <w:spacing w:before="0" w:after="0" w:lineRule="auto" w:line="259"/>
+      <w:suppressAutoHyphens w:val="true"/>
+      <w:bidi w:val="0"/>
+      <w:spacing w:lineRule="auto" w:line="259" w:before="0" w:after="0"/>
       <w:jc w:val="left"/>
     </w:pPr>
     <w:rPr>
@@ -20608,8 +21439,9 @@
     <w:qFormat/>
     <w:pPr>
       <w:widowControl/>
-      <w:bidi w:val="0"/>
-      <w:spacing w:before="0" w:after="0" w:lineRule="auto" w:line="259"/>
+      <w:suppressAutoHyphens w:val="true"/>
+      <w:bidi w:val="0"/>
+      <w:spacing w:lineRule="auto" w:line="259" w:before="0" w:after="0"/>
       <w:jc w:val="left"/>
     </w:pPr>
     <w:rPr>
@@ -20626,8 +21458,9 @@
     <w:qFormat/>
     <w:pPr>
       <w:widowControl/>
-      <w:bidi w:val="0"/>
-      <w:spacing w:before="0" w:after="0" w:lineRule="auto" w:line="259"/>
+      <w:suppressAutoHyphens w:val="true"/>
+      <w:bidi w:val="0"/>
+      <w:spacing w:lineRule="auto" w:line="259" w:before="0" w:after="0"/>
       <w:jc w:val="left"/>
     </w:pPr>
     <w:rPr>
@@ -20644,8 +21477,9 @@
     <w:qFormat/>
     <w:pPr>
       <w:widowControl/>
-      <w:bidi w:val="0"/>
-      <w:spacing w:before="0" w:after="0" w:lineRule="auto" w:line="259"/>
+      <w:suppressAutoHyphens w:val="true"/>
+      <w:bidi w:val="0"/>
+      <w:spacing w:lineRule="auto" w:line="259" w:before="0" w:after="0"/>
       <w:jc w:val="left"/>
     </w:pPr>
     <w:rPr>
@@ -20662,8 +21496,9 @@
     <w:qFormat/>
     <w:pPr>
       <w:widowControl/>
-      <w:bidi w:val="0"/>
-      <w:spacing w:before="0" w:after="0" w:lineRule="auto" w:line="259"/>
+      <w:suppressAutoHyphens w:val="true"/>
+      <w:bidi w:val="0"/>
+      <w:spacing w:lineRule="auto" w:line="259" w:before="0" w:after="0"/>
       <w:jc w:val="left"/>
     </w:pPr>
     <w:rPr>
@@ -20680,8 +21515,9 @@
     <w:qFormat/>
     <w:pPr>
       <w:widowControl/>
-      <w:bidi w:val="0"/>
-      <w:spacing w:before="0" w:after="0" w:lineRule="auto" w:line="259"/>
+      <w:suppressAutoHyphens w:val="true"/>
+      <w:bidi w:val="0"/>
+      <w:spacing w:lineRule="auto" w:line="259" w:before="0" w:after="0"/>
       <w:jc w:val="left"/>
     </w:pPr>
     <w:rPr>
@@ -20698,8 +21534,9 @@
     <w:qFormat/>
     <w:pPr>
       <w:widowControl/>
-      <w:bidi w:val="0"/>
-      <w:spacing w:before="0" w:after="0" w:lineRule="auto" w:line="259"/>
+      <w:suppressAutoHyphens w:val="true"/>
+      <w:bidi w:val="0"/>
+      <w:spacing w:lineRule="auto" w:line="259" w:before="0" w:after="0"/>
       <w:jc w:val="left"/>
     </w:pPr>
     <w:rPr>
@@ -20716,8 +21553,9 @@
     <w:qFormat/>
     <w:pPr>
       <w:widowControl/>
-      <w:bidi w:val="0"/>
-      <w:spacing w:before="0" w:after="0" w:lineRule="auto" w:line="259"/>
+      <w:suppressAutoHyphens w:val="true"/>
+      <w:bidi w:val="0"/>
+      <w:spacing w:lineRule="auto" w:line="259" w:before="0" w:after="0"/>
       <w:jc w:val="left"/>
     </w:pPr>
     <w:rPr>
@@ -20734,8 +21572,9 @@
     <w:qFormat/>
     <w:pPr>
       <w:widowControl/>
-      <w:bidi w:val="0"/>
-      <w:spacing w:before="0" w:after="0" w:lineRule="auto" w:line="259"/>
+      <w:suppressAutoHyphens w:val="true"/>
+      <w:bidi w:val="0"/>
+      <w:spacing w:lineRule="auto" w:line="259" w:before="0" w:after="0"/>
       <w:jc w:val="left"/>
     </w:pPr>
     <w:rPr>
@@ -20752,8 +21591,9 @@
     <w:qFormat/>
     <w:pPr>
       <w:widowControl/>
-      <w:bidi w:val="0"/>
-      <w:spacing w:before="0" w:after="0" w:lineRule="auto" w:line="259"/>
+      <w:suppressAutoHyphens w:val="true"/>
+      <w:bidi w:val="0"/>
+      <w:spacing w:lineRule="auto" w:line="259" w:before="0" w:after="0"/>
       <w:jc w:val="left"/>
     </w:pPr>
     <w:rPr>
@@ -20770,8 +21610,9 @@
     <w:qFormat/>
     <w:pPr>
       <w:widowControl/>
-      <w:bidi w:val="0"/>
-      <w:spacing w:before="0" w:after="0" w:lineRule="auto" w:line="259"/>
+      <w:suppressAutoHyphens w:val="true"/>
+      <w:bidi w:val="0"/>
+      <w:spacing w:lineRule="auto" w:line="259" w:before="0" w:after="0"/>
       <w:jc w:val="left"/>
     </w:pPr>
     <w:rPr>
@@ -20788,8 +21629,9 @@
     <w:qFormat/>
     <w:pPr>
       <w:widowControl/>
-      <w:bidi w:val="0"/>
-      <w:spacing w:before="0" w:after="0" w:lineRule="auto" w:line="259"/>
+      <w:suppressAutoHyphens w:val="true"/>
+      <w:bidi w:val="0"/>
+      <w:spacing w:lineRule="auto" w:line="259" w:before="0" w:after="0"/>
       <w:jc w:val="left"/>
     </w:pPr>
     <w:rPr>
@@ -20806,8 +21648,9 @@
     <w:qFormat/>
     <w:pPr>
       <w:widowControl/>
-      <w:bidi w:val="0"/>
-      <w:spacing w:before="0" w:after="0" w:lineRule="auto" w:line="259"/>
+      <w:suppressAutoHyphens w:val="true"/>
+      <w:bidi w:val="0"/>
+      <w:spacing w:lineRule="auto" w:line="259" w:before="0" w:after="0"/>
       <w:jc w:val="left"/>
     </w:pPr>
     <w:rPr>
@@ -20824,8 +21667,9 @@
     <w:qFormat/>
     <w:pPr>
       <w:widowControl/>
-      <w:bidi w:val="0"/>
-      <w:spacing w:before="0" w:after="0" w:lineRule="auto" w:line="259"/>
+      <w:suppressAutoHyphens w:val="true"/>
+      <w:bidi w:val="0"/>
+      <w:spacing w:lineRule="auto" w:line="259" w:before="0" w:after="0"/>
       <w:jc w:val="left"/>
     </w:pPr>
     <w:rPr>
@@ -20837,13 +21681,14 @@
       <w:lang w:val="ru-RU" w:eastAsia="en-US" w:bidi="ar-SA"/>
     </w:rPr>
   </w:style>
-  <w:style w:type="paragraph" w:styleId="ListLabel251">
-    <w:name w:val="ListLabel 251"/>
-    <w:qFormat/>
-    <w:pPr>
-      <w:widowControl/>
-      <w:bidi w:val="0"/>
-      <w:spacing w:before="0" w:after="0" w:lineRule="auto" w:line="259"/>
+  <w:style w:type="paragraph" w:styleId="ListLabel2511">
+    <w:name w:val="ListLabel 2511"/>
+    <w:qFormat/>
+    <w:pPr>
+      <w:widowControl/>
+      <w:suppressAutoHyphens w:val="true"/>
+      <w:bidi w:val="0"/>
+      <w:spacing w:lineRule="auto" w:line="259" w:before="0" w:after="0"/>
       <w:jc w:val="left"/>
     </w:pPr>
     <w:rPr>
@@ -20855,13 +21700,14 @@
       <w:lang w:val="ru-RU" w:eastAsia="en-US" w:bidi="ar-SA"/>
     </w:rPr>
   </w:style>
-  <w:style w:type="paragraph" w:styleId="ListLabel261">
-    <w:name w:val="ListLabel 261"/>
-    <w:qFormat/>
-    <w:pPr>
-      <w:widowControl/>
-      <w:bidi w:val="0"/>
-      <w:spacing w:before="0" w:after="0" w:lineRule="auto" w:line="259"/>
+  <w:style w:type="paragraph" w:styleId="ListLabel2611">
+    <w:name w:val="ListLabel 2611"/>
+    <w:qFormat/>
+    <w:pPr>
+      <w:widowControl/>
+      <w:suppressAutoHyphens w:val="true"/>
+      <w:bidi w:val="0"/>
+      <w:spacing w:lineRule="auto" w:line="259" w:before="0" w:after="0"/>
       <w:jc w:val="left"/>
     </w:pPr>
     <w:rPr>
@@ -20873,13 +21719,14 @@
       <w:lang w:val="ru-RU" w:eastAsia="en-US" w:bidi="ar-SA"/>
     </w:rPr>
   </w:style>
-  <w:style w:type="paragraph" w:styleId="ListLabel271">
-    <w:name w:val="ListLabel 271"/>
-    <w:qFormat/>
-    <w:pPr>
-      <w:widowControl/>
-      <w:bidi w:val="0"/>
-      <w:spacing w:before="0" w:after="0" w:lineRule="auto" w:line="259"/>
+  <w:style w:type="paragraph" w:styleId="ListLabel2711">
+    <w:name w:val="ListLabel 2711"/>
+    <w:qFormat/>
+    <w:pPr>
+      <w:widowControl/>
+      <w:suppressAutoHyphens w:val="true"/>
+      <w:bidi w:val="0"/>
+      <w:spacing w:lineRule="auto" w:line="259" w:before="0" w:after="0"/>
       <w:jc w:val="left"/>
     </w:pPr>
     <w:rPr>
@@ -20891,13 +21738,14 @@
       <w:lang w:val="ru-RU" w:eastAsia="en-US" w:bidi="ar-SA"/>
     </w:rPr>
   </w:style>
-  <w:style w:type="paragraph" w:styleId="ListLabel281">
-    <w:name w:val="ListLabel 281"/>
-    <w:qFormat/>
-    <w:pPr>
-      <w:widowControl/>
-      <w:bidi w:val="0"/>
-      <w:spacing w:before="0" w:after="0" w:lineRule="auto" w:line="259"/>
+  <w:style w:type="paragraph" w:styleId="ListLabel2811">
+    <w:name w:val="ListLabel 2811"/>
+    <w:qFormat/>
+    <w:pPr>
+      <w:widowControl/>
+      <w:suppressAutoHyphens w:val="true"/>
+      <w:bidi w:val="0"/>
+      <w:spacing w:lineRule="auto" w:line="259" w:before="0" w:after="0"/>
       <w:jc w:val="left"/>
     </w:pPr>
     <w:rPr>
@@ -20909,13 +21757,14 @@
       <w:lang w:val="ru-RU" w:eastAsia="en-US" w:bidi="ar-SA"/>
     </w:rPr>
   </w:style>
-  <w:style w:type="paragraph" w:styleId="ListLabel291">
-    <w:name w:val="ListLabel 291"/>
-    <w:qFormat/>
-    <w:pPr>
-      <w:widowControl/>
-      <w:bidi w:val="0"/>
-      <w:spacing w:before="0" w:after="0" w:lineRule="auto" w:line="259"/>
+  <w:style w:type="paragraph" w:styleId="ListLabel2911">
+    <w:name w:val="ListLabel 2911"/>
+    <w:qFormat/>
+    <w:pPr>
+      <w:widowControl/>
+      <w:suppressAutoHyphens w:val="true"/>
+      <w:bidi w:val="0"/>
+      <w:spacing w:lineRule="auto" w:line="259" w:before="0" w:after="0"/>
       <w:jc w:val="left"/>
     </w:pPr>
     <w:rPr>
@@ -20927,13 +21776,14 @@
       <w:lang w:val="ru-RU" w:eastAsia="en-US" w:bidi="ar-SA"/>
     </w:rPr>
   </w:style>
-  <w:style w:type="paragraph" w:styleId="ListLabel301">
-    <w:name w:val="ListLabel 301"/>
-    <w:qFormat/>
-    <w:pPr>
-      <w:widowControl/>
-      <w:bidi w:val="0"/>
-      <w:spacing w:before="0" w:after="0" w:lineRule="auto" w:line="259"/>
+  <w:style w:type="paragraph" w:styleId="ListLabel3011">
+    <w:name w:val="ListLabel 3011"/>
+    <w:qFormat/>
+    <w:pPr>
+      <w:widowControl/>
+      <w:suppressAutoHyphens w:val="true"/>
+      <w:bidi w:val="0"/>
+      <w:spacing w:lineRule="auto" w:line="259" w:before="0" w:after="0"/>
       <w:jc w:val="left"/>
     </w:pPr>
     <w:rPr>
@@ -20945,13 +21795,14 @@
       <w:lang w:val="ru-RU" w:eastAsia="en-US" w:bidi="ar-SA"/>
     </w:rPr>
   </w:style>
-  <w:style w:type="paragraph" w:styleId="ListLabel311">
-    <w:name w:val="ListLabel 311"/>
-    <w:qFormat/>
-    <w:pPr>
-      <w:widowControl/>
-      <w:bidi w:val="0"/>
-      <w:spacing w:before="0" w:after="0" w:lineRule="auto" w:line="259"/>
+  <w:style w:type="paragraph" w:styleId="ListLabel3111">
+    <w:name w:val="ListLabel 3111"/>
+    <w:qFormat/>
+    <w:pPr>
+      <w:widowControl/>
+      <w:suppressAutoHyphens w:val="true"/>
+      <w:bidi w:val="0"/>
+      <w:spacing w:lineRule="auto" w:line="259" w:before="0" w:after="0"/>
       <w:jc w:val="left"/>
     </w:pPr>
     <w:rPr>
@@ -20963,13 +21814,14 @@
       <w:lang w:val="ru-RU" w:eastAsia="en-US" w:bidi="ar-SA"/>
     </w:rPr>
   </w:style>
-  <w:style w:type="paragraph" w:styleId="ListLabel321">
-    <w:name w:val="ListLabel 321"/>
-    <w:qFormat/>
-    <w:pPr>
-      <w:widowControl/>
-      <w:bidi w:val="0"/>
-      <w:spacing w:before="0" w:after="0" w:lineRule="auto" w:line="259"/>
+  <w:style w:type="paragraph" w:styleId="ListLabel3211">
+    <w:name w:val="ListLabel 3211"/>
+    <w:qFormat/>
+    <w:pPr>
+      <w:widowControl/>
+      <w:suppressAutoHyphens w:val="true"/>
+      <w:bidi w:val="0"/>
+      <w:spacing w:lineRule="auto" w:line="259" w:before="0" w:after="0"/>
       <w:jc w:val="left"/>
     </w:pPr>
     <w:rPr>
@@ -20981,13 +21833,14 @@
       <w:lang w:val="ru-RU" w:eastAsia="en-US" w:bidi="ar-SA"/>
     </w:rPr>
   </w:style>
-  <w:style w:type="paragraph" w:styleId="ListLabel331">
-    <w:name w:val="ListLabel 331"/>
-    <w:qFormat/>
-    <w:pPr>
-      <w:widowControl/>
-      <w:bidi w:val="0"/>
-      <w:spacing w:before="0" w:after="0" w:lineRule="auto" w:line="259"/>
+  <w:style w:type="paragraph" w:styleId="ListLabel3311">
+    <w:name w:val="ListLabel 3311"/>
+    <w:qFormat/>
+    <w:pPr>
+      <w:widowControl/>
+      <w:suppressAutoHyphens w:val="true"/>
+      <w:bidi w:val="0"/>
+      <w:spacing w:lineRule="auto" w:line="259" w:before="0" w:after="0"/>
       <w:jc w:val="left"/>
     </w:pPr>
     <w:rPr>
@@ -20999,13 +21852,14 @@
       <w:lang w:val="ru-RU" w:eastAsia="en-US" w:bidi="ar-SA"/>
     </w:rPr>
   </w:style>
-  <w:style w:type="paragraph" w:styleId="ListLabel341">
-    <w:name w:val="ListLabel 341"/>
-    <w:qFormat/>
-    <w:pPr>
-      <w:widowControl/>
-      <w:bidi w:val="0"/>
-      <w:spacing w:before="0" w:after="0" w:lineRule="auto" w:line="259"/>
+  <w:style w:type="paragraph" w:styleId="ListLabel3411">
+    <w:name w:val="ListLabel 3411"/>
+    <w:qFormat/>
+    <w:pPr>
+      <w:widowControl/>
+      <w:suppressAutoHyphens w:val="true"/>
+      <w:bidi w:val="0"/>
+      <w:spacing w:lineRule="auto" w:line="259" w:before="0" w:after="0"/>
       <w:jc w:val="left"/>
     </w:pPr>
     <w:rPr>
@@ -21017,13 +21871,14 @@
       <w:lang w:val="ru-RU" w:eastAsia="en-US" w:bidi="ar-SA"/>
     </w:rPr>
   </w:style>
-  <w:style w:type="paragraph" w:styleId="ListLabel351">
-    <w:name w:val="ListLabel 351"/>
-    <w:qFormat/>
-    <w:pPr>
-      <w:widowControl/>
-      <w:bidi w:val="0"/>
-      <w:spacing w:before="0" w:after="0" w:lineRule="auto" w:line="259"/>
+  <w:style w:type="paragraph" w:styleId="ListLabel3511">
+    <w:name w:val="ListLabel 3511"/>
+    <w:qFormat/>
+    <w:pPr>
+      <w:widowControl/>
+      <w:suppressAutoHyphens w:val="true"/>
+      <w:bidi w:val="0"/>
+      <w:spacing w:lineRule="auto" w:line="259" w:before="0" w:after="0"/>
       <w:jc w:val="left"/>
     </w:pPr>
     <w:rPr>
@@ -21035,13 +21890,14 @@
       <w:lang w:val="ru-RU" w:eastAsia="en-US" w:bidi="ar-SA"/>
     </w:rPr>
   </w:style>
-  <w:style w:type="paragraph" w:styleId="ListLabel361">
-    <w:name w:val="ListLabel 361"/>
-    <w:qFormat/>
-    <w:pPr>
-      <w:widowControl/>
-      <w:bidi w:val="0"/>
-      <w:spacing w:before="0" w:after="0" w:lineRule="auto" w:line="259"/>
+  <w:style w:type="paragraph" w:styleId="ListLabel3611">
+    <w:name w:val="ListLabel 3611"/>
+    <w:qFormat/>
+    <w:pPr>
+      <w:widowControl/>
+      <w:suppressAutoHyphens w:val="true"/>
+      <w:bidi w:val="0"/>
+      <w:spacing w:lineRule="auto" w:line="259" w:before="0" w:after="0"/>
       <w:jc w:val="left"/>
     </w:pPr>
     <w:rPr>
@@ -21053,13 +21909,14 @@
       <w:lang w:val="ru-RU" w:eastAsia="en-US" w:bidi="ar-SA"/>
     </w:rPr>
   </w:style>
-  <w:style w:type="paragraph" w:styleId="ListLabel371">
-    <w:name w:val="ListLabel 371"/>
-    <w:qFormat/>
-    <w:pPr>
-      <w:widowControl/>
-      <w:bidi w:val="0"/>
-      <w:spacing w:before="0" w:after="0" w:lineRule="auto" w:line="259"/>
+  <w:style w:type="paragraph" w:styleId="ListLabel3711">
+    <w:name w:val="ListLabel 3711"/>
+    <w:qFormat/>
+    <w:pPr>
+      <w:widowControl/>
+      <w:suppressAutoHyphens w:val="true"/>
+      <w:bidi w:val="0"/>
+      <w:spacing w:lineRule="auto" w:line="259" w:before="0" w:after="0"/>
       <w:jc w:val="left"/>
     </w:pPr>
     <w:rPr>
@@ -21071,13 +21928,14 @@
       <w:lang w:val="ru-RU" w:eastAsia="en-US" w:bidi="ar-SA"/>
     </w:rPr>
   </w:style>
-  <w:style w:type="paragraph" w:styleId="ListLabel381">
-    <w:name w:val="ListLabel 381"/>
-    <w:qFormat/>
-    <w:pPr>
-      <w:widowControl/>
-      <w:bidi w:val="0"/>
-      <w:spacing w:before="0" w:after="0" w:lineRule="auto" w:line="259"/>
+  <w:style w:type="paragraph" w:styleId="ListLabel3811">
+    <w:name w:val="ListLabel 3811"/>
+    <w:qFormat/>
+    <w:pPr>
+      <w:widowControl/>
+      <w:suppressAutoHyphens w:val="true"/>
+      <w:bidi w:val="0"/>
+      <w:spacing w:lineRule="auto" w:line="259" w:before="0" w:after="0"/>
       <w:jc w:val="left"/>
     </w:pPr>
     <w:rPr>
@@ -21089,13 +21947,14 @@
       <w:lang w:val="ru-RU" w:eastAsia="en-US" w:bidi="ar-SA"/>
     </w:rPr>
   </w:style>
-  <w:style w:type="paragraph" w:styleId="ListLabel391">
-    <w:name w:val="ListLabel 391"/>
-    <w:qFormat/>
-    <w:pPr>
-      <w:widowControl/>
-      <w:bidi w:val="0"/>
-      <w:spacing w:before="0" w:after="0" w:lineRule="auto" w:line="259"/>
+  <w:style w:type="paragraph" w:styleId="ListLabel3911">
+    <w:name w:val="ListLabel 3911"/>
+    <w:qFormat/>
+    <w:pPr>
+      <w:widowControl/>
+      <w:suppressAutoHyphens w:val="true"/>
+      <w:bidi w:val="0"/>
+      <w:spacing w:lineRule="auto" w:line="259" w:before="0" w:after="0"/>
       <w:jc w:val="left"/>
     </w:pPr>
     <w:rPr>
@@ -21107,13 +21966,14 @@
       <w:lang w:val="ru-RU" w:eastAsia="en-US" w:bidi="ar-SA"/>
     </w:rPr>
   </w:style>
-  <w:style w:type="paragraph" w:styleId="ListLabel401">
-    <w:name w:val="ListLabel 401"/>
-    <w:qFormat/>
-    <w:pPr>
-      <w:widowControl/>
-      <w:bidi w:val="0"/>
-      <w:spacing w:before="0" w:after="0" w:lineRule="auto" w:line="259"/>
+  <w:style w:type="paragraph" w:styleId="ListLabel4011">
+    <w:name w:val="ListLabel 4011"/>
+    <w:qFormat/>
+    <w:pPr>
+      <w:widowControl/>
+      <w:suppressAutoHyphens w:val="true"/>
+      <w:bidi w:val="0"/>
+      <w:spacing w:lineRule="auto" w:line="259" w:before="0" w:after="0"/>
       <w:jc w:val="left"/>
     </w:pPr>
     <w:rPr>
@@ -21125,13 +21985,14 @@
       <w:lang w:val="ru-RU" w:eastAsia="en-US" w:bidi="ar-SA"/>
     </w:rPr>
   </w:style>
-  <w:style w:type="paragraph" w:styleId="ListLabel411">
-    <w:name w:val="ListLabel 411"/>
-    <w:qFormat/>
-    <w:pPr>
-      <w:widowControl/>
-      <w:bidi w:val="0"/>
-      <w:spacing w:before="0" w:after="0" w:lineRule="auto" w:line="259"/>
+  <w:style w:type="paragraph" w:styleId="ListLabel4111">
+    <w:name w:val="ListLabel 4111"/>
+    <w:qFormat/>
+    <w:pPr>
+      <w:widowControl/>
+      <w:suppressAutoHyphens w:val="true"/>
+      <w:bidi w:val="0"/>
+      <w:spacing w:lineRule="auto" w:line="259" w:before="0" w:after="0"/>
       <w:jc w:val="left"/>
     </w:pPr>
     <w:rPr>
@@ -21143,13 +22004,14 @@
       <w:lang w:val="ru-RU" w:eastAsia="en-US" w:bidi="ar-SA"/>
     </w:rPr>
   </w:style>
-  <w:style w:type="paragraph" w:styleId="ListLabel421">
-    <w:name w:val="ListLabel 421"/>
-    <w:qFormat/>
-    <w:pPr>
-      <w:widowControl/>
-      <w:bidi w:val="0"/>
-      <w:spacing w:before="0" w:after="0" w:lineRule="auto" w:line="259"/>
+  <w:style w:type="paragraph" w:styleId="ListLabel4211">
+    <w:name w:val="ListLabel 4211"/>
+    <w:qFormat/>
+    <w:pPr>
+      <w:widowControl/>
+      <w:suppressAutoHyphens w:val="true"/>
+      <w:bidi w:val="0"/>
+      <w:spacing w:lineRule="auto" w:line="259" w:before="0" w:after="0"/>
       <w:jc w:val="left"/>
     </w:pPr>
     <w:rPr>
@@ -21161,13 +22023,14 @@
       <w:lang w:val="ru-RU" w:eastAsia="en-US" w:bidi="ar-SA"/>
     </w:rPr>
   </w:style>
-  <w:style w:type="paragraph" w:styleId="ListLabel431">
-    <w:name w:val="ListLabel 431"/>
-    <w:qFormat/>
-    <w:pPr>
-      <w:widowControl/>
-      <w:bidi w:val="0"/>
-      <w:spacing w:before="0" w:after="0" w:lineRule="auto" w:line="259"/>
+  <w:style w:type="paragraph" w:styleId="ListLabel4311">
+    <w:name w:val="ListLabel 4311"/>
+    <w:qFormat/>
+    <w:pPr>
+      <w:widowControl/>
+      <w:suppressAutoHyphens w:val="true"/>
+      <w:bidi w:val="0"/>
+      <w:spacing w:lineRule="auto" w:line="259" w:before="0" w:after="0"/>
       <w:jc w:val="left"/>
     </w:pPr>
     <w:rPr>
@@ -21179,13 +22042,14 @@
       <w:lang w:val="ru-RU" w:eastAsia="en-US" w:bidi="ar-SA"/>
     </w:rPr>
   </w:style>
-  <w:style w:type="paragraph" w:styleId="ListLabel441">
-    <w:name w:val="ListLabel 441"/>
-    <w:qFormat/>
-    <w:pPr>
-      <w:widowControl/>
-      <w:bidi w:val="0"/>
-      <w:spacing w:before="0" w:after="0" w:lineRule="auto" w:line="259"/>
+  <w:style w:type="paragraph" w:styleId="ListLabel4411">
+    <w:name w:val="ListLabel 4411"/>
+    <w:qFormat/>
+    <w:pPr>
+      <w:widowControl/>
+      <w:suppressAutoHyphens w:val="true"/>
+      <w:bidi w:val="0"/>
+      <w:spacing w:lineRule="auto" w:line="259" w:before="0" w:after="0"/>
       <w:jc w:val="left"/>
     </w:pPr>
     <w:rPr>
@@ -21197,13 +22061,14 @@
       <w:lang w:val="ru-RU" w:eastAsia="en-US" w:bidi="ar-SA"/>
     </w:rPr>
   </w:style>
-  <w:style w:type="paragraph" w:styleId="ListLabel451">
-    <w:name w:val="ListLabel 451"/>
-    <w:qFormat/>
-    <w:pPr>
-      <w:widowControl/>
-      <w:bidi w:val="0"/>
-      <w:spacing w:before="0" w:after="0" w:lineRule="auto" w:line="259"/>
+  <w:style w:type="paragraph" w:styleId="ListLabel4511">
+    <w:name w:val="ListLabel 4511"/>
+    <w:qFormat/>
+    <w:pPr>
+      <w:widowControl/>
+      <w:suppressAutoHyphens w:val="true"/>
+      <w:bidi w:val="0"/>
+      <w:spacing w:lineRule="auto" w:line="259" w:before="0" w:after="0"/>
       <w:jc w:val="left"/>
     </w:pPr>
     <w:rPr>
@@ -21215,13 +22080,14 @@
       <w:lang w:val="ru-RU" w:eastAsia="en-US" w:bidi="ar-SA"/>
     </w:rPr>
   </w:style>
-  <w:style w:type="paragraph" w:styleId="ListLabel461">
-    <w:name w:val="ListLabel 461"/>
-    <w:qFormat/>
-    <w:pPr>
-      <w:widowControl/>
-      <w:bidi w:val="0"/>
-      <w:spacing w:before="0" w:after="0" w:lineRule="auto" w:line="259"/>
+  <w:style w:type="paragraph" w:styleId="ListLabel4611">
+    <w:name w:val="ListLabel 4611"/>
+    <w:qFormat/>
+    <w:pPr>
+      <w:widowControl/>
+      <w:suppressAutoHyphens w:val="true"/>
+      <w:bidi w:val="0"/>
+      <w:spacing w:lineRule="auto" w:line="259" w:before="0" w:after="0"/>
       <w:jc w:val="left"/>
     </w:pPr>
     <w:rPr>
@@ -21233,13 +22099,14 @@
       <w:lang w:val="ru-RU" w:eastAsia="en-US" w:bidi="ar-SA"/>
     </w:rPr>
   </w:style>
-  <w:style w:type="paragraph" w:styleId="ListLabel471">
-    <w:name w:val="ListLabel 471"/>
-    <w:qFormat/>
-    <w:pPr>
-      <w:widowControl/>
-      <w:bidi w:val="0"/>
-      <w:spacing w:before="0" w:after="0" w:lineRule="auto" w:line="259"/>
+  <w:style w:type="paragraph" w:styleId="ListLabel4711">
+    <w:name w:val="ListLabel 4711"/>
+    <w:qFormat/>
+    <w:pPr>
+      <w:widowControl/>
+      <w:suppressAutoHyphens w:val="true"/>
+      <w:bidi w:val="0"/>
+      <w:spacing w:lineRule="auto" w:line="259" w:before="0" w:after="0"/>
       <w:jc w:val="left"/>
     </w:pPr>
     <w:rPr>
@@ -21251,13 +22118,14 @@
       <w:lang w:val="ru-RU" w:eastAsia="en-US" w:bidi="ar-SA"/>
     </w:rPr>
   </w:style>
-  <w:style w:type="paragraph" w:styleId="ListLabel481">
-    <w:name w:val="ListLabel 481"/>
-    <w:qFormat/>
-    <w:pPr>
-      <w:widowControl/>
-      <w:bidi w:val="0"/>
-      <w:spacing w:before="0" w:after="0" w:lineRule="auto" w:line="259"/>
+  <w:style w:type="paragraph" w:styleId="ListLabel4811">
+    <w:name w:val="ListLabel 4811"/>
+    <w:qFormat/>
+    <w:pPr>
+      <w:widowControl/>
+      <w:suppressAutoHyphens w:val="true"/>
+      <w:bidi w:val="0"/>
+      <w:spacing w:lineRule="auto" w:line="259" w:before="0" w:after="0"/>
       <w:jc w:val="left"/>
     </w:pPr>
     <w:rPr>
@@ -21269,13 +22137,14 @@
       <w:lang w:val="ru-RU" w:eastAsia="en-US" w:bidi="ar-SA"/>
     </w:rPr>
   </w:style>
-  <w:style w:type="paragraph" w:styleId="ListLabel491">
-    <w:name w:val="ListLabel 491"/>
-    <w:qFormat/>
-    <w:pPr>
-      <w:widowControl/>
-      <w:bidi w:val="0"/>
-      <w:spacing w:before="0" w:after="0" w:lineRule="auto" w:line="259"/>
+  <w:style w:type="paragraph" w:styleId="ListLabel4911">
+    <w:name w:val="ListLabel 4911"/>
+    <w:qFormat/>
+    <w:pPr>
+      <w:widowControl/>
+      <w:suppressAutoHyphens w:val="true"/>
+      <w:bidi w:val="0"/>
+      <w:spacing w:lineRule="auto" w:line="259" w:before="0" w:after="0"/>
       <w:jc w:val="left"/>
     </w:pPr>
     <w:rPr>
@@ -21287,13 +22156,14 @@
       <w:lang w:val="ru-RU" w:eastAsia="en-US" w:bidi="ar-SA"/>
     </w:rPr>
   </w:style>
-  <w:style w:type="paragraph" w:styleId="ListLabel501">
-    <w:name w:val="ListLabel 501"/>
-    <w:qFormat/>
-    <w:pPr>
-      <w:widowControl/>
-      <w:bidi w:val="0"/>
-      <w:spacing w:before="0" w:after="0" w:lineRule="auto" w:line="259"/>
+  <w:style w:type="paragraph" w:styleId="ListLabel5011">
+    <w:name w:val="ListLabel 5011"/>
+    <w:qFormat/>
+    <w:pPr>
+      <w:widowControl/>
+      <w:suppressAutoHyphens w:val="true"/>
+      <w:bidi w:val="0"/>
+      <w:spacing w:lineRule="auto" w:line="259" w:before="0" w:after="0"/>
       <w:jc w:val="left"/>
     </w:pPr>
     <w:rPr>
@@ -21305,13 +22175,14 @@
       <w:lang w:val="ru-RU" w:eastAsia="en-US" w:bidi="ar-SA"/>
     </w:rPr>
   </w:style>
-  <w:style w:type="paragraph" w:styleId="ListLabel511">
-    <w:name w:val="ListLabel 511"/>
-    <w:qFormat/>
-    <w:pPr>
-      <w:widowControl/>
-      <w:bidi w:val="0"/>
-      <w:spacing w:before="0" w:after="0" w:lineRule="auto" w:line="259"/>
+  <w:style w:type="paragraph" w:styleId="ListLabel5111">
+    <w:name w:val="ListLabel 5111"/>
+    <w:qFormat/>
+    <w:pPr>
+      <w:widowControl/>
+      <w:suppressAutoHyphens w:val="true"/>
+      <w:bidi w:val="0"/>
+      <w:spacing w:lineRule="auto" w:line="259" w:before="0" w:after="0"/>
       <w:jc w:val="left"/>
     </w:pPr>
     <w:rPr>
@@ -21323,13 +22194,14 @@
       <w:lang w:val="ru-RU" w:eastAsia="en-US" w:bidi="ar-SA"/>
     </w:rPr>
   </w:style>
-  <w:style w:type="paragraph" w:styleId="ListLabel521">
-    <w:name w:val="ListLabel 521"/>
-    <w:qFormat/>
-    <w:pPr>
-      <w:widowControl/>
-      <w:bidi w:val="0"/>
-      <w:spacing w:before="0" w:after="0" w:lineRule="auto" w:line="259"/>
+  <w:style w:type="paragraph" w:styleId="ListLabel5211">
+    <w:name w:val="ListLabel 5211"/>
+    <w:qFormat/>
+    <w:pPr>
+      <w:widowControl/>
+      <w:suppressAutoHyphens w:val="true"/>
+      <w:bidi w:val="0"/>
+      <w:spacing w:lineRule="auto" w:line="259" w:before="0" w:after="0"/>
       <w:jc w:val="left"/>
     </w:pPr>
     <w:rPr>
@@ -21341,13 +22213,14 @@
       <w:lang w:val="ru-RU" w:eastAsia="en-US" w:bidi="ar-SA"/>
     </w:rPr>
   </w:style>
-  <w:style w:type="paragraph" w:styleId="ListLabel531">
-    <w:name w:val="ListLabel 531"/>
-    <w:qFormat/>
-    <w:pPr>
-      <w:widowControl/>
-      <w:bidi w:val="0"/>
-      <w:spacing w:before="0" w:after="0" w:lineRule="auto" w:line="259"/>
+  <w:style w:type="paragraph" w:styleId="ListLabel5311">
+    <w:name w:val="ListLabel 5311"/>
+    <w:qFormat/>
+    <w:pPr>
+      <w:widowControl/>
+      <w:suppressAutoHyphens w:val="true"/>
+      <w:bidi w:val="0"/>
+      <w:spacing w:lineRule="auto" w:line="259" w:before="0" w:after="0"/>
       <w:jc w:val="left"/>
     </w:pPr>
     <w:rPr>
@@ -21359,13 +22232,14 @@
       <w:lang w:val="ru-RU" w:eastAsia="en-US" w:bidi="ar-SA"/>
     </w:rPr>
   </w:style>
-  <w:style w:type="paragraph" w:styleId="ListLabel541">
-    <w:name w:val="ListLabel 541"/>
-    <w:qFormat/>
-    <w:pPr>
-      <w:widowControl/>
-      <w:bidi w:val="0"/>
-      <w:spacing w:before="0" w:after="0" w:lineRule="auto" w:line="259"/>
+  <w:style w:type="paragraph" w:styleId="ListLabel5411">
+    <w:name w:val="ListLabel 5411"/>
+    <w:qFormat/>
+    <w:pPr>
+      <w:widowControl/>
+      <w:suppressAutoHyphens w:val="true"/>
+      <w:bidi w:val="0"/>
+      <w:spacing w:lineRule="auto" w:line="259" w:before="0" w:after="0"/>
       <w:jc w:val="left"/>
     </w:pPr>
     <w:rPr>
@@ -21382,8 +22256,9 @@
     <w:qFormat/>
     <w:pPr>
       <w:widowControl/>
-      <w:bidi w:val="0"/>
-      <w:spacing w:before="0" w:after="0" w:lineRule="auto" w:line="259"/>
+      <w:suppressAutoHyphens w:val="true"/>
+      <w:bidi w:val="0"/>
+      <w:spacing w:lineRule="auto" w:line="259" w:before="0" w:after="0"/>
       <w:jc w:val="left"/>
     </w:pPr>
     <w:rPr>
@@ -21400,8 +22275,9 @@
     <w:qFormat/>
     <w:pPr>
       <w:widowControl/>
-      <w:bidi w:val="0"/>
-      <w:spacing w:before="0" w:after="0" w:lineRule="auto" w:line="259"/>
+      <w:suppressAutoHyphens w:val="true"/>
+      <w:bidi w:val="0"/>
+      <w:spacing w:lineRule="auto" w:line="259" w:before="0" w:after="0"/>
       <w:jc w:val="left"/>
     </w:pPr>
     <w:rPr>
@@ -21418,8 +22294,9 @@
     <w:qFormat/>
     <w:pPr>
       <w:widowControl/>
-      <w:bidi w:val="0"/>
-      <w:spacing w:before="0" w:after="0" w:lineRule="auto" w:line="259"/>
+      <w:suppressAutoHyphens w:val="true"/>
+      <w:bidi w:val="0"/>
+      <w:spacing w:lineRule="auto" w:line="259" w:before="0" w:after="0"/>
       <w:jc w:val="left"/>
     </w:pPr>
     <w:rPr>
@@ -21436,8 +22313,9 @@
     <w:qFormat/>
     <w:pPr>
       <w:widowControl/>
-      <w:bidi w:val="0"/>
-      <w:spacing w:before="0" w:after="0" w:lineRule="auto" w:line="259"/>
+      <w:suppressAutoHyphens w:val="true"/>
+      <w:bidi w:val="0"/>
+      <w:spacing w:lineRule="auto" w:line="259" w:before="0" w:after="0"/>
       <w:jc w:val="left"/>
     </w:pPr>
     <w:rPr>
@@ -21454,8 +22332,9 @@
     <w:qFormat/>
     <w:pPr>
       <w:widowControl/>
-      <w:bidi w:val="0"/>
-      <w:spacing w:before="0" w:after="0" w:lineRule="auto" w:line="259"/>
+      <w:suppressAutoHyphens w:val="true"/>
+      <w:bidi w:val="0"/>
+      <w:spacing w:lineRule="auto" w:line="259" w:before="0" w:after="0"/>
       <w:jc w:val="left"/>
     </w:pPr>
     <w:rPr>
@@ -21472,8 +22351,9 @@
     <w:qFormat/>
     <w:pPr>
       <w:widowControl/>
-      <w:bidi w:val="0"/>
-      <w:spacing w:before="0" w:after="0" w:lineRule="auto" w:line="259"/>
+      <w:suppressAutoHyphens w:val="true"/>
+      <w:bidi w:val="0"/>
+      <w:spacing w:lineRule="auto" w:line="259" w:before="0" w:after="0"/>
       <w:jc w:val="left"/>
     </w:pPr>
     <w:rPr>
@@ -21490,8 +22370,9 @@
     <w:qFormat/>
     <w:pPr>
       <w:widowControl/>
-      <w:bidi w:val="0"/>
-      <w:spacing w:before="0" w:after="0" w:lineRule="auto" w:line="259"/>
+      <w:suppressAutoHyphens w:val="true"/>
+      <w:bidi w:val="0"/>
+      <w:spacing w:lineRule="auto" w:line="259" w:before="0" w:after="0"/>
       <w:jc w:val="left"/>
     </w:pPr>
     <w:rPr>
@@ -21508,8 +22389,9 @@
     <w:qFormat/>
     <w:pPr>
       <w:widowControl/>
-      <w:bidi w:val="0"/>
-      <w:spacing w:before="0" w:after="0" w:lineRule="auto" w:line="259"/>
+      <w:suppressAutoHyphens w:val="true"/>
+      <w:bidi w:val="0"/>
+      <w:spacing w:lineRule="auto" w:line="259" w:before="0" w:after="0"/>
       <w:jc w:val="left"/>
     </w:pPr>
     <w:rPr>
@@ -21526,8 +22408,9 @@
     <w:qFormat/>
     <w:pPr>
       <w:widowControl/>
-      <w:bidi w:val="0"/>
-      <w:spacing w:before="0" w:after="0" w:lineRule="auto" w:line="259"/>
+      <w:suppressAutoHyphens w:val="true"/>
+      <w:bidi w:val="0"/>
+      <w:spacing w:lineRule="auto" w:line="259" w:before="0" w:after="0"/>
       <w:jc w:val="left"/>
     </w:pPr>
     <w:rPr>
@@ -21544,8 +22427,9 @@
     <w:qFormat/>
     <w:pPr>
       <w:widowControl/>
-      <w:bidi w:val="0"/>
-      <w:spacing w:before="0" w:after="0" w:lineRule="auto" w:line="259"/>
+      <w:suppressAutoHyphens w:val="true"/>
+      <w:bidi w:val="0"/>
+      <w:spacing w:lineRule="auto" w:line="259" w:before="0" w:after="0"/>
       <w:jc w:val="left"/>
     </w:pPr>
     <w:rPr>
@@ -21562,8 +22446,9 @@
     <w:qFormat/>
     <w:pPr>
       <w:widowControl/>
-      <w:bidi w:val="0"/>
-      <w:spacing w:before="0" w:after="0" w:lineRule="auto" w:line="259"/>
+      <w:suppressAutoHyphens w:val="true"/>
+      <w:bidi w:val="0"/>
+      <w:spacing w:lineRule="auto" w:line="259" w:before="0" w:after="0"/>
       <w:jc w:val="left"/>
     </w:pPr>
     <w:rPr>
@@ -21580,8 +22465,9 @@
     <w:qFormat/>
     <w:pPr>
       <w:widowControl/>
-      <w:bidi w:val="0"/>
-      <w:spacing w:before="0" w:after="0" w:lineRule="auto" w:line="259"/>
+      <w:suppressAutoHyphens w:val="true"/>
+      <w:bidi w:val="0"/>
+      <w:spacing w:lineRule="auto" w:line="259" w:before="0" w:after="0"/>
       <w:jc w:val="left"/>
     </w:pPr>
     <w:rPr>
@@ -21598,8 +22484,9 @@
     <w:qFormat/>
     <w:pPr>
       <w:widowControl/>
-      <w:bidi w:val="0"/>
-      <w:spacing w:before="0" w:after="0" w:lineRule="auto" w:line="259"/>
+      <w:suppressAutoHyphens w:val="true"/>
+      <w:bidi w:val="0"/>
+      <w:spacing w:lineRule="auto" w:line="259" w:before="0" w:after="0"/>
       <w:jc w:val="left"/>
     </w:pPr>
     <w:rPr>
@@ -21616,8 +22503,9 @@
     <w:qFormat/>
     <w:pPr>
       <w:widowControl/>
-      <w:bidi w:val="0"/>
-      <w:spacing w:before="0" w:after="0" w:lineRule="auto" w:line="259"/>
+      <w:suppressAutoHyphens w:val="true"/>
+      <w:bidi w:val="0"/>
+      <w:spacing w:lineRule="auto" w:line="259" w:before="0" w:after="0"/>
       <w:jc w:val="left"/>
     </w:pPr>
     <w:rPr>
@@ -21634,8 +22522,9 @@
     <w:qFormat/>
     <w:pPr>
       <w:widowControl/>
-      <w:bidi w:val="0"/>
-      <w:spacing w:before="0" w:after="0" w:lineRule="auto" w:line="259"/>
+      <w:suppressAutoHyphens w:val="true"/>
+      <w:bidi w:val="0"/>
+      <w:spacing w:lineRule="auto" w:line="259" w:before="0" w:after="0"/>
       <w:jc w:val="left"/>
     </w:pPr>
     <w:rPr>
@@ -21652,8 +22541,9 @@
     <w:qFormat/>
     <w:pPr>
       <w:widowControl/>
-      <w:bidi w:val="0"/>
-      <w:spacing w:before="0" w:after="0" w:lineRule="auto" w:line="259"/>
+      <w:suppressAutoHyphens w:val="true"/>
+      <w:bidi w:val="0"/>
+      <w:spacing w:lineRule="auto" w:line="259" w:before="0" w:after="0"/>
       <w:jc w:val="left"/>
     </w:pPr>
     <w:rPr>
@@ -21670,8 +22560,9 @@
     <w:qFormat/>
     <w:pPr>
       <w:widowControl/>
-      <w:bidi w:val="0"/>
-      <w:spacing w:before="0" w:after="0" w:lineRule="auto" w:line="259"/>
+      <w:suppressAutoHyphens w:val="true"/>
+      <w:bidi w:val="0"/>
+      <w:spacing w:lineRule="auto" w:line="259" w:before="0" w:after="0"/>
       <w:jc w:val="left"/>
     </w:pPr>
     <w:rPr>
@@ -21688,8 +22579,9 @@
     <w:qFormat/>
     <w:pPr>
       <w:widowControl/>
-      <w:bidi w:val="0"/>
-      <w:spacing w:before="0" w:after="0" w:lineRule="auto" w:line="259"/>
+      <w:suppressAutoHyphens w:val="true"/>
+      <w:bidi w:val="0"/>
+      <w:spacing w:lineRule="auto" w:line="259" w:before="0" w:after="0"/>
       <w:jc w:val="left"/>
     </w:pPr>
     <w:rPr>
@@ -21706,8 +22598,9 @@
     <w:qFormat/>
     <w:pPr>
       <w:widowControl/>
-      <w:bidi w:val="0"/>
-      <w:spacing w:before="0" w:after="0" w:lineRule="auto" w:line="259"/>
+      <w:suppressAutoHyphens w:val="true"/>
+      <w:bidi w:val="0"/>
+      <w:spacing w:lineRule="auto" w:line="259" w:before="0" w:after="0"/>
       <w:jc w:val="left"/>
     </w:pPr>
     <w:rPr>
@@ -21724,8 +22617,9 @@
     <w:qFormat/>
     <w:pPr>
       <w:widowControl/>
-      <w:bidi w:val="0"/>
-      <w:spacing w:before="0" w:after="0" w:lineRule="auto" w:line="259"/>
+      <w:suppressAutoHyphens w:val="true"/>
+      <w:bidi w:val="0"/>
+      <w:spacing w:lineRule="auto" w:line="259" w:before="0" w:after="0"/>
       <w:jc w:val="left"/>
     </w:pPr>
     <w:rPr>
@@ -21742,8 +22636,9 @@
     <w:qFormat/>
     <w:pPr>
       <w:widowControl/>
-      <w:bidi w:val="0"/>
-      <w:spacing w:before="0" w:after="0" w:lineRule="auto" w:line="259"/>
+      <w:suppressAutoHyphens w:val="true"/>
+      <w:bidi w:val="0"/>
+      <w:spacing w:lineRule="auto" w:line="259" w:before="0" w:after="0"/>
       <w:jc w:val="left"/>
     </w:pPr>
     <w:rPr>
@@ -21760,8 +22655,9 @@
     <w:qFormat/>
     <w:pPr>
       <w:widowControl/>
-      <w:bidi w:val="0"/>
-      <w:spacing w:before="0" w:after="0" w:lineRule="auto" w:line="259"/>
+      <w:suppressAutoHyphens w:val="true"/>
+      <w:bidi w:val="0"/>
+      <w:spacing w:lineRule="auto" w:line="259" w:before="0" w:after="0"/>
       <w:jc w:val="left"/>
     </w:pPr>
     <w:rPr>
@@ -21778,8 +22674,9 @@
     <w:qFormat/>
     <w:pPr>
       <w:widowControl/>
-      <w:bidi w:val="0"/>
-      <w:spacing w:before="0" w:after="0" w:lineRule="auto" w:line="259"/>
+      <w:suppressAutoHyphens w:val="true"/>
+      <w:bidi w:val="0"/>
+      <w:spacing w:lineRule="auto" w:line="259" w:before="0" w:after="0"/>
       <w:jc w:val="left"/>
     </w:pPr>
     <w:rPr>
@@ -21796,8 +22693,9 @@
     <w:qFormat/>
     <w:pPr>
       <w:widowControl/>
-      <w:bidi w:val="0"/>
-      <w:spacing w:before="0" w:after="0" w:lineRule="auto" w:line="259"/>
+      <w:suppressAutoHyphens w:val="true"/>
+      <w:bidi w:val="0"/>
+      <w:spacing w:lineRule="auto" w:line="259" w:before="0" w:after="0"/>
       <w:jc w:val="left"/>
     </w:pPr>
     <w:rPr>
@@ -21814,8 +22712,9 @@
     <w:qFormat/>
     <w:pPr>
       <w:widowControl/>
-      <w:bidi w:val="0"/>
-      <w:spacing w:before="0" w:after="0" w:lineRule="auto" w:line="259"/>
+      <w:suppressAutoHyphens w:val="true"/>
+      <w:bidi w:val="0"/>
+      <w:spacing w:lineRule="auto" w:line="259" w:before="0" w:after="0"/>
       <w:jc w:val="left"/>
     </w:pPr>
     <w:rPr>
@@ -21832,8 +22731,9 @@
     <w:qFormat/>
     <w:pPr>
       <w:widowControl/>
-      <w:bidi w:val="0"/>
-      <w:spacing w:before="0" w:after="0" w:lineRule="auto" w:line="259"/>
+      <w:suppressAutoHyphens w:val="true"/>
+      <w:bidi w:val="0"/>
+      <w:spacing w:lineRule="auto" w:line="259" w:before="0" w:after="0"/>
       <w:jc w:val="left"/>
     </w:pPr>
     <w:rPr>
@@ -21850,8 +22750,9 @@
     <w:qFormat/>
     <w:pPr>
       <w:widowControl/>
-      <w:bidi w:val="0"/>
-      <w:spacing w:before="0" w:after="0" w:lineRule="auto" w:line="259"/>
+      <w:suppressAutoHyphens w:val="true"/>
+      <w:bidi w:val="0"/>
+      <w:spacing w:lineRule="auto" w:line="259" w:before="0" w:after="0"/>
       <w:jc w:val="left"/>
     </w:pPr>
     <w:rPr>
@@ -21868,8 +22769,9 @@
     <w:qFormat/>
     <w:pPr>
       <w:widowControl/>
-      <w:bidi w:val="0"/>
-      <w:spacing w:before="0" w:after="0" w:lineRule="auto" w:line="259"/>
+      <w:suppressAutoHyphens w:val="true"/>
+      <w:bidi w:val="0"/>
+      <w:spacing w:lineRule="auto" w:line="259" w:before="0" w:after="0"/>
       <w:jc w:val="left"/>
     </w:pPr>
     <w:rPr>
@@ -21886,8 +22788,9 @@
     <w:qFormat/>
     <w:pPr>
       <w:widowControl/>
-      <w:bidi w:val="0"/>
-      <w:spacing w:before="0" w:after="0" w:lineRule="auto" w:line="259"/>
+      <w:suppressAutoHyphens w:val="true"/>
+      <w:bidi w:val="0"/>
+      <w:spacing w:lineRule="auto" w:line="259" w:before="0" w:after="0"/>
       <w:jc w:val="left"/>
     </w:pPr>
     <w:rPr>
@@ -21904,8 +22807,9 @@
     <w:qFormat/>
     <w:pPr>
       <w:widowControl/>
-      <w:bidi w:val="0"/>
-      <w:spacing w:before="0" w:after="0" w:lineRule="auto" w:line="259"/>
+      <w:suppressAutoHyphens w:val="true"/>
+      <w:bidi w:val="0"/>
+      <w:spacing w:lineRule="auto" w:line="259" w:before="0" w:after="0"/>
       <w:jc w:val="left"/>
     </w:pPr>
     <w:rPr>
@@ -21922,8 +22826,9 @@
     <w:qFormat/>
     <w:pPr>
       <w:widowControl/>
-      <w:bidi w:val="0"/>
-      <w:spacing w:before="0" w:after="0" w:lineRule="auto" w:line="259"/>
+      <w:suppressAutoHyphens w:val="true"/>
+      <w:bidi w:val="0"/>
+      <w:spacing w:lineRule="auto" w:line="259" w:before="0" w:after="0"/>
       <w:jc w:val="left"/>
     </w:pPr>
     <w:rPr>
@@ -21940,8 +22845,9 @@
     <w:qFormat/>
     <w:pPr>
       <w:widowControl/>
-      <w:bidi w:val="0"/>
-      <w:spacing w:before="0" w:after="0" w:lineRule="auto" w:line="259"/>
+      <w:suppressAutoHyphens w:val="true"/>
+      <w:bidi w:val="0"/>
+      <w:spacing w:lineRule="auto" w:line="259" w:before="0" w:after="0"/>
       <w:jc w:val="left"/>
     </w:pPr>
     <w:rPr>
@@ -21958,8 +22864,9 @@
     <w:qFormat/>
     <w:pPr>
       <w:widowControl/>
-      <w:bidi w:val="0"/>
-      <w:spacing w:before="0" w:after="0" w:lineRule="auto" w:line="259"/>
+      <w:suppressAutoHyphens w:val="true"/>
+      <w:bidi w:val="0"/>
+      <w:spacing w:lineRule="auto" w:line="259" w:before="0" w:after="0"/>
       <w:jc w:val="left"/>
     </w:pPr>
     <w:rPr>
@@ -21976,8 +22883,9 @@
     <w:qFormat/>
     <w:pPr>
       <w:widowControl/>
-      <w:bidi w:val="0"/>
-      <w:spacing w:before="0" w:after="0" w:lineRule="auto" w:line="259"/>
+      <w:suppressAutoHyphens w:val="true"/>
+      <w:bidi w:val="0"/>
+      <w:spacing w:lineRule="auto" w:line="259" w:before="0" w:after="0"/>
       <w:jc w:val="left"/>
     </w:pPr>
     <w:rPr>
@@ -21994,8 +22902,9 @@
     <w:qFormat/>
     <w:pPr>
       <w:widowControl/>
-      <w:bidi w:val="0"/>
-      <w:spacing w:before="0" w:after="0" w:lineRule="auto" w:line="259"/>
+      <w:suppressAutoHyphens w:val="true"/>
+      <w:bidi w:val="0"/>
+      <w:spacing w:lineRule="auto" w:line="259" w:before="0" w:after="0"/>
       <w:jc w:val="left"/>
     </w:pPr>
     <w:rPr>
@@ -22012,8 +22921,9 @@
     <w:qFormat/>
     <w:pPr>
       <w:widowControl/>
-      <w:bidi w:val="0"/>
-      <w:spacing w:before="0" w:after="0" w:lineRule="auto" w:line="259"/>
+      <w:suppressAutoHyphens w:val="true"/>
+      <w:bidi w:val="0"/>
+      <w:spacing w:lineRule="auto" w:line="259" w:before="0" w:after="0"/>
       <w:jc w:val="left"/>
     </w:pPr>
     <w:rPr>
@@ -22030,8 +22940,9 @@
     <w:qFormat/>
     <w:pPr>
       <w:widowControl/>
-      <w:bidi w:val="0"/>
-      <w:spacing w:before="0" w:after="0" w:lineRule="auto" w:line="259"/>
+      <w:suppressAutoHyphens w:val="true"/>
+      <w:bidi w:val="0"/>
+      <w:spacing w:lineRule="auto" w:line="259" w:before="0" w:after="0"/>
       <w:jc w:val="left"/>
     </w:pPr>
     <w:rPr>
@@ -22048,8 +22959,9 @@
     <w:qFormat/>
     <w:pPr>
       <w:widowControl/>
-      <w:bidi w:val="0"/>
-      <w:spacing w:before="0" w:after="0" w:lineRule="auto" w:line="259"/>
+      <w:suppressAutoHyphens w:val="true"/>
+      <w:bidi w:val="0"/>
+      <w:spacing w:lineRule="auto" w:line="259" w:before="0" w:after="0"/>
       <w:jc w:val="left"/>
     </w:pPr>
     <w:rPr>
@@ -22066,8 +22978,9 @@
     <w:qFormat/>
     <w:pPr>
       <w:widowControl/>
-      <w:bidi w:val="0"/>
-      <w:spacing w:before="0" w:after="0" w:lineRule="auto" w:line="259"/>
+      <w:suppressAutoHyphens w:val="true"/>
+      <w:bidi w:val="0"/>
+      <w:spacing w:lineRule="auto" w:line="259" w:before="0" w:after="0"/>
       <w:jc w:val="left"/>
     </w:pPr>
     <w:rPr>
@@ -22084,8 +22997,9 @@
     <w:qFormat/>
     <w:pPr>
       <w:widowControl/>
-      <w:bidi w:val="0"/>
-      <w:spacing w:before="0" w:after="0" w:lineRule="auto" w:line="259"/>
+      <w:suppressAutoHyphens w:val="true"/>
+      <w:bidi w:val="0"/>
+      <w:spacing w:lineRule="auto" w:line="259" w:before="0" w:after="0"/>
       <w:jc w:val="left"/>
     </w:pPr>
     <w:rPr>
@@ -22102,8 +23016,9 @@
     <w:qFormat/>
     <w:pPr>
       <w:widowControl/>
-      <w:bidi w:val="0"/>
-      <w:spacing w:before="0" w:after="0" w:lineRule="auto" w:line="259"/>
+      <w:suppressAutoHyphens w:val="true"/>
+      <w:bidi w:val="0"/>
+      <w:spacing w:lineRule="auto" w:line="259" w:before="0" w:after="0"/>
       <w:jc w:val="left"/>
     </w:pPr>
     <w:rPr>
@@ -22120,8 +23035,9 @@
     <w:qFormat/>
     <w:pPr>
       <w:widowControl/>
-      <w:bidi w:val="0"/>
-      <w:spacing w:before="0" w:after="0" w:lineRule="auto" w:line="259"/>
+      <w:suppressAutoHyphens w:val="true"/>
+      <w:bidi w:val="0"/>
+      <w:spacing w:lineRule="auto" w:line="259" w:before="0" w:after="0"/>
       <w:jc w:val="left"/>
     </w:pPr>
     <w:rPr>
@@ -22138,8 +23054,9 @@
     <w:qFormat/>
     <w:pPr>
       <w:widowControl/>
-      <w:bidi w:val="0"/>
-      <w:spacing w:before="0" w:after="0" w:lineRule="auto" w:line="259"/>
+      <w:suppressAutoHyphens w:val="true"/>
+      <w:bidi w:val="0"/>
+      <w:spacing w:lineRule="auto" w:line="259" w:before="0" w:after="0"/>
       <w:jc w:val="left"/>
     </w:pPr>
     <w:rPr>
@@ -22156,8 +23073,9 @@
     <w:qFormat/>
     <w:pPr>
       <w:widowControl/>
-      <w:bidi w:val="0"/>
-      <w:spacing w:before="0" w:after="0" w:lineRule="auto" w:line="259"/>
+      <w:suppressAutoHyphens w:val="true"/>
+      <w:bidi w:val="0"/>
+      <w:spacing w:lineRule="auto" w:line="259" w:before="0" w:after="0"/>
       <w:jc w:val="left"/>
     </w:pPr>
     <w:rPr>
@@ -22174,8 +23092,9 @@
     <w:qFormat/>
     <w:pPr>
       <w:widowControl/>
-      <w:bidi w:val="0"/>
-      <w:spacing w:before="0" w:after="0" w:lineRule="auto" w:line="259"/>
+      <w:suppressAutoHyphens w:val="true"/>
+      <w:bidi w:val="0"/>
+      <w:spacing w:lineRule="auto" w:line="259" w:before="0" w:after="0"/>
       <w:jc w:val="left"/>
     </w:pPr>
     <w:rPr>
@@ -22192,8 +23111,9 @@
     <w:qFormat/>
     <w:pPr>
       <w:widowControl/>
-      <w:bidi w:val="0"/>
-      <w:spacing w:before="0" w:after="0" w:lineRule="auto" w:line="259"/>
+      <w:suppressAutoHyphens w:val="true"/>
+      <w:bidi w:val="0"/>
+      <w:spacing w:lineRule="auto" w:line="259" w:before="0" w:after="0"/>
       <w:jc w:val="left"/>
     </w:pPr>
     <w:rPr>
@@ -22210,8 +23130,9 @@
     <w:qFormat/>
     <w:pPr>
       <w:widowControl/>
-      <w:bidi w:val="0"/>
-      <w:spacing w:before="0" w:after="0" w:lineRule="auto" w:line="259"/>
+      <w:suppressAutoHyphens w:val="true"/>
+      <w:bidi w:val="0"/>
+      <w:spacing w:lineRule="auto" w:line="259" w:before="0" w:after="0"/>
       <w:jc w:val="left"/>
     </w:pPr>
     <w:rPr>
@@ -22228,8 +23149,9 @@
     <w:qFormat/>
     <w:pPr>
       <w:widowControl/>
-      <w:bidi w:val="0"/>
-      <w:spacing w:before="0" w:after="0" w:lineRule="auto" w:line="259"/>
+      <w:suppressAutoHyphens w:val="true"/>
+      <w:bidi w:val="0"/>
+      <w:spacing w:lineRule="auto" w:line="259" w:before="0" w:after="0"/>
       <w:jc w:val="left"/>
     </w:pPr>
     <w:rPr>
@@ -22246,8 +23168,9 @@
     <w:qFormat/>
     <w:pPr>
       <w:widowControl/>
-      <w:bidi w:val="0"/>
-      <w:spacing w:before="0" w:after="0" w:lineRule="auto" w:line="259"/>
+      <w:suppressAutoHyphens w:val="true"/>
+      <w:bidi w:val="0"/>
+      <w:spacing w:lineRule="auto" w:line="259" w:before="0" w:after="0"/>
       <w:jc w:val="left"/>
     </w:pPr>
     <w:rPr>
@@ -22264,8 +23187,9 @@
     <w:qFormat/>
     <w:pPr>
       <w:widowControl/>
-      <w:bidi w:val="0"/>
-      <w:spacing w:before="0" w:after="0" w:lineRule="auto" w:line="259"/>
+      <w:suppressAutoHyphens w:val="true"/>
+      <w:bidi w:val="0"/>
+      <w:spacing w:lineRule="auto" w:line="259" w:before="0" w:after="0"/>
       <w:jc w:val="left"/>
     </w:pPr>
     <w:rPr>
@@ -22282,8 +23206,9 @@
     <w:qFormat/>
     <w:pPr>
       <w:widowControl/>
-      <w:bidi w:val="0"/>
-      <w:spacing w:before="0" w:after="0" w:lineRule="auto" w:line="259"/>
+      <w:suppressAutoHyphens w:val="true"/>
+      <w:bidi w:val="0"/>
+      <w:spacing w:lineRule="auto" w:line="259" w:before="0" w:after="0"/>
       <w:jc w:val="left"/>
     </w:pPr>
     <w:rPr>
@@ -22300,8 +23225,9 @@
     <w:qFormat/>
     <w:pPr>
       <w:widowControl/>
-      <w:bidi w:val="0"/>
-      <w:spacing w:before="0" w:after="0" w:lineRule="auto" w:line="259"/>
+      <w:suppressAutoHyphens w:val="true"/>
+      <w:bidi w:val="0"/>
+      <w:spacing w:lineRule="auto" w:line="259" w:before="0" w:after="0"/>
       <w:jc w:val="left"/>
     </w:pPr>
     <w:rPr>
@@ -22318,8 +23244,9 @@
     <w:qFormat/>
     <w:pPr>
       <w:widowControl/>
-      <w:bidi w:val="0"/>
-      <w:spacing w:before="0" w:after="0" w:lineRule="auto" w:line="259"/>
+      <w:suppressAutoHyphens w:val="true"/>
+      <w:bidi w:val="0"/>
+      <w:spacing w:lineRule="auto" w:line="259" w:before="0" w:after="0"/>
       <w:jc w:val="left"/>
     </w:pPr>
     <w:rPr>
@@ -22336,8 +23263,9 @@
     <w:qFormat/>
     <w:pPr>
       <w:widowControl/>
-      <w:bidi w:val="0"/>
-      <w:spacing w:before="0" w:after="0" w:lineRule="auto" w:line="259"/>
+      <w:suppressAutoHyphens w:val="true"/>
+      <w:bidi w:val="0"/>
+      <w:spacing w:lineRule="auto" w:line="259" w:before="0" w:after="0"/>
       <w:jc w:val="left"/>
     </w:pPr>
     <w:rPr>
@@ -22354,8 +23282,9 @@
     <w:qFormat/>
     <w:pPr>
       <w:widowControl/>
-      <w:bidi w:val="0"/>
-      <w:spacing w:before="0" w:after="0" w:lineRule="auto" w:line="259"/>
+      <w:suppressAutoHyphens w:val="true"/>
+      <w:bidi w:val="0"/>
+      <w:spacing w:lineRule="auto" w:line="259" w:before="0" w:after="0"/>
       <w:jc w:val="left"/>
     </w:pPr>
     <w:rPr>
@@ -22372,8 +23301,9 @@
     <w:qFormat/>
     <w:pPr>
       <w:widowControl/>
-      <w:bidi w:val="0"/>
-      <w:spacing w:before="0" w:after="0" w:lineRule="auto" w:line="259"/>
+      <w:suppressAutoHyphens w:val="true"/>
+      <w:bidi w:val="0"/>
+      <w:spacing w:lineRule="auto" w:line="259" w:before="0" w:after="0"/>
       <w:jc w:val="left"/>
     </w:pPr>
     <w:rPr>
@@ -22390,8 +23320,9 @@
     <w:qFormat/>
     <w:pPr>
       <w:widowControl/>
-      <w:bidi w:val="0"/>
-      <w:spacing w:before="0" w:after="0" w:lineRule="auto" w:line="259"/>
+      <w:suppressAutoHyphens w:val="true"/>
+      <w:bidi w:val="0"/>
+      <w:spacing w:lineRule="auto" w:line="259" w:before="0" w:after="0"/>
       <w:jc w:val="left"/>
     </w:pPr>
     <w:rPr>
@@ -22408,8 +23339,9 @@
     <w:qFormat/>
     <w:pPr>
       <w:widowControl/>
-      <w:bidi w:val="0"/>
-      <w:spacing w:before="0" w:after="0" w:lineRule="auto" w:line="259"/>
+      <w:suppressAutoHyphens w:val="true"/>
+      <w:bidi w:val="0"/>
+      <w:spacing w:lineRule="auto" w:line="259" w:before="0" w:after="0"/>
       <w:jc w:val="left"/>
     </w:pPr>
     <w:rPr>
@@ -22426,8 +23358,9 @@
     <w:qFormat/>
     <w:pPr>
       <w:widowControl/>
-      <w:bidi w:val="0"/>
-      <w:spacing w:before="0" w:after="0" w:lineRule="auto" w:line="259"/>
+      <w:suppressAutoHyphens w:val="true"/>
+      <w:bidi w:val="0"/>
+      <w:spacing w:lineRule="auto" w:line="259" w:before="0" w:after="0"/>
       <w:jc w:val="left"/>
     </w:pPr>
     <w:rPr>
@@ -22444,8 +23377,9 @@
     <w:qFormat/>
     <w:pPr>
       <w:widowControl/>
-      <w:bidi w:val="0"/>
-      <w:spacing w:before="0" w:after="0" w:lineRule="auto" w:line="259"/>
+      <w:suppressAutoHyphens w:val="true"/>
+      <w:bidi w:val="0"/>
+      <w:spacing w:lineRule="auto" w:line="259" w:before="0" w:after="0"/>
       <w:jc w:val="left"/>
     </w:pPr>
     <w:rPr>
@@ -22462,8 +23396,9 @@
     <w:qFormat/>
     <w:pPr>
       <w:widowControl/>
-      <w:bidi w:val="0"/>
-      <w:spacing w:before="0" w:after="0" w:lineRule="auto" w:line="259"/>
+      <w:suppressAutoHyphens w:val="true"/>
+      <w:bidi w:val="0"/>
+      <w:spacing w:lineRule="auto" w:line="259" w:before="0" w:after="0"/>
       <w:jc w:val="left"/>
     </w:pPr>
     <w:rPr>
@@ -22480,8 +23415,9 @@
     <w:qFormat/>
     <w:pPr>
       <w:widowControl/>
-      <w:bidi w:val="0"/>
-      <w:spacing w:before="0" w:after="0" w:lineRule="auto" w:line="259"/>
+      <w:suppressAutoHyphens w:val="true"/>
+      <w:bidi w:val="0"/>
+      <w:spacing w:lineRule="auto" w:line="259" w:before="0" w:after="0"/>
       <w:jc w:val="left"/>
     </w:pPr>
     <w:rPr>
@@ -22498,8 +23434,9 @@
     <w:qFormat/>
     <w:pPr>
       <w:widowControl/>
-      <w:bidi w:val="0"/>
-      <w:spacing w:before="0" w:after="0" w:lineRule="auto" w:line="259"/>
+      <w:suppressAutoHyphens w:val="true"/>
+      <w:bidi w:val="0"/>
+      <w:spacing w:lineRule="auto" w:line="259" w:before="0" w:after="0"/>
       <w:jc w:val="left"/>
     </w:pPr>
     <w:rPr>
@@ -22516,8 +23453,9 @@
     <w:qFormat/>
     <w:pPr>
       <w:widowControl/>
-      <w:bidi w:val="0"/>
-      <w:spacing w:before="0" w:after="0" w:lineRule="auto" w:line="259"/>
+      <w:suppressAutoHyphens w:val="true"/>
+      <w:bidi w:val="0"/>
+      <w:spacing w:lineRule="auto" w:line="259" w:before="0" w:after="0"/>
       <w:jc w:val="left"/>
     </w:pPr>
     <w:rPr>
@@ -22534,8 +23472,9 @@
     <w:qFormat/>
     <w:pPr>
       <w:widowControl/>
-      <w:bidi w:val="0"/>
-      <w:spacing w:before="0" w:after="0" w:lineRule="auto" w:line="259"/>
+      <w:suppressAutoHyphens w:val="true"/>
+      <w:bidi w:val="0"/>
+      <w:spacing w:lineRule="auto" w:line="259" w:before="0" w:after="0"/>
       <w:jc w:val="left"/>
     </w:pPr>
     <w:rPr>
@@ -22552,8 +23491,9 @@
     <w:qFormat/>
     <w:pPr>
       <w:widowControl/>
-      <w:bidi w:val="0"/>
-      <w:spacing w:before="0" w:after="0" w:lineRule="auto" w:line="259"/>
+      <w:suppressAutoHyphens w:val="true"/>
+      <w:bidi w:val="0"/>
+      <w:spacing w:lineRule="auto" w:line="259" w:before="0" w:after="0"/>
       <w:jc w:val="left"/>
     </w:pPr>
     <w:rPr>
@@ -22570,8 +23510,9 @@
     <w:qFormat/>
     <w:pPr>
       <w:widowControl/>
-      <w:bidi w:val="0"/>
-      <w:spacing w:before="0" w:after="0" w:lineRule="auto" w:line="259"/>
+      <w:suppressAutoHyphens w:val="true"/>
+      <w:bidi w:val="0"/>
+      <w:spacing w:lineRule="auto" w:line="259" w:before="0" w:after="0"/>
       <w:jc w:val="left"/>
     </w:pPr>
     <w:rPr>
@@ -22588,8 +23529,9 @@
     <w:qFormat/>
     <w:pPr>
       <w:widowControl/>
-      <w:bidi w:val="0"/>
-      <w:spacing w:before="0" w:after="0" w:lineRule="auto" w:line="259"/>
+      <w:suppressAutoHyphens w:val="true"/>
+      <w:bidi w:val="0"/>
+      <w:spacing w:lineRule="auto" w:line="259" w:before="0" w:after="0"/>
       <w:jc w:val="left"/>
     </w:pPr>
     <w:rPr>
@@ -22606,8 +23548,9 @@
     <w:qFormat/>
     <w:pPr>
       <w:widowControl/>
-      <w:bidi w:val="0"/>
-      <w:spacing w:before="0" w:after="0" w:lineRule="auto" w:line="259"/>
+      <w:suppressAutoHyphens w:val="true"/>
+      <w:bidi w:val="0"/>
+      <w:spacing w:lineRule="auto" w:line="259" w:before="0" w:after="0"/>
       <w:jc w:val="left"/>
     </w:pPr>
     <w:rPr>
@@ -22624,8 +23567,9 @@
     <w:qFormat/>
     <w:pPr>
       <w:widowControl/>
-      <w:bidi w:val="0"/>
-      <w:spacing w:before="0" w:after="0" w:lineRule="auto" w:line="259"/>
+      <w:suppressAutoHyphens w:val="true"/>
+      <w:bidi w:val="0"/>
+      <w:spacing w:lineRule="auto" w:line="259" w:before="0" w:after="0"/>
       <w:jc w:val="left"/>
     </w:pPr>
     <w:rPr>
@@ -22642,8 +23586,9 @@
     <w:qFormat/>
     <w:pPr>
       <w:widowControl/>
-      <w:bidi w:val="0"/>
-      <w:spacing w:before="0" w:after="0" w:lineRule="auto" w:line="259"/>
+      <w:suppressAutoHyphens w:val="true"/>
+      <w:bidi w:val="0"/>
+      <w:spacing w:lineRule="auto" w:line="259" w:before="0" w:after="0"/>
       <w:jc w:val="left"/>
     </w:pPr>
     <w:rPr>
@@ -22660,8 +23605,9 @@
     <w:qFormat/>
     <w:pPr>
       <w:widowControl/>
-      <w:bidi w:val="0"/>
-      <w:spacing w:before="0" w:after="0" w:lineRule="auto" w:line="259"/>
+      <w:suppressAutoHyphens w:val="true"/>
+      <w:bidi w:val="0"/>
+      <w:spacing w:lineRule="auto" w:line="259" w:before="0" w:after="0"/>
       <w:jc w:val="left"/>
     </w:pPr>
     <w:rPr>
@@ -22678,8 +23624,9 @@
     <w:qFormat/>
     <w:pPr>
       <w:widowControl/>
-      <w:bidi w:val="0"/>
-      <w:spacing w:before="0" w:after="0" w:lineRule="auto" w:line="259"/>
+      <w:suppressAutoHyphens w:val="true"/>
+      <w:bidi w:val="0"/>
+      <w:spacing w:lineRule="auto" w:line="259" w:before="0" w:after="0"/>
       <w:jc w:val="left"/>
     </w:pPr>
     <w:rPr>
@@ -22696,8 +23643,9 @@
     <w:qFormat/>
     <w:pPr>
       <w:widowControl/>
-      <w:bidi w:val="0"/>
-      <w:spacing w:before="0" w:after="0" w:lineRule="auto" w:line="259"/>
+      <w:suppressAutoHyphens w:val="true"/>
+      <w:bidi w:val="0"/>
+      <w:spacing w:lineRule="auto" w:line="259" w:before="0" w:after="0"/>
       <w:jc w:val="left"/>
     </w:pPr>
     <w:rPr>
@@ -22714,8 +23662,9 @@
     <w:qFormat/>
     <w:pPr>
       <w:widowControl/>
-      <w:bidi w:val="0"/>
-      <w:spacing w:before="0" w:after="0" w:lineRule="auto" w:line="259"/>
+      <w:suppressAutoHyphens w:val="true"/>
+      <w:bidi w:val="0"/>
+      <w:spacing w:lineRule="auto" w:line="259" w:before="0" w:after="0"/>
       <w:jc w:val="left"/>
     </w:pPr>
     <w:rPr>
@@ -22732,8 +23681,9 @@
     <w:qFormat/>
     <w:pPr>
       <w:widowControl/>
-      <w:bidi w:val="0"/>
-      <w:spacing w:before="0" w:after="0" w:lineRule="auto" w:line="259"/>
+      <w:suppressAutoHyphens w:val="true"/>
+      <w:bidi w:val="0"/>
+      <w:spacing w:lineRule="auto" w:line="259" w:before="0" w:after="0"/>
       <w:jc w:val="left"/>
     </w:pPr>
     <w:rPr>
@@ -22750,8 +23700,9 @@
     <w:qFormat/>
     <w:pPr>
       <w:widowControl/>
-      <w:bidi w:val="0"/>
-      <w:spacing w:before="0" w:after="0" w:lineRule="auto" w:line="259"/>
+      <w:suppressAutoHyphens w:val="true"/>
+      <w:bidi w:val="0"/>
+      <w:spacing w:lineRule="auto" w:line="259" w:before="0" w:after="0"/>
       <w:jc w:val="left"/>
     </w:pPr>
     <w:rPr>
@@ -22768,8 +23719,9 @@
     <w:qFormat/>
     <w:pPr>
       <w:widowControl/>
-      <w:bidi w:val="0"/>
-      <w:spacing w:before="0" w:after="0" w:lineRule="auto" w:line="259"/>
+      <w:suppressAutoHyphens w:val="true"/>
+      <w:bidi w:val="0"/>
+      <w:spacing w:lineRule="auto" w:line="259" w:before="0" w:after="0"/>
       <w:jc w:val="left"/>
     </w:pPr>
     <w:rPr>
@@ -22786,8 +23738,9 @@
     <w:qFormat/>
     <w:pPr>
       <w:widowControl/>
-      <w:bidi w:val="0"/>
-      <w:spacing w:before="0" w:after="0" w:lineRule="auto" w:line="259"/>
+      <w:suppressAutoHyphens w:val="true"/>
+      <w:bidi w:val="0"/>
+      <w:spacing w:lineRule="auto" w:line="259" w:before="0" w:after="0"/>
       <w:jc w:val="left"/>
     </w:pPr>
     <w:rPr>
@@ -22804,8 +23757,9 @@
     <w:qFormat/>
     <w:pPr>
       <w:widowControl/>
-      <w:bidi w:val="0"/>
-      <w:spacing w:before="0" w:after="0" w:lineRule="auto" w:line="259"/>
+      <w:suppressAutoHyphens w:val="true"/>
+      <w:bidi w:val="0"/>
+      <w:spacing w:lineRule="auto" w:line="259" w:before="0" w:after="0"/>
       <w:jc w:val="left"/>
     </w:pPr>
     <w:rPr>
@@ -22822,8 +23776,9 @@
     <w:qFormat/>
     <w:pPr>
       <w:widowControl/>
-      <w:bidi w:val="0"/>
-      <w:spacing w:before="0" w:after="0" w:lineRule="auto" w:line="259"/>
+      <w:suppressAutoHyphens w:val="true"/>
+      <w:bidi w:val="0"/>
+      <w:spacing w:lineRule="auto" w:line="259" w:before="0" w:after="0"/>
       <w:jc w:val="left"/>
     </w:pPr>
     <w:rPr>
@@ -22840,8 +23795,9 @@
     <w:qFormat/>
     <w:pPr>
       <w:widowControl/>
-      <w:bidi w:val="0"/>
-      <w:spacing w:before="0" w:after="0" w:lineRule="auto" w:line="259"/>
+      <w:suppressAutoHyphens w:val="true"/>
+      <w:bidi w:val="0"/>
+      <w:spacing w:lineRule="auto" w:line="259" w:before="0" w:after="0"/>
       <w:jc w:val="left"/>
     </w:pPr>
     <w:rPr>
@@ -22858,8 +23814,9 @@
     <w:qFormat/>
     <w:pPr>
       <w:widowControl/>
-      <w:bidi w:val="0"/>
-      <w:spacing w:before="0" w:after="0" w:lineRule="auto" w:line="259"/>
+      <w:suppressAutoHyphens w:val="true"/>
+      <w:bidi w:val="0"/>
+      <w:spacing w:lineRule="auto" w:line="259" w:before="0" w:after="0"/>
       <w:jc w:val="left"/>
     </w:pPr>
     <w:rPr>
@@ -22876,8 +23833,9 @@
     <w:qFormat/>
     <w:pPr>
       <w:widowControl/>
-      <w:bidi w:val="0"/>
-      <w:spacing w:before="0" w:after="0" w:lineRule="auto" w:line="259"/>
+      <w:suppressAutoHyphens w:val="true"/>
+      <w:bidi w:val="0"/>
+      <w:spacing w:lineRule="auto" w:line="259" w:before="0" w:after="0"/>
       <w:jc w:val="left"/>
     </w:pPr>
     <w:rPr>
@@ -22894,8 +23852,9 @@
     <w:qFormat/>
     <w:pPr>
       <w:widowControl/>
-      <w:bidi w:val="0"/>
-      <w:spacing w:before="0" w:after="0" w:lineRule="auto" w:line="259"/>
+      <w:suppressAutoHyphens w:val="true"/>
+      <w:bidi w:val="0"/>
+      <w:spacing w:lineRule="auto" w:line="259" w:before="0" w:after="0"/>
       <w:jc w:val="left"/>
     </w:pPr>
     <w:rPr>
@@ -22912,8 +23871,9 @@
     <w:qFormat/>
     <w:pPr>
       <w:widowControl/>
-      <w:bidi w:val="0"/>
-      <w:spacing w:before="0" w:after="0" w:lineRule="auto" w:line="259"/>
+      <w:suppressAutoHyphens w:val="true"/>
+      <w:bidi w:val="0"/>
+      <w:spacing w:lineRule="auto" w:line="259" w:before="0" w:after="0"/>
       <w:jc w:val="left"/>
     </w:pPr>
     <w:rPr>
@@ -22930,8 +23890,9 @@
     <w:qFormat/>
     <w:pPr>
       <w:widowControl/>
-      <w:bidi w:val="0"/>
-      <w:spacing w:before="0" w:after="0" w:lineRule="auto" w:line="259"/>
+      <w:suppressAutoHyphens w:val="true"/>
+      <w:bidi w:val="0"/>
+      <w:spacing w:lineRule="auto" w:line="259" w:before="0" w:after="0"/>
       <w:jc w:val="left"/>
     </w:pPr>
     <w:rPr>
@@ -22948,8 +23909,9 @@
     <w:qFormat/>
     <w:pPr>
       <w:widowControl/>
-      <w:bidi w:val="0"/>
-      <w:spacing w:before="0" w:after="0" w:lineRule="auto" w:line="259"/>
+      <w:suppressAutoHyphens w:val="true"/>
+      <w:bidi w:val="0"/>
+      <w:spacing w:lineRule="auto" w:line="259" w:before="0" w:after="0"/>
       <w:jc w:val="left"/>
     </w:pPr>
     <w:rPr>
@@ -22966,8 +23928,9 @@
     <w:qFormat/>
     <w:pPr>
       <w:widowControl/>
-      <w:bidi w:val="0"/>
-      <w:spacing w:before="0" w:after="0" w:lineRule="auto" w:line="259"/>
+      <w:suppressAutoHyphens w:val="true"/>
+      <w:bidi w:val="0"/>
+      <w:spacing w:lineRule="auto" w:line="259" w:before="0" w:after="0"/>
       <w:jc w:val="left"/>
     </w:pPr>
     <w:rPr>
@@ -22984,8 +23947,9 @@
     <w:qFormat/>
     <w:pPr>
       <w:widowControl/>
-      <w:bidi w:val="0"/>
-      <w:spacing w:before="0" w:after="0" w:lineRule="auto" w:line="259"/>
+      <w:suppressAutoHyphens w:val="true"/>
+      <w:bidi w:val="0"/>
+      <w:spacing w:lineRule="auto" w:line="259" w:before="0" w:after="0"/>
       <w:jc w:val="left"/>
     </w:pPr>
     <w:rPr>
@@ -23002,8 +23966,9 @@
     <w:qFormat/>
     <w:pPr>
       <w:widowControl/>
-      <w:bidi w:val="0"/>
-      <w:spacing w:before="0" w:after="0" w:lineRule="auto" w:line="259"/>
+      <w:suppressAutoHyphens w:val="true"/>
+      <w:bidi w:val="0"/>
+      <w:spacing w:lineRule="auto" w:line="259" w:before="0" w:after="0"/>
       <w:jc w:val="left"/>
     </w:pPr>
     <w:rPr>
@@ -23020,8 +23985,9 @@
     <w:qFormat/>
     <w:pPr>
       <w:widowControl/>
-      <w:bidi w:val="0"/>
-      <w:spacing w:before="0" w:after="0" w:lineRule="auto" w:line="259"/>
+      <w:suppressAutoHyphens w:val="true"/>
+      <w:bidi w:val="0"/>
+      <w:spacing w:lineRule="auto" w:line="259" w:before="0" w:after="0"/>
       <w:jc w:val="left"/>
     </w:pPr>
     <w:rPr>
@@ -23038,8 +24004,9 @@
     <w:qFormat/>
     <w:pPr>
       <w:widowControl/>
-      <w:bidi w:val="0"/>
-      <w:spacing w:before="0" w:after="0" w:lineRule="auto" w:line="259"/>
+      <w:suppressAutoHyphens w:val="true"/>
+      <w:bidi w:val="0"/>
+      <w:spacing w:lineRule="auto" w:line="259" w:before="0" w:after="0"/>
       <w:jc w:val="left"/>
     </w:pPr>
     <w:rPr>
@@ -23056,8 +24023,9 @@
     <w:qFormat/>
     <w:pPr>
       <w:widowControl/>
-      <w:bidi w:val="0"/>
-      <w:spacing w:before="0" w:after="0" w:lineRule="auto" w:line="259"/>
+      <w:suppressAutoHyphens w:val="true"/>
+      <w:bidi w:val="0"/>
+      <w:spacing w:lineRule="auto" w:line="259" w:before="0" w:after="0"/>
       <w:jc w:val="left"/>
     </w:pPr>
     <w:rPr>
@@ -23074,8 +24042,9 @@
     <w:qFormat/>
     <w:pPr>
       <w:widowControl/>
-      <w:bidi w:val="0"/>
-      <w:spacing w:before="0" w:after="0" w:lineRule="auto" w:line="259"/>
+      <w:suppressAutoHyphens w:val="true"/>
+      <w:bidi w:val="0"/>
+      <w:spacing w:lineRule="auto" w:line="259" w:before="0" w:after="0"/>
       <w:jc w:val="left"/>
     </w:pPr>
     <w:rPr>
@@ -23092,8 +24061,9 @@
     <w:qFormat/>
     <w:pPr>
       <w:widowControl/>
-      <w:bidi w:val="0"/>
-      <w:spacing w:before="0" w:after="0" w:lineRule="auto" w:line="259"/>
+      <w:suppressAutoHyphens w:val="true"/>
+      <w:bidi w:val="0"/>
+      <w:spacing w:lineRule="auto" w:line="259" w:before="0" w:after="0"/>
       <w:jc w:val="left"/>
     </w:pPr>
     <w:rPr>
@@ -23110,8 +24080,9 @@
     <w:qFormat/>
     <w:pPr>
       <w:widowControl/>
-      <w:bidi w:val="0"/>
-      <w:spacing w:before="0" w:after="0" w:lineRule="auto" w:line="259"/>
+      <w:suppressAutoHyphens w:val="true"/>
+      <w:bidi w:val="0"/>
+      <w:spacing w:lineRule="auto" w:line="259" w:before="0" w:after="0"/>
       <w:jc w:val="left"/>
     </w:pPr>
     <w:rPr>
@@ -23128,8 +24099,9 @@
     <w:qFormat/>
     <w:pPr>
       <w:widowControl/>
-      <w:bidi w:val="0"/>
-      <w:spacing w:before="0" w:after="0" w:lineRule="auto" w:line="259"/>
+      <w:suppressAutoHyphens w:val="true"/>
+      <w:bidi w:val="0"/>
+      <w:spacing w:lineRule="auto" w:line="259" w:before="0" w:after="0"/>
       <w:jc w:val="left"/>
     </w:pPr>
     <w:rPr>
@@ -23146,8 +24118,9 @@
     <w:qFormat/>
     <w:pPr>
       <w:widowControl/>
-      <w:bidi w:val="0"/>
-      <w:spacing w:before="0" w:after="0" w:lineRule="auto" w:line="259"/>
+      <w:suppressAutoHyphens w:val="true"/>
+      <w:bidi w:val="0"/>
+      <w:spacing w:lineRule="auto" w:line="259" w:before="0" w:after="0"/>
       <w:jc w:val="left"/>
     </w:pPr>
     <w:rPr>
@@ -23164,8 +24137,9 @@
     <w:qFormat/>
     <w:pPr>
       <w:widowControl/>
-      <w:bidi w:val="0"/>
-      <w:spacing w:before="0" w:after="0" w:lineRule="auto" w:line="259"/>
+      <w:suppressAutoHyphens w:val="true"/>
+      <w:bidi w:val="0"/>
+      <w:spacing w:lineRule="auto" w:line="259" w:before="0" w:after="0"/>
       <w:jc w:val="left"/>
     </w:pPr>
     <w:rPr>
@@ -23182,8 +24156,9 @@
     <w:qFormat/>
     <w:pPr>
       <w:widowControl/>
-      <w:bidi w:val="0"/>
-      <w:spacing w:before="0" w:after="0" w:lineRule="auto" w:line="259"/>
+      <w:suppressAutoHyphens w:val="true"/>
+      <w:bidi w:val="0"/>
+      <w:spacing w:lineRule="auto" w:line="259" w:before="0" w:after="0"/>
       <w:jc w:val="left"/>
     </w:pPr>
     <w:rPr>
@@ -23200,8 +24175,9 @@
     <w:qFormat/>
     <w:pPr>
       <w:widowControl/>
-      <w:bidi w:val="0"/>
-      <w:spacing w:before="0" w:after="0" w:lineRule="auto" w:line="259"/>
+      <w:suppressAutoHyphens w:val="true"/>
+      <w:bidi w:val="0"/>
+      <w:spacing w:lineRule="auto" w:line="259" w:before="0" w:after="0"/>
       <w:jc w:val="left"/>
     </w:pPr>
     <w:rPr>
@@ -23218,8 +24194,9 @@
     <w:qFormat/>
     <w:pPr>
       <w:widowControl/>
-      <w:bidi w:val="0"/>
-      <w:spacing w:before="0" w:after="0" w:lineRule="auto" w:line="259"/>
+      <w:suppressAutoHyphens w:val="true"/>
+      <w:bidi w:val="0"/>
+      <w:spacing w:lineRule="auto" w:line="259" w:before="0" w:after="0"/>
       <w:jc w:val="left"/>
     </w:pPr>
     <w:rPr>
@@ -23236,8 +24213,9 @@
     <w:qFormat/>
     <w:pPr>
       <w:widowControl/>
-      <w:bidi w:val="0"/>
-      <w:spacing w:before="0" w:after="0" w:lineRule="auto" w:line="259"/>
+      <w:suppressAutoHyphens w:val="true"/>
+      <w:bidi w:val="0"/>
+      <w:spacing w:lineRule="auto" w:line="259" w:before="0" w:after="0"/>
       <w:jc w:val="left"/>
     </w:pPr>
     <w:rPr>
@@ -23254,8 +24232,9 @@
     <w:qFormat/>
     <w:pPr>
       <w:widowControl/>
-      <w:bidi w:val="0"/>
-      <w:spacing w:before="0" w:after="0" w:lineRule="auto" w:line="259"/>
+      <w:suppressAutoHyphens w:val="true"/>
+      <w:bidi w:val="0"/>
+      <w:spacing w:lineRule="auto" w:line="259" w:before="0" w:after="0"/>
       <w:jc w:val="left"/>
     </w:pPr>
     <w:rPr>
@@ -23272,8 +24251,9 @@
     <w:qFormat/>
     <w:pPr>
       <w:widowControl/>
-      <w:bidi w:val="0"/>
-      <w:spacing w:before="0" w:after="0" w:lineRule="auto" w:line="259"/>
+      <w:suppressAutoHyphens w:val="true"/>
+      <w:bidi w:val="0"/>
+      <w:spacing w:lineRule="auto" w:line="259" w:before="0" w:after="0"/>
       <w:jc w:val="left"/>
     </w:pPr>
     <w:rPr>
@@ -23290,8 +24270,9 @@
     <w:qFormat/>
     <w:pPr>
       <w:widowControl/>
-      <w:bidi w:val="0"/>
-      <w:spacing w:before="0" w:after="0" w:lineRule="auto" w:line="259"/>
+      <w:suppressAutoHyphens w:val="true"/>
+      <w:bidi w:val="0"/>
+      <w:spacing w:lineRule="auto" w:line="259" w:before="0" w:after="0"/>
       <w:jc w:val="left"/>
     </w:pPr>
     <w:rPr>
@@ -23308,8 +24289,9 @@
     <w:qFormat/>
     <w:pPr>
       <w:widowControl/>
-      <w:bidi w:val="0"/>
-      <w:spacing w:before="0" w:after="0" w:lineRule="auto" w:line="259"/>
+      <w:suppressAutoHyphens w:val="true"/>
+      <w:bidi w:val="0"/>
+      <w:spacing w:lineRule="auto" w:line="259" w:before="0" w:after="0"/>
       <w:jc w:val="left"/>
     </w:pPr>
     <w:rPr>
@@ -23326,8 +24308,9 @@
     <w:qFormat/>
     <w:pPr>
       <w:widowControl/>
-      <w:bidi w:val="0"/>
-      <w:spacing w:before="0" w:after="0" w:lineRule="auto" w:line="259"/>
+      <w:suppressAutoHyphens w:val="true"/>
+      <w:bidi w:val="0"/>
+      <w:spacing w:lineRule="auto" w:line="259" w:before="0" w:after="0"/>
       <w:jc w:val="left"/>
     </w:pPr>
     <w:rPr>
@@ -23344,8 +24327,9 @@
     <w:qFormat/>
     <w:pPr>
       <w:widowControl/>
-      <w:bidi w:val="0"/>
-      <w:spacing w:before="0" w:after="0" w:lineRule="auto" w:line="259"/>
+      <w:suppressAutoHyphens w:val="true"/>
+      <w:bidi w:val="0"/>
+      <w:spacing w:lineRule="auto" w:line="259" w:before="0" w:after="0"/>
       <w:jc w:val="left"/>
     </w:pPr>
     <w:rPr>
@@ -23362,8 +24346,9 @@
     <w:qFormat/>
     <w:pPr>
       <w:widowControl/>
-      <w:bidi w:val="0"/>
-      <w:spacing w:before="0" w:after="0" w:lineRule="auto" w:line="259"/>
+      <w:suppressAutoHyphens w:val="true"/>
+      <w:bidi w:val="0"/>
+      <w:spacing w:lineRule="auto" w:line="259" w:before="0" w:after="0"/>
       <w:jc w:val="left"/>
     </w:pPr>
     <w:rPr>
@@ -23380,8 +24365,9 @@
     <w:qFormat/>
     <w:pPr>
       <w:widowControl/>
-      <w:bidi w:val="0"/>
-      <w:spacing w:before="0" w:after="0" w:lineRule="auto" w:line="259"/>
+      <w:suppressAutoHyphens w:val="true"/>
+      <w:bidi w:val="0"/>
+      <w:spacing w:lineRule="auto" w:line="259" w:before="0" w:after="0"/>
       <w:jc w:val="left"/>
     </w:pPr>
     <w:rPr>
@@ -23398,8 +24384,9 @@
     <w:qFormat/>
     <w:pPr>
       <w:widowControl/>
-      <w:bidi w:val="0"/>
-      <w:spacing w:before="0" w:after="0" w:lineRule="auto" w:line="259"/>
+      <w:suppressAutoHyphens w:val="true"/>
+      <w:bidi w:val="0"/>
+      <w:spacing w:lineRule="auto" w:line="259" w:before="0" w:after="0"/>
       <w:jc w:val="left"/>
     </w:pPr>
     <w:rPr>
@@ -23416,8 +24403,9 @@
     <w:qFormat/>
     <w:pPr>
       <w:widowControl/>
-      <w:bidi w:val="0"/>
-      <w:spacing w:before="0" w:after="0" w:lineRule="auto" w:line="259"/>
+      <w:suppressAutoHyphens w:val="true"/>
+      <w:bidi w:val="0"/>
+      <w:spacing w:lineRule="auto" w:line="259" w:before="0" w:after="0"/>
       <w:jc w:val="left"/>
     </w:pPr>
     <w:rPr>
@@ -23434,8 +24422,9 @@
     <w:qFormat/>
     <w:pPr>
       <w:widowControl/>
-      <w:bidi w:val="0"/>
-      <w:spacing w:before="0" w:after="0" w:lineRule="auto" w:line="259"/>
+      <w:suppressAutoHyphens w:val="true"/>
+      <w:bidi w:val="0"/>
+      <w:spacing w:lineRule="auto" w:line="259" w:before="0" w:after="0"/>
       <w:jc w:val="left"/>
     </w:pPr>
     <w:rPr>
@@ -23452,8 +24441,9 @@
     <w:qFormat/>
     <w:pPr>
       <w:widowControl/>
-      <w:bidi w:val="0"/>
-      <w:spacing w:before="0" w:after="0" w:lineRule="auto" w:line="259"/>
+      <w:suppressAutoHyphens w:val="true"/>
+      <w:bidi w:val="0"/>
+      <w:spacing w:lineRule="auto" w:line="259" w:before="0" w:after="0"/>
       <w:jc w:val="left"/>
     </w:pPr>
     <w:rPr>
@@ -23470,8 +24460,9 @@
     <w:qFormat/>
     <w:pPr>
       <w:widowControl/>
-      <w:bidi w:val="0"/>
-      <w:spacing w:before="0" w:after="0" w:lineRule="auto" w:line="259"/>
+      <w:suppressAutoHyphens w:val="true"/>
+      <w:bidi w:val="0"/>
+      <w:spacing w:lineRule="auto" w:line="259" w:before="0" w:after="0"/>
       <w:jc w:val="left"/>
     </w:pPr>
     <w:rPr>
@@ -23488,8 +24479,9 @@
     <w:qFormat/>
     <w:pPr>
       <w:widowControl/>
-      <w:bidi w:val="0"/>
-      <w:spacing w:before="0" w:after="0" w:lineRule="auto" w:line="259"/>
+      <w:suppressAutoHyphens w:val="true"/>
+      <w:bidi w:val="0"/>
+      <w:spacing w:lineRule="auto" w:line="259" w:before="0" w:after="0"/>
       <w:jc w:val="left"/>
     </w:pPr>
     <w:rPr>
@@ -23506,8 +24498,9 @@
     <w:qFormat/>
     <w:pPr>
       <w:widowControl/>
-      <w:bidi w:val="0"/>
-      <w:spacing w:before="0" w:after="0" w:lineRule="auto" w:line="259"/>
+      <w:suppressAutoHyphens w:val="true"/>
+      <w:bidi w:val="0"/>
+      <w:spacing w:lineRule="auto" w:line="259" w:before="0" w:after="0"/>
       <w:jc w:val="left"/>
     </w:pPr>
     <w:rPr>
@@ -23524,8 +24517,9 @@
     <w:qFormat/>
     <w:pPr>
       <w:widowControl/>
-      <w:bidi w:val="0"/>
-      <w:spacing w:before="0" w:after="0" w:lineRule="auto" w:line="259"/>
+      <w:suppressAutoHyphens w:val="true"/>
+      <w:bidi w:val="0"/>
+      <w:spacing w:lineRule="auto" w:line="259" w:before="0" w:after="0"/>
       <w:jc w:val="left"/>
     </w:pPr>
     <w:rPr>
@@ -23542,8 +24536,9 @@
     <w:qFormat/>
     <w:pPr>
       <w:widowControl/>
-      <w:bidi w:val="0"/>
-      <w:spacing w:before="0" w:after="0" w:lineRule="auto" w:line="259"/>
+      <w:suppressAutoHyphens w:val="true"/>
+      <w:bidi w:val="0"/>
+      <w:spacing w:lineRule="auto" w:line="259" w:before="0" w:after="0"/>
       <w:jc w:val="left"/>
     </w:pPr>
     <w:rPr>
@@ -23560,8 +24555,9 @@
     <w:qFormat/>
     <w:pPr>
       <w:widowControl/>
-      <w:bidi w:val="0"/>
-      <w:spacing w:before="0" w:after="0" w:lineRule="auto" w:line="259"/>
+      <w:suppressAutoHyphens w:val="true"/>
+      <w:bidi w:val="0"/>
+      <w:spacing w:lineRule="auto" w:line="259" w:before="0" w:after="0"/>
       <w:jc w:val="left"/>
     </w:pPr>
     <w:rPr>
@@ -23578,8 +24574,9 @@
     <w:qFormat/>
     <w:pPr>
       <w:widowControl/>
-      <w:bidi w:val="0"/>
-      <w:spacing w:before="0" w:after="0" w:lineRule="auto" w:line="259"/>
+      <w:suppressAutoHyphens w:val="true"/>
+      <w:bidi w:val="0"/>
+      <w:spacing w:lineRule="auto" w:line="259" w:before="0" w:after="0"/>
       <w:jc w:val="left"/>
     </w:pPr>
     <w:rPr>
@@ -23596,8 +24593,9 @@
     <w:qFormat/>
     <w:pPr>
       <w:widowControl/>
-      <w:bidi w:val="0"/>
-      <w:spacing w:before="0" w:after="0" w:lineRule="auto" w:line="259"/>
+      <w:suppressAutoHyphens w:val="true"/>
+      <w:bidi w:val="0"/>
+      <w:spacing w:lineRule="auto" w:line="259" w:before="0" w:after="0"/>
       <w:jc w:val="left"/>
     </w:pPr>
     <w:rPr>
@@ -23614,8 +24612,9 @@
     <w:qFormat/>
     <w:pPr>
       <w:widowControl/>
-      <w:bidi w:val="0"/>
-      <w:spacing w:before="0" w:after="0" w:lineRule="auto" w:line="259"/>
+      <w:suppressAutoHyphens w:val="true"/>
+      <w:bidi w:val="0"/>
+      <w:spacing w:lineRule="auto" w:line="259" w:before="0" w:after="0"/>
       <w:jc w:val="left"/>
     </w:pPr>
     <w:rPr>
@@ -23632,8 +24631,9 @@
     <w:qFormat/>
     <w:pPr>
       <w:widowControl/>
-      <w:bidi w:val="0"/>
-      <w:spacing w:before="0" w:after="0" w:lineRule="auto" w:line="259"/>
+      <w:suppressAutoHyphens w:val="true"/>
+      <w:bidi w:val="0"/>
+      <w:spacing w:lineRule="auto" w:line="259" w:before="0" w:after="0"/>
       <w:jc w:val="left"/>
     </w:pPr>
     <w:rPr>
@@ -23650,8 +24650,9 @@
     <w:qFormat/>
     <w:pPr>
       <w:widowControl/>
-      <w:bidi w:val="0"/>
-      <w:spacing w:before="0" w:after="0" w:lineRule="auto" w:line="259"/>
+      <w:suppressAutoHyphens w:val="true"/>
+      <w:bidi w:val="0"/>
+      <w:spacing w:lineRule="auto" w:line="259" w:before="0" w:after="0"/>
       <w:jc w:val="left"/>
     </w:pPr>
     <w:rPr>
@@ -23668,8 +24669,9 @@
     <w:qFormat/>
     <w:pPr>
       <w:widowControl/>
-      <w:bidi w:val="0"/>
-      <w:spacing w:before="0" w:after="0" w:lineRule="auto" w:line="259"/>
+      <w:suppressAutoHyphens w:val="true"/>
+      <w:bidi w:val="0"/>
+      <w:spacing w:lineRule="auto" w:line="259" w:before="0" w:after="0"/>
       <w:jc w:val="left"/>
     </w:pPr>
     <w:rPr>
@@ -23686,8 +24688,9 @@
     <w:qFormat/>
     <w:pPr>
       <w:widowControl/>
-      <w:bidi w:val="0"/>
-      <w:spacing w:before="0" w:after="0" w:lineRule="auto" w:line="259"/>
+      <w:suppressAutoHyphens w:val="true"/>
+      <w:bidi w:val="0"/>
+      <w:spacing w:lineRule="auto" w:line="259" w:before="0" w:after="0"/>
       <w:jc w:val="left"/>
     </w:pPr>
     <w:rPr>
@@ -23704,8 +24707,9 @@
     <w:qFormat/>
     <w:pPr>
       <w:widowControl/>
-      <w:bidi w:val="0"/>
-      <w:spacing w:before="0" w:after="0" w:lineRule="auto" w:line="259"/>
+      <w:suppressAutoHyphens w:val="true"/>
+      <w:bidi w:val="0"/>
+      <w:spacing w:lineRule="auto" w:line="259" w:before="0" w:after="0"/>
       <w:jc w:val="left"/>
     </w:pPr>
     <w:rPr>
@@ -23722,8 +24726,9 @@
     <w:qFormat/>
     <w:pPr>
       <w:widowControl/>
-      <w:bidi w:val="0"/>
-      <w:spacing w:before="0" w:after="0" w:lineRule="auto" w:line="259"/>
+      <w:suppressAutoHyphens w:val="true"/>
+      <w:bidi w:val="0"/>
+      <w:spacing w:lineRule="auto" w:line="259" w:before="0" w:after="0"/>
       <w:jc w:val="left"/>
     </w:pPr>
     <w:rPr>
@@ -23740,8 +24745,9 @@
     <w:qFormat/>
     <w:pPr>
       <w:widowControl/>
-      <w:bidi w:val="0"/>
-      <w:spacing w:before="0" w:after="0" w:lineRule="auto" w:line="259"/>
+      <w:suppressAutoHyphens w:val="true"/>
+      <w:bidi w:val="0"/>
+      <w:spacing w:lineRule="auto" w:line="259" w:before="0" w:after="0"/>
       <w:jc w:val="left"/>
     </w:pPr>
     <w:rPr>
@@ -23758,8 +24764,9 @@
     <w:qFormat/>
     <w:pPr>
       <w:widowControl/>
-      <w:bidi w:val="0"/>
-      <w:spacing w:before="0" w:after="0" w:lineRule="auto" w:line="259"/>
+      <w:suppressAutoHyphens w:val="true"/>
+      <w:bidi w:val="0"/>
+      <w:spacing w:lineRule="auto" w:line="259" w:before="0" w:after="0"/>
       <w:jc w:val="left"/>
     </w:pPr>
     <w:rPr>
@@ -23776,8 +24783,9 @@
     <w:qFormat/>
     <w:pPr>
       <w:widowControl/>
-      <w:bidi w:val="0"/>
-      <w:spacing w:before="0" w:after="0" w:lineRule="auto" w:line="259"/>
+      <w:suppressAutoHyphens w:val="true"/>
+      <w:bidi w:val="0"/>
+      <w:spacing w:lineRule="auto" w:line="259" w:before="0" w:after="0"/>
       <w:jc w:val="left"/>
     </w:pPr>
     <w:rPr>
@@ -23794,8 +24802,9 @@
     <w:qFormat/>
     <w:pPr>
       <w:widowControl/>
-      <w:bidi w:val="0"/>
-      <w:spacing w:before="0" w:after="0" w:lineRule="auto" w:line="259"/>
+      <w:suppressAutoHyphens w:val="true"/>
+      <w:bidi w:val="0"/>
+      <w:spacing w:lineRule="auto" w:line="259" w:before="0" w:after="0"/>
       <w:jc w:val="left"/>
     </w:pPr>
     <w:rPr>
@@ -23812,8 +24821,9 @@
     <w:qFormat/>
     <w:pPr>
       <w:widowControl/>
-      <w:bidi w:val="0"/>
-      <w:spacing w:before="0" w:after="0" w:lineRule="auto" w:line="259"/>
+      <w:suppressAutoHyphens w:val="true"/>
+      <w:bidi w:val="0"/>
+      <w:spacing w:lineRule="auto" w:line="259" w:before="0" w:after="0"/>
       <w:jc w:val="left"/>
     </w:pPr>
     <w:rPr>
@@ -23830,8 +24840,9 @@
     <w:qFormat/>
     <w:pPr>
       <w:widowControl/>
-      <w:bidi w:val="0"/>
-      <w:spacing w:before="0" w:after="0" w:lineRule="auto" w:line="259"/>
+      <w:suppressAutoHyphens w:val="true"/>
+      <w:bidi w:val="0"/>
+      <w:spacing w:lineRule="auto" w:line="259" w:before="0" w:after="0"/>
       <w:jc w:val="left"/>
     </w:pPr>
     <w:rPr>
@@ -23848,8 +24859,9 @@
     <w:qFormat/>
     <w:pPr>
       <w:widowControl/>
-      <w:bidi w:val="0"/>
-      <w:spacing w:before="0" w:after="0" w:lineRule="auto" w:line="259"/>
+      <w:suppressAutoHyphens w:val="true"/>
+      <w:bidi w:val="0"/>
+      <w:spacing w:lineRule="auto" w:line="259" w:before="0" w:after="0"/>
       <w:jc w:val="left"/>
     </w:pPr>
     <w:rPr>
@@ -23866,8 +24878,9 @@
     <w:qFormat/>
     <w:pPr>
       <w:widowControl/>
-      <w:bidi w:val="0"/>
-      <w:spacing w:before="0" w:after="0" w:lineRule="auto" w:line="259"/>
+      <w:suppressAutoHyphens w:val="true"/>
+      <w:bidi w:val="0"/>
+      <w:spacing w:lineRule="auto" w:line="259" w:before="0" w:after="0"/>
       <w:jc w:val="left"/>
     </w:pPr>
     <w:rPr>
@@ -23884,8 +24897,9 @@
     <w:qFormat/>
     <w:pPr>
       <w:widowControl/>
-      <w:bidi w:val="0"/>
-      <w:spacing w:before="0" w:after="0" w:lineRule="auto" w:line="259"/>
+      <w:suppressAutoHyphens w:val="true"/>
+      <w:bidi w:val="0"/>
+      <w:spacing w:lineRule="auto" w:line="259" w:before="0" w:after="0"/>
       <w:jc w:val="left"/>
     </w:pPr>
     <w:rPr>
@@ -23902,8 +24916,9 @@
     <w:qFormat/>
     <w:pPr>
       <w:widowControl/>
-      <w:bidi w:val="0"/>
-      <w:spacing w:before="0" w:after="0" w:lineRule="auto" w:line="259"/>
+      <w:suppressAutoHyphens w:val="true"/>
+      <w:bidi w:val="0"/>
+      <w:spacing w:lineRule="auto" w:line="259" w:before="0" w:after="0"/>
       <w:jc w:val="left"/>
     </w:pPr>
     <w:rPr>
@@ -23920,8 +24935,9 @@
     <w:qFormat/>
     <w:pPr>
       <w:widowControl/>
-      <w:bidi w:val="0"/>
-      <w:spacing w:before="0" w:after="0" w:lineRule="auto" w:line="259"/>
+      <w:suppressAutoHyphens w:val="true"/>
+      <w:bidi w:val="0"/>
+      <w:spacing w:lineRule="auto" w:line="259" w:before="0" w:after="0"/>
       <w:jc w:val="left"/>
     </w:pPr>
     <w:rPr>
@@ -23938,8 +24954,9 @@
     <w:qFormat/>
     <w:pPr>
       <w:widowControl/>
-      <w:bidi w:val="0"/>
-      <w:spacing w:before="0" w:after="0" w:lineRule="auto" w:line="259"/>
+      <w:suppressAutoHyphens w:val="true"/>
+      <w:bidi w:val="0"/>
+      <w:spacing w:lineRule="auto" w:line="259" w:before="0" w:after="0"/>
       <w:jc w:val="left"/>
     </w:pPr>
     <w:rPr>
@@ -23956,8 +24973,9 @@
     <w:qFormat/>
     <w:pPr>
       <w:widowControl/>
-      <w:bidi w:val="0"/>
-      <w:spacing w:before="0" w:after="0" w:lineRule="auto" w:line="259"/>
+      <w:suppressAutoHyphens w:val="true"/>
+      <w:bidi w:val="0"/>
+      <w:spacing w:lineRule="auto" w:line="259" w:before="0" w:after="0"/>
       <w:jc w:val="left"/>
     </w:pPr>
     <w:rPr>
@@ -23974,8 +24992,9 @@
     <w:qFormat/>
     <w:pPr>
       <w:widowControl/>
-      <w:bidi w:val="0"/>
-      <w:spacing w:before="0" w:after="0" w:lineRule="auto" w:line="259"/>
+      <w:suppressAutoHyphens w:val="true"/>
+      <w:bidi w:val="0"/>
+      <w:spacing w:lineRule="auto" w:line="259" w:before="0" w:after="0"/>
       <w:jc w:val="left"/>
     </w:pPr>
     <w:rPr>
@@ -23992,8 +25011,9 @@
     <w:qFormat/>
     <w:pPr>
       <w:widowControl/>
-      <w:bidi w:val="0"/>
-      <w:spacing w:before="0" w:after="0" w:lineRule="auto" w:line="259"/>
+      <w:suppressAutoHyphens w:val="true"/>
+      <w:bidi w:val="0"/>
+      <w:spacing w:lineRule="auto" w:line="259" w:before="0" w:after="0"/>
       <w:jc w:val="left"/>
     </w:pPr>
     <w:rPr>
@@ -24010,8 +25030,9 @@
     <w:qFormat/>
     <w:pPr>
       <w:widowControl/>
-      <w:bidi w:val="0"/>
-      <w:spacing w:before="0" w:after="0" w:lineRule="auto" w:line="259"/>
+      <w:suppressAutoHyphens w:val="true"/>
+      <w:bidi w:val="0"/>
+      <w:spacing w:lineRule="auto" w:line="259" w:before="0" w:after="0"/>
       <w:jc w:val="left"/>
     </w:pPr>
     <w:rPr>
@@ -24028,8 +25049,9 @@
     <w:qFormat/>
     <w:pPr>
       <w:widowControl/>
-      <w:bidi w:val="0"/>
-      <w:spacing w:before="0" w:after="0" w:lineRule="auto" w:line="259"/>
+      <w:suppressAutoHyphens w:val="true"/>
+      <w:bidi w:val="0"/>
+      <w:spacing w:lineRule="auto" w:line="259" w:before="0" w:after="0"/>
       <w:jc w:val="left"/>
     </w:pPr>
     <w:rPr>
@@ -24046,8 +25068,9 @@
     <w:qFormat/>
     <w:pPr>
       <w:widowControl/>
-      <w:bidi w:val="0"/>
-      <w:spacing w:before="0" w:after="0" w:lineRule="auto" w:line="259"/>
+      <w:suppressAutoHyphens w:val="true"/>
+      <w:bidi w:val="0"/>
+      <w:spacing w:lineRule="auto" w:line="259" w:before="0" w:after="0"/>
       <w:jc w:val="left"/>
     </w:pPr>
     <w:rPr>
@@ -24064,8 +25087,9 @@
     <w:qFormat/>
     <w:pPr>
       <w:widowControl/>
-      <w:bidi w:val="0"/>
-      <w:spacing w:before="0" w:after="0" w:lineRule="auto" w:line="259"/>
+      <w:suppressAutoHyphens w:val="true"/>
+      <w:bidi w:val="0"/>
+      <w:spacing w:lineRule="auto" w:line="259" w:before="0" w:after="0"/>
       <w:jc w:val="left"/>
     </w:pPr>
     <w:rPr>
@@ -24082,8 +25106,9 @@
     <w:qFormat/>
     <w:pPr>
       <w:widowControl/>
-      <w:bidi w:val="0"/>
-      <w:spacing w:before="0" w:after="0" w:lineRule="auto" w:line="259"/>
+      <w:suppressAutoHyphens w:val="true"/>
+      <w:bidi w:val="0"/>
+      <w:spacing w:lineRule="auto" w:line="259" w:before="0" w:after="0"/>
       <w:jc w:val="left"/>
     </w:pPr>
     <w:rPr>
@@ -24100,8 +25125,9 @@
     <w:qFormat/>
     <w:pPr>
       <w:widowControl/>
-      <w:bidi w:val="0"/>
-      <w:spacing w:before="0" w:after="0" w:lineRule="auto" w:line="259"/>
+      <w:suppressAutoHyphens w:val="true"/>
+      <w:bidi w:val="0"/>
+      <w:spacing w:lineRule="auto" w:line="259" w:before="0" w:after="0"/>
       <w:jc w:val="left"/>
     </w:pPr>
     <w:rPr>
@@ -24118,8 +25144,9 @@
     <w:qFormat/>
     <w:pPr>
       <w:widowControl/>
-      <w:bidi w:val="0"/>
-      <w:spacing w:before="0" w:after="0" w:lineRule="auto" w:line="259"/>
+      <w:suppressAutoHyphens w:val="true"/>
+      <w:bidi w:val="0"/>
+      <w:spacing w:lineRule="auto" w:line="259" w:before="0" w:after="0"/>
       <w:jc w:val="left"/>
     </w:pPr>
     <w:rPr>
@@ -24136,8 +25163,9 @@
     <w:qFormat/>
     <w:pPr>
       <w:widowControl/>
-      <w:bidi w:val="0"/>
-      <w:spacing w:before="0" w:after="0" w:lineRule="auto" w:line="259"/>
+      <w:suppressAutoHyphens w:val="true"/>
+      <w:bidi w:val="0"/>
+      <w:spacing w:lineRule="auto" w:line="259" w:before="0" w:after="0"/>
       <w:jc w:val="left"/>
     </w:pPr>
     <w:rPr>
@@ -24154,8 +25182,9 @@
     <w:qFormat/>
     <w:pPr>
       <w:widowControl/>
-      <w:bidi w:val="0"/>
-      <w:spacing w:before="0" w:after="0" w:lineRule="auto" w:line="259"/>
+      <w:suppressAutoHyphens w:val="true"/>
+      <w:bidi w:val="0"/>
+      <w:spacing w:lineRule="auto" w:line="259" w:before="0" w:after="0"/>
       <w:jc w:val="left"/>
     </w:pPr>
     <w:rPr>
@@ -24172,8 +25201,9 @@
     <w:qFormat/>
     <w:pPr>
       <w:widowControl/>
-      <w:bidi w:val="0"/>
-      <w:spacing w:before="0" w:after="0" w:lineRule="auto" w:line="259"/>
+      <w:suppressAutoHyphens w:val="true"/>
+      <w:bidi w:val="0"/>
+      <w:spacing w:lineRule="auto" w:line="259" w:before="0" w:after="0"/>
       <w:jc w:val="left"/>
     </w:pPr>
     <w:rPr>
@@ -24190,8 +25220,9 @@
     <w:qFormat/>
     <w:pPr>
       <w:widowControl/>
-      <w:bidi w:val="0"/>
-      <w:spacing w:before="0" w:after="0" w:lineRule="auto" w:line="259"/>
+      <w:suppressAutoHyphens w:val="true"/>
+      <w:bidi w:val="0"/>
+      <w:spacing w:lineRule="auto" w:line="259" w:before="0" w:after="0"/>
       <w:jc w:val="left"/>
     </w:pPr>
     <w:rPr>
@@ -24208,8 +25239,9 @@
     <w:qFormat/>
     <w:pPr>
       <w:widowControl/>
-      <w:bidi w:val="0"/>
-      <w:spacing w:before="0" w:after="0" w:lineRule="auto" w:line="259"/>
+      <w:suppressAutoHyphens w:val="true"/>
+      <w:bidi w:val="0"/>
+      <w:spacing w:lineRule="auto" w:line="259" w:before="0" w:after="0"/>
       <w:jc w:val="left"/>
     </w:pPr>
     <w:rPr>
@@ -24226,8 +25258,9 @@
     <w:qFormat/>
     <w:pPr>
       <w:widowControl/>
-      <w:bidi w:val="0"/>
-      <w:spacing w:before="0" w:after="0" w:lineRule="auto" w:line="259"/>
+      <w:suppressAutoHyphens w:val="true"/>
+      <w:bidi w:val="0"/>
+      <w:spacing w:lineRule="auto" w:line="259" w:before="0" w:after="0"/>
       <w:jc w:val="left"/>
     </w:pPr>
     <w:rPr>
@@ -24244,8 +25277,9 @@
     <w:qFormat/>
     <w:pPr>
       <w:widowControl/>
-      <w:bidi w:val="0"/>
-      <w:spacing w:before="0" w:after="0" w:lineRule="auto" w:line="259"/>
+      <w:suppressAutoHyphens w:val="true"/>
+      <w:bidi w:val="0"/>
+      <w:spacing w:lineRule="auto" w:line="259" w:before="0" w:after="0"/>
       <w:jc w:val="left"/>
     </w:pPr>
     <w:rPr>
@@ -24262,8 +25296,9 @@
     <w:qFormat/>
     <w:pPr>
       <w:widowControl/>
-      <w:bidi w:val="0"/>
-      <w:spacing w:before="0" w:after="0" w:lineRule="auto" w:line="259"/>
+      <w:suppressAutoHyphens w:val="true"/>
+      <w:bidi w:val="0"/>
+      <w:spacing w:lineRule="auto" w:line="259" w:before="0" w:after="0"/>
       <w:jc w:val="left"/>
     </w:pPr>
     <w:rPr>
@@ -24280,8 +25315,9 @@
     <w:qFormat/>
     <w:pPr>
       <w:widowControl/>
-      <w:bidi w:val="0"/>
-      <w:spacing w:before="0" w:after="0" w:lineRule="auto" w:line="259"/>
+      <w:suppressAutoHyphens w:val="true"/>
+      <w:bidi w:val="0"/>
+      <w:spacing w:lineRule="auto" w:line="259" w:before="0" w:after="0"/>
       <w:jc w:val="left"/>
     </w:pPr>
     <w:rPr>
@@ -24298,8 +25334,9 @@
     <w:qFormat/>
     <w:pPr>
       <w:widowControl/>
-      <w:bidi w:val="0"/>
-      <w:spacing w:before="0" w:after="0" w:lineRule="auto" w:line="259"/>
+      <w:suppressAutoHyphens w:val="true"/>
+      <w:bidi w:val="0"/>
+      <w:spacing w:lineRule="auto" w:line="259" w:before="0" w:after="0"/>
       <w:jc w:val="left"/>
     </w:pPr>
     <w:rPr>
@@ -24316,8 +25353,9 @@
     <w:qFormat/>
     <w:pPr>
       <w:widowControl/>
-      <w:bidi w:val="0"/>
-      <w:spacing w:before="0" w:after="0" w:lineRule="auto" w:line="259"/>
+      <w:suppressAutoHyphens w:val="true"/>
+      <w:bidi w:val="0"/>
+      <w:spacing w:lineRule="auto" w:line="259" w:before="0" w:after="0"/>
       <w:jc w:val="left"/>
     </w:pPr>
     <w:rPr>
@@ -24334,8 +25372,9 @@
     <w:qFormat/>
     <w:pPr>
       <w:widowControl/>
-      <w:bidi w:val="0"/>
-      <w:spacing w:before="0" w:after="0" w:lineRule="auto" w:line="259"/>
+      <w:suppressAutoHyphens w:val="true"/>
+      <w:bidi w:val="0"/>
+      <w:spacing w:lineRule="auto" w:line="259" w:before="0" w:after="0"/>
       <w:jc w:val="left"/>
     </w:pPr>
     <w:rPr>
@@ -24352,8 +25391,9 @@
     <w:qFormat/>
     <w:pPr>
       <w:widowControl/>
-      <w:bidi w:val="0"/>
-      <w:spacing w:before="0" w:after="0" w:lineRule="auto" w:line="259"/>
+      <w:suppressAutoHyphens w:val="true"/>
+      <w:bidi w:val="0"/>
+      <w:spacing w:lineRule="auto" w:line="259" w:before="0" w:after="0"/>
       <w:jc w:val="left"/>
     </w:pPr>
     <w:rPr>
@@ -24370,8 +25410,9 @@
     <w:qFormat/>
     <w:pPr>
       <w:widowControl/>
-      <w:bidi w:val="0"/>
-      <w:spacing w:before="0" w:after="0" w:lineRule="auto" w:line="259"/>
+      <w:suppressAutoHyphens w:val="true"/>
+      <w:bidi w:val="0"/>
+      <w:spacing w:lineRule="auto" w:line="259" w:before="0" w:after="0"/>
       <w:jc w:val="left"/>
     </w:pPr>
     <w:rPr>
@@ -24388,8 +25429,9 @@
     <w:qFormat/>
     <w:pPr>
       <w:widowControl/>
-      <w:bidi w:val="0"/>
-      <w:spacing w:before="0" w:after="0" w:lineRule="auto" w:line="259"/>
+      <w:suppressAutoHyphens w:val="true"/>
+      <w:bidi w:val="0"/>
+      <w:spacing w:lineRule="auto" w:line="259" w:before="0" w:after="0"/>
       <w:jc w:val="left"/>
     </w:pPr>
     <w:rPr>
@@ -24406,8 +25448,9 @@
     <w:qFormat/>
     <w:pPr>
       <w:widowControl/>
-      <w:bidi w:val="0"/>
-      <w:spacing w:before="0" w:after="0" w:lineRule="auto" w:line="259"/>
+      <w:suppressAutoHyphens w:val="true"/>
+      <w:bidi w:val="0"/>
+      <w:spacing w:lineRule="auto" w:line="259" w:before="0" w:after="0"/>
       <w:jc w:val="left"/>
     </w:pPr>
     <w:rPr>
@@ -24424,8 +25467,9 @@
     <w:qFormat/>
     <w:pPr>
       <w:widowControl/>
-      <w:bidi w:val="0"/>
-      <w:spacing w:before="0" w:after="0" w:lineRule="auto" w:line="259"/>
+      <w:suppressAutoHyphens w:val="true"/>
+      <w:bidi w:val="0"/>
+      <w:spacing w:lineRule="auto" w:line="259" w:before="0" w:after="0"/>
       <w:jc w:val="left"/>
     </w:pPr>
     <w:rPr>
@@ -24442,8 +25486,9 @@
     <w:qFormat/>
     <w:pPr>
       <w:widowControl/>
-      <w:bidi w:val="0"/>
-      <w:spacing w:before="0" w:after="0" w:lineRule="auto" w:line="259"/>
+      <w:suppressAutoHyphens w:val="true"/>
+      <w:bidi w:val="0"/>
+      <w:spacing w:lineRule="auto" w:line="259" w:before="0" w:after="0"/>
       <w:jc w:val="left"/>
     </w:pPr>
     <w:rPr>
@@ -24460,8 +25505,9 @@
     <w:qFormat/>
     <w:pPr>
       <w:widowControl/>
-      <w:bidi w:val="0"/>
-      <w:spacing w:before="0" w:after="0" w:lineRule="auto" w:line="259"/>
+      <w:suppressAutoHyphens w:val="true"/>
+      <w:bidi w:val="0"/>
+      <w:spacing w:lineRule="auto" w:line="259" w:before="0" w:after="0"/>
       <w:jc w:val="left"/>
     </w:pPr>
     <w:rPr>
@@ -24478,8 +25524,9 @@
     <w:qFormat/>
     <w:pPr>
       <w:widowControl/>
-      <w:bidi w:val="0"/>
-      <w:spacing w:before="0" w:after="0" w:lineRule="auto" w:line="259"/>
+      <w:suppressAutoHyphens w:val="true"/>
+      <w:bidi w:val="0"/>
+      <w:spacing w:lineRule="auto" w:line="259" w:before="0" w:after="0"/>
       <w:jc w:val="left"/>
     </w:pPr>
     <w:rPr>
@@ -24496,8 +25543,9 @@
     <w:qFormat/>
     <w:pPr>
       <w:widowControl/>
-      <w:bidi w:val="0"/>
-      <w:spacing w:before="0" w:after="0" w:lineRule="auto" w:line="259"/>
+      <w:suppressAutoHyphens w:val="true"/>
+      <w:bidi w:val="0"/>
+      <w:spacing w:lineRule="auto" w:line="259" w:before="0" w:after="0"/>
       <w:jc w:val="left"/>
     </w:pPr>
     <w:rPr>
@@ -24514,8 +25562,9 @@
     <w:qFormat/>
     <w:pPr>
       <w:widowControl/>
-      <w:bidi w:val="0"/>
-      <w:spacing w:before="0" w:after="0" w:lineRule="auto" w:line="259"/>
+      <w:suppressAutoHyphens w:val="true"/>
+      <w:bidi w:val="0"/>
+      <w:spacing w:lineRule="auto" w:line="259" w:before="0" w:after="0"/>
       <w:jc w:val="left"/>
     </w:pPr>
     <w:rPr>
@@ -24532,8 +25581,9 @@
     <w:qFormat/>
     <w:pPr>
       <w:widowControl/>
-      <w:bidi w:val="0"/>
-      <w:spacing w:before="0" w:after="0" w:lineRule="auto" w:line="259"/>
+      <w:suppressAutoHyphens w:val="true"/>
+      <w:bidi w:val="0"/>
+      <w:spacing w:lineRule="auto" w:line="259" w:before="0" w:after="0"/>
       <w:jc w:val="left"/>
     </w:pPr>
     <w:rPr>
@@ -24550,8 +25600,9 @@
     <w:qFormat/>
     <w:pPr>
       <w:widowControl/>
-      <w:bidi w:val="0"/>
-      <w:spacing w:before="0" w:after="0" w:lineRule="auto" w:line="259"/>
+      <w:suppressAutoHyphens w:val="true"/>
+      <w:bidi w:val="0"/>
+      <w:spacing w:lineRule="auto" w:line="259" w:before="0" w:after="0"/>
       <w:jc w:val="left"/>
     </w:pPr>
     <w:rPr>
@@ -24568,8 +25619,9 @@
     <w:qFormat/>
     <w:pPr>
       <w:widowControl/>
-      <w:bidi w:val="0"/>
-      <w:spacing w:before="0" w:after="0" w:lineRule="auto" w:line="259"/>
+      <w:suppressAutoHyphens w:val="true"/>
+      <w:bidi w:val="0"/>
+      <w:spacing w:lineRule="auto" w:line="259" w:before="0" w:after="0"/>
       <w:jc w:val="left"/>
     </w:pPr>
     <w:rPr>
@@ -24586,8 +25638,9 @@
     <w:qFormat/>
     <w:pPr>
       <w:widowControl/>
-      <w:bidi w:val="0"/>
-      <w:spacing w:before="0" w:after="0" w:lineRule="auto" w:line="259"/>
+      <w:suppressAutoHyphens w:val="true"/>
+      <w:bidi w:val="0"/>
+      <w:spacing w:lineRule="auto" w:line="259" w:before="0" w:after="0"/>
       <w:jc w:val="left"/>
     </w:pPr>
     <w:rPr>
@@ -24604,8 +25657,9 @@
     <w:qFormat/>
     <w:pPr>
       <w:widowControl/>
-      <w:bidi w:val="0"/>
-      <w:spacing w:before="0" w:after="0" w:lineRule="auto" w:line="259"/>
+      <w:suppressAutoHyphens w:val="true"/>
+      <w:bidi w:val="0"/>
+      <w:spacing w:lineRule="auto" w:line="259" w:before="0" w:after="0"/>
       <w:jc w:val="left"/>
     </w:pPr>
     <w:rPr>
@@ -24622,8 +25676,9 @@
     <w:qFormat/>
     <w:pPr>
       <w:widowControl/>
-      <w:bidi w:val="0"/>
-      <w:spacing w:before="0" w:after="0" w:lineRule="auto" w:line="259"/>
+      <w:suppressAutoHyphens w:val="true"/>
+      <w:bidi w:val="0"/>
+      <w:spacing w:lineRule="auto" w:line="259" w:before="0" w:after="0"/>
       <w:jc w:val="left"/>
     </w:pPr>
     <w:rPr>
@@ -24641,8 +25696,9 @@
     <w:qFormat/>
     <w:pPr>
       <w:widowControl/>
-      <w:bidi w:val="0"/>
-      <w:spacing w:before="0" w:after="0" w:lineRule="auto" w:line="259"/>
+      <w:suppressAutoHyphens w:val="true"/>
+      <w:bidi w:val="0"/>
+      <w:spacing w:lineRule="auto" w:line="259" w:before="0" w:after="0"/>
       <w:jc w:val="left"/>
     </w:pPr>
     <w:rPr>
@@ -24659,8 +25715,9 @@
     <w:qFormat/>
     <w:pPr>
       <w:widowControl/>
-      <w:bidi w:val="0"/>
-      <w:spacing w:before="0" w:after="0" w:lineRule="auto" w:line="259"/>
+      <w:suppressAutoHyphens w:val="true"/>
+      <w:bidi w:val="0"/>
+      <w:spacing w:lineRule="auto" w:line="259" w:before="0" w:after="0"/>
       <w:jc w:val="left"/>
     </w:pPr>
     <w:rPr>
@@ -24678,6 +25735,7 @@
     <w:qFormat/>
     <w:pPr>
       <w:widowControl/>
+      <w:suppressAutoHyphens w:val="true"/>
       <w:bidi w:val="0"/>
       <w:spacing w:lineRule="auto" w:line="240" w:before="494" w:after="494"/>
       <w:jc w:val="left"/>
@@ -24696,6 +25754,7 @@
     <w:qFormat/>
     <w:pPr>
       <w:widowControl/>
+      <w:suppressAutoHyphens w:val="true"/>
       <w:bidi w:val="0"/>
       <w:spacing w:lineRule="auto" w:line="240" w:before="0" w:after="0"/>
       <w:ind w:firstLine="1000"/>
@@ -24711,7 +25770,30 @@
       <w:lang w:val="ru-RU" w:eastAsia="en-US" w:bidi="ar-SA"/>
     </w:rPr>
   </w:style>
-  <w:style w:type="numbering" w:styleId="Style44" w:default="1">
+  <w:style w:type="paragraph" w:styleId="Style44">
+    <w:name w:val="Содержимое таблицы"/>
+    <w:basedOn w:val="Normal"/>
+    <w:qFormat/>
+    <w:pPr>
+      <w:widowControl w:val="false"/>
+      <w:suppressLineNumbers/>
+    </w:pPr>
+    <w:rPr/>
+  </w:style>
+  <w:style w:type="paragraph" w:styleId="Style45">
+    <w:name w:val="Заголовок таблицы"/>
+    <w:basedOn w:val="Style44"/>
+    <w:qFormat/>
+    <w:pPr>
+      <w:suppressLineNumbers/>
+      <w:jc w:val="center"/>
+    </w:pPr>
+    <w:rPr>
+      <w:b/>
+      <w:bCs/>
+    </w:rPr>
+  </w:style>
+  <w:style w:type="numbering" w:styleId="Style46" w:default="1">
     <w:name w:val="Без списка"/>
     <w:uiPriority w:val="99"/>
     <w:semiHidden/>
